--- a/cv/final_cv/desarrolladorJuniorBI/Juan Carlos Rivera Gonzalez - CV_generado.docx
+++ b/cv/final_cv/desarrolladorJuniorBI/Juan Carlos Rivera Gonzalez - CV_generado.docx
@@ -37,18 +37,8 @@
           <w:bCs/>
           <w:lang w:val="es-MX"/>
         </w:rPr>
-        <w:t>Ingeniero de Datos BI Junior</w:t>
+        <w:t>Desarrollador Junior BI</w:t>
       </w:r>
-    </w:p>
-    <w:p>
-      <w:pPr>
-        <w:pStyle w:val="Title"/>
-        <w:rPr>
-          <w:b/>
-          <w:bCs/>
-          <w:lang w:val="es-MX"/>
-        </w:rPr>
-      </w:pPr>
     </w:p>
     <w:p>
       <w:pPr>
@@ -62,44 +52,17 @@
           <w:lang w:val="es-MX"/>
         </w:rPr>
       </w:pPr>
-      <w:r>
+    </w:p>
+    <w:p>
+      <w:pPr>
+        <w:pStyle w:val="Title"/>
+        <w:jc w:val="left"/>
         <w:rPr>
           <w:b/>
           <w:bCs/>
           <w:sz w:val="18"/>
           <w:szCs w:val="18"/>
           <w:lang w:val="es-MX"/>
-        </w:rPr>
-        <w:t>Folio</w:t>
-      </w:r>
-      <w:r>
-        <w:rPr>
-          <w:b/>
-          <w:bCs/>
-          <w:sz w:val="18"/>
-          <w:szCs w:val="18"/>
-          <w:lang w:val="es-MX"/>
-        </w:rPr>
-        <w:t xml:space="preserve">: </w:t>
-      </w:r>
-      <w:r>
-        <w:rPr>
-          <w:b/>
-          <w:bCs/>
-          <w:sz w:val="18"/>
-          <w:szCs w:val="18"/>
-          <w:lang w:val="es-MX"/>
-        </w:rPr>
-        <w:t>-</w:t>
-      </w:r>
-    </w:p>
-    <w:p>
-      <w:pPr>
-        <w:rPr>
-          <w:rFonts w:ascii="Arial" w:hAnsi="Arial" w:cs="Arial"/>
-          <w:bCs/>
-          <w:sz w:val="18"/>
-          <w:szCs w:val="18"/>
         </w:rPr>
       </w:pPr>
     </w:p>
@@ -131,7 +94,7 @@
           <w:szCs w:val="18"/>
           <w:u w:val="single"/>
         </w:rPr>
-        <w:t>RESUMEN PROFESIONAL</w:t>
+        <w:t>FUNCIONES</w:t>
       </w:r>
     </w:p>
     <w:p>
@@ -191,8 +154,9 @@
                 <w:szCs w:val="18"/>
                 <w:lang w:val="es-MX" w:eastAsia="es-ES"/>
               </w:rPr>
-              <w:t>Con más de diez años de experiencia en visualización de datos y analítica de negocio.</w:t>
-            </w:r>
+              <w:t xml:space="preserve">Desarrollo e implemento sistemas mediante el uso de lenguajes de programación, realizando su puesta a punto para asegurar su correcto funcionamiento. Cuento con experiencia en bases de datos relacionales y no relacionales, así como en técnicas de diseño para el modelado de datos. Además, participo en el desarrollo, mantenimiento y soporte de procesos Extraer, Transformar y Cargar (ETL) (Extraer, Transformar y Cargar (ETL)) y utilizo herramientas de </w:t>
+            </w:r>
+            <w:proofErr w:type="gramStart"/>
             <w:r>
               <w:rPr>
                 <w:rFonts w:ascii="Arial" w:eastAsia="Times New Roman" w:hAnsi="Arial" w:cs="Arial"/>
@@ -201,9 +165,9 @@
                 <w:szCs w:val="18"/>
                 <w:lang w:val="es-MX" w:eastAsia="es-ES"/>
               </w:rPr>
-              <w:br/>
-              <w:t>Participación en desarrollo y automatización de dashboards y soluciones de consumo de datos.</w:t>
-            </w:r>
+              <w:t xml:space="preserve">Business </w:t>
+            </w:r>
+            <w:proofErr w:type="spellStart"/>
             <w:r>
               <w:rPr>
                 <w:rFonts w:ascii="Arial" w:eastAsia="Times New Roman" w:hAnsi="Arial" w:cs="Arial"/>
@@ -212,9 +176,10 @@
                 <w:szCs w:val="18"/>
                 <w:lang w:val="es-MX" w:eastAsia="es-ES"/>
               </w:rPr>
-              <w:br/>
-              <w:t>Experiencia en modelado de datos, procesos ETL y manejo de bases de datos relacionales y servidores BI.</w:t>
-            </w:r>
+              <w:t>Intelligence</w:t>
+            </w:r>
+            <w:proofErr w:type="spellEnd"/>
+            <w:proofErr w:type="gramEnd"/>
             <w:r>
               <w:rPr>
                 <w:rFonts w:ascii="Arial" w:eastAsia="Times New Roman" w:hAnsi="Arial" w:cs="Arial"/>
@@ -223,9 +188,9 @@
                 <w:szCs w:val="18"/>
                 <w:lang w:val="es-MX" w:eastAsia="es-ES"/>
               </w:rPr>
-              <w:br/>
-              <w:t>Enfoque en ejecución, cumplimiento de entregables y trabajo colaborativo en equipos técnicos.</w:t>
-            </w:r>
+              <w:t xml:space="preserve"> como </w:t>
+            </w:r>
+            <w:proofErr w:type="spellStart"/>
             <w:r>
               <w:rPr>
                 <w:rFonts w:ascii="Arial" w:eastAsia="Times New Roman" w:hAnsi="Arial" w:cs="Arial"/>
@@ -234,8 +199,9 @@
                 <w:szCs w:val="18"/>
                 <w:lang w:val="es-MX" w:eastAsia="es-ES"/>
               </w:rPr>
-              <w:br/>
-            </w:r>
+              <w:t>Databricks</w:t>
+            </w:r>
+            <w:proofErr w:type="spellEnd"/>
             <w:r>
               <w:rPr>
                 <w:rFonts w:ascii="Arial" w:eastAsia="Times New Roman" w:hAnsi="Arial" w:cs="Arial"/>
@@ -244,9 +210,9 @@
                 <w:szCs w:val="18"/>
                 <w:lang w:val="es-MX" w:eastAsia="es-ES"/>
               </w:rPr>
-              <w:br/>
-              <w:t>Capacidad para construir componentes semánticos y publicar fuentes para consumo analítico.</w:t>
-            </w:r>
+              <w:t xml:space="preserve"> y </w:t>
+            </w:r>
+            <w:proofErr w:type="spellStart"/>
             <w:r>
               <w:rPr>
                 <w:rFonts w:ascii="Arial" w:eastAsia="Times New Roman" w:hAnsi="Arial" w:cs="Arial"/>
@@ -255,9 +221,9 @@
                 <w:szCs w:val="18"/>
                 <w:lang w:val="es-MX" w:eastAsia="es-ES"/>
               </w:rPr>
-              <w:br/>
-              <w:t>Participación en levantamiento de requerimientos, documentación y aseguramiento de calidad de datos.</w:t>
-            </w:r>
+              <w:t>Fabric</w:t>
+            </w:r>
+            <w:proofErr w:type="spellEnd"/>
             <w:r>
               <w:rPr>
                 <w:rFonts w:ascii="Arial" w:eastAsia="Times New Roman" w:hAnsi="Arial" w:cs="Arial"/>
@@ -266,8 +232,7 @@
                 <w:szCs w:val="18"/>
                 <w:lang w:val="es-MX" w:eastAsia="es-ES"/>
               </w:rPr>
-              <w:br/>
-              <w:t>Trabajo con herramientas de visualización, flujos ETL y administración de servidores BI.</w:t>
+              <w:t>.</w:t>
             </w:r>
             <w:r>
               <w:rPr>
@@ -278,7 +243,355 @@
                 <w:lang w:val="es-MX" w:eastAsia="es-ES"/>
               </w:rPr>
               <w:br/>
-              <w:t>Perfil orientado a la implementación y operación de soluciones analíticas.</w:t>
+              <w:t>Me dedico al desarrollo y soporte de procesos Extraer, Transformar y Cargar (ETL) y a la implementación de capas semánticas y flujos de consumo que entregan datos fiables y actualizados para apoyar la toma de decisiones. Me concentro en documentar soluciones, automatizar cargas y asegurar la continuidad operativa, colaborando con equipos multidisciplinarios y aplicando buenas prácticas para mantener la calidad de los entregables.</w:t>
+            </w:r>
+          </w:p>
+        </w:tc>
+      </w:tr>
+    </w:tbl>
+    <w:p>
+      <w:pPr>
+        <w:rPr>
+          <w:rFonts w:ascii="Arial" w:hAnsi="Arial" w:cs="Arial"/>
+          <w:bCs/>
+          <w:sz w:val="18"/>
+          <w:szCs w:val="18"/>
+        </w:rPr>
+      </w:pPr>
+    </w:p>
+    <w:p>
+      <w:pPr>
+        <w:rPr>
+          <w:rFonts w:ascii="Arial" w:hAnsi="Arial" w:cs="Arial"/>
+          <w:b/>
+          <w:sz w:val="18"/>
+          <w:szCs w:val="18"/>
+          <w:u w:val="single"/>
+        </w:rPr>
+      </w:pPr>
+    </w:p>
+    <w:p>
+      <w:pPr>
+        <w:rPr>
+          <w:rFonts w:ascii="Arial" w:hAnsi="Arial" w:cs="Arial"/>
+          <w:b/>
+          <w:sz w:val="18"/>
+          <w:szCs w:val="18"/>
+          <w:u w:val="single"/>
+        </w:rPr>
+      </w:pPr>
+      <w:r>
+        <w:rPr>
+          <w:rFonts w:ascii="Arial" w:hAnsi="Arial" w:cs="Arial"/>
+          <w:b/>
+          <w:sz w:val="18"/>
+          <w:szCs w:val="18"/>
+          <w:u w:val="single"/>
+        </w:rPr>
+        <w:t>EXPERIENCIA</w:t>
+      </w:r>
+      <w:r>
+        <w:rPr>
+          <w:rFonts w:ascii="Arial" w:hAnsi="Arial" w:cs="Arial"/>
+          <w:b/>
+          <w:sz w:val="18"/>
+          <w:szCs w:val="18"/>
+          <w:u w:val="single"/>
+        </w:rPr>
+        <w:t xml:space="preserve"> PROFESIONAL</w:t>
+      </w:r>
+    </w:p>
+    <w:p>
+      <w:pPr>
+        <w:rPr>
+          <w:rFonts w:ascii="Arial" w:hAnsi="Arial" w:cs="Arial"/>
+          <w:bCs/>
+          <w:sz w:val="18"/>
+          <w:szCs w:val="18"/>
+        </w:rPr>
+      </w:pPr>
+    </w:p>
+    <w:tbl>
+      <w:tblPr>
+        <w:tblW w:w="0" w:type="auto"/>
+        <w:tblInd w:w="-75" w:type="dxa"/>
+        <w:tblBorders>
+          <w:top w:val="single" w:sz="4" w:space="0" w:color="auto"/>
+          <w:left w:val="single" w:sz="4" w:space="0" w:color="auto"/>
+          <w:bottom w:val="single" w:sz="4" w:space="0" w:color="auto"/>
+          <w:right w:val="single" w:sz="4" w:space="0" w:color="auto"/>
+          <w:insideH w:val="single" w:sz="4" w:space="0" w:color="auto"/>
+          <w:insideV w:val="single" w:sz="4" w:space="0" w:color="auto"/>
+        </w:tblBorders>
+        <w:tblLayout w:type="fixed"/>
+        <w:tblCellMar>
+          <w:left w:w="105" w:type="dxa"/>
+          <w:right w:w="105" w:type="dxa"/>
+        </w:tblCellMar>
+        <w:tblLook w:val="0000" w:firstRow="0" w:lastRow="0" w:firstColumn="0" w:lastColumn="0" w:noHBand="0" w:noVBand="0"/>
+      </w:tblPr>
+      <w:tblGrid>
+        <w:gridCol w:w="9961"/>
+      </w:tblGrid>
+      <w:tr>
+        <w:tc>
+          <w:tcPr>
+            <w:tcW w:w="9961" w:type="dxa"/>
+          </w:tcPr>
+          <w:p>
+            <w:pPr>
+              <w:pStyle w:val="BodyText3"/>
+              <w:spacing w:after="40"/>
+              <w:ind w:right="51"/>
+              <w:rPr>
+                <w:rFonts w:ascii="Arial" w:eastAsia="Times New Roman" w:hAnsi="Arial" w:cs="Arial"/>
+                <w:bCs/>
+                <w:sz w:val="18"/>
+                <w:szCs w:val="18"/>
+                <w:lang w:val="es-MX" w:eastAsia="es-ES"/>
+              </w:rPr>
+            </w:pPr>
+            <w:r>
+              <w:rPr>
+                <w:rFonts w:ascii="Arial" w:eastAsia="Times New Roman" w:hAnsi="Arial" w:cs="Arial"/>
+                <w:bCs/>
+                <w:sz w:val="18"/>
+                <w:szCs w:val="18"/>
+                <w:lang w:val="es-MX" w:eastAsia="es-ES"/>
+              </w:rPr>
+              <w:t>Tengo más de 2 años de experiencia en desarrollo de servicios y aplicaciones web (</w:t>
+            </w:r>
+            <w:proofErr w:type="spellStart"/>
+            <w:r>
+              <w:rPr>
+                <w:rFonts w:ascii="Arial" w:eastAsia="Times New Roman" w:hAnsi="Arial" w:cs="Arial"/>
+                <w:bCs/>
+                <w:sz w:val="18"/>
+                <w:szCs w:val="18"/>
+                <w:lang w:val="es-MX" w:eastAsia="es-ES"/>
+              </w:rPr>
+              <w:t>Frontend</w:t>
+            </w:r>
+            <w:proofErr w:type="spellEnd"/>
+            <w:r>
+              <w:rPr>
+                <w:rFonts w:ascii="Arial" w:eastAsia="Times New Roman" w:hAnsi="Arial" w:cs="Arial"/>
+                <w:bCs/>
+                <w:sz w:val="18"/>
+                <w:szCs w:val="18"/>
+                <w:lang w:val="es-MX" w:eastAsia="es-ES"/>
+              </w:rPr>
+              <w:t xml:space="preserve"> y </w:t>
+            </w:r>
+            <w:proofErr w:type="spellStart"/>
+            <w:r>
+              <w:rPr>
+                <w:rFonts w:ascii="Arial" w:eastAsia="Times New Roman" w:hAnsi="Arial" w:cs="Arial"/>
+                <w:bCs/>
+                <w:sz w:val="18"/>
+                <w:szCs w:val="18"/>
+                <w:lang w:val="es-MX" w:eastAsia="es-ES"/>
+              </w:rPr>
+              <w:t>Backend</w:t>
+            </w:r>
+            <w:proofErr w:type="spellEnd"/>
+            <w:r>
+              <w:rPr>
+                <w:rFonts w:ascii="Arial" w:eastAsia="Times New Roman" w:hAnsi="Arial" w:cs="Arial"/>
+                <w:bCs/>
+                <w:sz w:val="18"/>
+                <w:szCs w:val="18"/>
+                <w:lang w:val="es-MX" w:eastAsia="es-ES"/>
+              </w:rPr>
+              <w:t xml:space="preserve">), </w:t>
+            </w:r>
+            <w:proofErr w:type="spellStart"/>
+            <w:r>
+              <w:rPr>
+                <w:rFonts w:ascii="Arial" w:eastAsia="Times New Roman" w:hAnsi="Arial" w:cs="Arial"/>
+                <w:bCs/>
+                <w:sz w:val="18"/>
+                <w:szCs w:val="18"/>
+                <w:lang w:val="es-MX" w:eastAsia="es-ES"/>
+              </w:rPr>
+              <w:t>dashboards</w:t>
+            </w:r>
+            <w:proofErr w:type="spellEnd"/>
+            <w:r>
+              <w:rPr>
+                <w:rFonts w:ascii="Arial" w:eastAsia="Times New Roman" w:hAnsi="Arial" w:cs="Arial"/>
+                <w:bCs/>
+                <w:sz w:val="18"/>
+                <w:szCs w:val="18"/>
+                <w:lang w:val="es-MX" w:eastAsia="es-ES"/>
+              </w:rPr>
+              <w:t>, interactivos, tableros, informes automáticos y reportes. Genero soluciones de Inteligencia de Negocio mediante el desarrollo y mantenimiento de procesos y componentes de datos, implementando flujos Extraer, Transformar y Cargar (ETL) y modelos de información conforme a especificaciones técnicas, apegándome a estándares, arquitecturas y buenas prácticas de desarrollo, apoyando la calidad y correcta ejecución de las soluciones bajo supervisión.</w:t>
+            </w:r>
+            <w:r>
+              <w:rPr>
+                <w:rFonts w:ascii="Arial" w:eastAsia="Times New Roman" w:hAnsi="Arial" w:cs="Arial"/>
+                <w:bCs/>
+                <w:sz w:val="18"/>
+                <w:szCs w:val="18"/>
+                <w:lang w:val="es-MX" w:eastAsia="es-ES"/>
+              </w:rPr>
+              <w:br/>
+              <w:t xml:space="preserve">Cuento con amplia experiencia en visualización de datos, construcción y automatización de </w:t>
+            </w:r>
+            <w:proofErr w:type="spellStart"/>
+            <w:r>
+              <w:rPr>
+                <w:rFonts w:ascii="Arial" w:eastAsia="Times New Roman" w:hAnsi="Arial" w:cs="Arial"/>
+                <w:bCs/>
+                <w:sz w:val="18"/>
+                <w:szCs w:val="18"/>
+                <w:lang w:val="es-MX" w:eastAsia="es-ES"/>
+              </w:rPr>
+              <w:t>dashboards</w:t>
+            </w:r>
+            <w:proofErr w:type="spellEnd"/>
+            <w:r>
+              <w:rPr>
+                <w:rFonts w:ascii="Arial" w:eastAsia="Times New Roman" w:hAnsi="Arial" w:cs="Arial"/>
+                <w:bCs/>
+                <w:sz w:val="18"/>
+                <w:szCs w:val="18"/>
+                <w:lang w:val="es-MX" w:eastAsia="es-ES"/>
+              </w:rPr>
+              <w:t xml:space="preserve"> con herramientas como </w:t>
+            </w:r>
+            <w:proofErr w:type="spellStart"/>
+            <w:r>
+              <w:rPr>
+                <w:rFonts w:ascii="Arial" w:eastAsia="Times New Roman" w:hAnsi="Arial" w:cs="Arial"/>
+                <w:bCs/>
+                <w:sz w:val="18"/>
+                <w:szCs w:val="18"/>
+                <w:lang w:val="es-MX" w:eastAsia="es-ES"/>
+              </w:rPr>
+              <w:t>Tableau</w:t>
+            </w:r>
+            <w:proofErr w:type="spellEnd"/>
+            <w:r>
+              <w:rPr>
+                <w:rFonts w:ascii="Arial" w:eastAsia="Times New Roman" w:hAnsi="Arial" w:cs="Arial"/>
+                <w:bCs/>
+                <w:sz w:val="18"/>
+                <w:szCs w:val="18"/>
+                <w:lang w:val="es-MX" w:eastAsia="es-ES"/>
+              </w:rPr>
+              <w:t xml:space="preserve">, </w:t>
+            </w:r>
+            <w:proofErr w:type="spellStart"/>
+            <w:r>
+              <w:rPr>
+                <w:rFonts w:ascii="Arial" w:eastAsia="Times New Roman" w:hAnsi="Arial" w:cs="Arial"/>
+                <w:bCs/>
+                <w:sz w:val="18"/>
+                <w:szCs w:val="18"/>
+                <w:lang w:val="es-MX" w:eastAsia="es-ES"/>
+              </w:rPr>
+              <w:t>QlikView</w:t>
+            </w:r>
+            <w:proofErr w:type="spellEnd"/>
+            <w:r>
+              <w:rPr>
+                <w:rFonts w:ascii="Arial" w:eastAsia="Times New Roman" w:hAnsi="Arial" w:cs="Arial"/>
+                <w:bCs/>
+                <w:sz w:val="18"/>
+                <w:szCs w:val="18"/>
+                <w:lang w:val="es-MX" w:eastAsia="es-ES"/>
+              </w:rPr>
+              <w:t xml:space="preserve">, </w:t>
+            </w:r>
+            <w:proofErr w:type="spellStart"/>
+            <w:r>
+              <w:rPr>
+                <w:rFonts w:ascii="Arial" w:eastAsia="Times New Roman" w:hAnsi="Arial" w:cs="Arial"/>
+                <w:bCs/>
+                <w:sz w:val="18"/>
+                <w:szCs w:val="18"/>
+                <w:lang w:val="es-MX" w:eastAsia="es-ES"/>
+              </w:rPr>
+              <w:t>Qlik</w:t>
+            </w:r>
+            <w:proofErr w:type="spellEnd"/>
+            <w:r>
+              <w:rPr>
+                <w:rFonts w:ascii="Arial" w:eastAsia="Times New Roman" w:hAnsi="Arial" w:cs="Arial"/>
+                <w:bCs/>
+                <w:sz w:val="18"/>
+                <w:szCs w:val="18"/>
+                <w:lang w:val="es-MX" w:eastAsia="es-ES"/>
+              </w:rPr>
+              <w:t xml:space="preserve"> Sense y Power BI, y en el manejo de bases de datos relacionales como SQL Server (Motor de base de datos para consultas y validaciones) y </w:t>
+            </w:r>
+            <w:proofErr w:type="spellStart"/>
+            <w:r>
+              <w:rPr>
+                <w:rFonts w:ascii="Arial" w:eastAsia="Times New Roman" w:hAnsi="Arial" w:cs="Arial"/>
+                <w:bCs/>
+                <w:sz w:val="18"/>
+                <w:szCs w:val="18"/>
+                <w:lang w:val="es-MX" w:eastAsia="es-ES"/>
+              </w:rPr>
+              <w:t>Snowflake</w:t>
+            </w:r>
+            <w:proofErr w:type="spellEnd"/>
+            <w:r>
+              <w:rPr>
+                <w:rFonts w:ascii="Arial" w:eastAsia="Times New Roman" w:hAnsi="Arial" w:cs="Arial"/>
+                <w:bCs/>
+                <w:sz w:val="18"/>
+                <w:szCs w:val="18"/>
+                <w:lang w:val="es-MX" w:eastAsia="es-ES"/>
+              </w:rPr>
+              <w:t xml:space="preserve">. He liderado proyectos en industrias de </w:t>
+            </w:r>
+            <w:proofErr w:type="spellStart"/>
+            <w:r>
+              <w:rPr>
+                <w:rFonts w:ascii="Arial" w:eastAsia="Times New Roman" w:hAnsi="Arial" w:cs="Arial"/>
+                <w:bCs/>
+                <w:sz w:val="18"/>
+                <w:szCs w:val="18"/>
+                <w:lang w:val="es-MX" w:eastAsia="es-ES"/>
+              </w:rPr>
+              <w:t>retail</w:t>
+            </w:r>
+            <w:proofErr w:type="spellEnd"/>
+            <w:r>
+              <w:rPr>
+                <w:rFonts w:ascii="Arial" w:eastAsia="Times New Roman" w:hAnsi="Arial" w:cs="Arial"/>
+                <w:bCs/>
+                <w:sz w:val="18"/>
+                <w:szCs w:val="18"/>
+                <w:lang w:val="es-MX" w:eastAsia="es-ES"/>
+              </w:rPr>
+              <w:t>, automotriz, seguros y banca, diseñando modelos de datos y fuentes publicadas para facilitar el análisis autónomo por usuarios de negocio.</w:t>
+            </w:r>
+          </w:p>
+          <w:p>
+            <w:pPr>
+              <w:pStyle w:val="BodyText3"/>
+              <w:spacing w:after="40"/>
+              <w:ind w:right="51"/>
+              <w:rPr>
+                <w:rFonts w:ascii="Arial" w:hAnsi="Arial" w:cs="Arial"/>
+                <w:sz w:val="18"/>
+                <w:szCs w:val="18"/>
+                <w:lang w:val="es-419"/>
+              </w:rPr>
+            </w:pPr>
+            <w:r>
+              <w:rPr>
+                <w:rFonts w:ascii="Arial" w:eastAsia="Times New Roman" w:hAnsi="Arial" w:cs="Arial"/>
+                <w:bCs/>
+                <w:sz w:val="18"/>
+                <w:szCs w:val="18"/>
+                <w:lang w:val="es-MX" w:eastAsia="es-ES"/>
+              </w:rPr>
+              <w:t>Trabajo en el desarrollo y mantenimiento de procesos Extraer, Transformar y Cargar (ETL) y en la implementación de capas semánticas y flujos de consumo que garantizan datos confiables y actualizados para la toma de decisiones. Me enfoco en documentar soluciones, automatizar cargas y asegurar continuidad operativa, colaborando con equipos multidisciplinarios y aplicando buenas prácticas para mantener la calidad de los entregables.</w:t>
             </w:r>
           </w:p>
         </w:tc>
@@ -451,7 +764,7 @@
                 <w:szCs w:val="18"/>
                 <w:lang w:val="es-MX"/>
               </w:rPr>
-              <w:t>Especialista de Inteligencia de Negocios - SOFTTEK</w:t>
+              <w:t>Especialista de Inteligencia de Negocios</w:t>
             </w:r>
           </w:p>
         </w:tc>
@@ -497,7 +810,7 @@
                 <w:szCs w:val="18"/>
                 <w:lang w:val="es-MX"/>
               </w:rPr>
-              <w:t>octubre 2025</w:t>
+              <w:t>01 octubre 2025</w:t>
             </w:r>
           </w:p>
         </w:tc>
@@ -539,7 +852,7 @@
                 <w:szCs w:val="18"/>
                 <w:lang w:val="es-MX"/>
               </w:rPr>
-              <w:t>diciembre 2025</w:t>
+              <w:t>31 diciembre 2025</w:t>
             </w:r>
           </w:p>
         </w:tc>
@@ -628,7 +941,43 @@
                 <w:szCs w:val="20"/>
                 <w:lang w:val="es-MX"/>
               </w:rPr>
-              <w:t>• Ejecutar un Assessment Estratégico enfocado en Inteligencia de Negocios</w:t>
+              <w:t xml:space="preserve">• Creo sistemas (paquetes de software), los implemento y los pongo a punto para que funcionen correctamente, empleando diversos lenguajes de programación. Tengo habilidades en bases de datos relacionales y no relacionales, así como en técnicas de diseño para el modelado de datos. Además, desarrollo, mantengo y doy soporte a procesos Extraer, Transformar y Cargar (ETL), y manejo herramientas de BI como </w:t>
+            </w:r>
+            <w:proofErr w:type="spellStart"/>
+            <w:r>
+              <w:rPr>
+                <w:sz w:val="18"/>
+                <w:szCs w:val="20"/>
+                <w:lang w:val="es-MX"/>
+              </w:rPr>
+              <w:t>Databricks</w:t>
+            </w:r>
+            <w:proofErr w:type="spellEnd"/>
+            <w:r>
+              <w:rPr>
+                <w:sz w:val="18"/>
+                <w:szCs w:val="20"/>
+                <w:lang w:val="es-MX"/>
+              </w:rPr>
+              <w:t xml:space="preserve"> y </w:t>
+            </w:r>
+            <w:proofErr w:type="spellStart"/>
+            <w:r>
+              <w:rPr>
+                <w:sz w:val="18"/>
+                <w:szCs w:val="20"/>
+                <w:lang w:val="es-MX"/>
+              </w:rPr>
+              <w:t>Fabric</w:t>
+            </w:r>
+            <w:proofErr w:type="spellEnd"/>
+            <w:r>
+              <w:rPr>
+                <w:sz w:val="18"/>
+                <w:szCs w:val="20"/>
+                <w:lang w:val="es-MX"/>
+              </w:rPr>
+              <w:t>.</w:t>
             </w:r>
           </w:p>
           <w:p>
@@ -647,7 +996,1527 @@
                 <w:szCs w:val="20"/>
                 <w:lang w:val="es-MX"/>
               </w:rPr>
-              <w:t>• Entrevistar a personal clave de negocio y TI para levantamiento de información</w:t>
+              <w:t>• Desarrollo e implemento sistemas y componentes de software para soluciones de Inteligencia de Negocio.</w:t>
+            </w:r>
+          </w:p>
+          <w:p>
+            <w:pPr>
+              <w:pStyle w:val="NoSpacing"/>
+              <w:ind w:left="0"/>
+              <w:jc w:val="both"/>
+              <w:rPr>
+                <w:szCs w:val="22"/>
+                <w:lang w:val="es-MX"/>
+              </w:rPr>
+            </w:pPr>
+            <w:r>
+              <w:rPr>
+                <w:sz w:val="18"/>
+                <w:szCs w:val="20"/>
+                <w:lang w:val="es-MX"/>
+              </w:rPr>
+              <w:t>• Apoyo en la puesta a punto y correcto funcionamiento de las soluciones desarrolladas.</w:t>
+            </w:r>
+          </w:p>
+          <w:p>
+            <w:pPr>
+              <w:pStyle w:val="NoSpacing"/>
+              <w:ind w:left="0"/>
+              <w:jc w:val="both"/>
+              <w:rPr>
+                <w:szCs w:val="22"/>
+                <w:lang w:val="es-MX"/>
+              </w:rPr>
+            </w:pPr>
+            <w:r>
+              <w:rPr>
+                <w:sz w:val="18"/>
+                <w:szCs w:val="20"/>
+                <w:lang w:val="es-MX"/>
+              </w:rPr>
+              <w:t>• Desarrollo, mantengo y doy soporte a procesos Extraer, Transformar y Cargar (ETL) para la integración y transformación de datos.</w:t>
+            </w:r>
+          </w:p>
+          <w:p>
+            <w:pPr>
+              <w:pStyle w:val="NoSpacing"/>
+              <w:ind w:left="0"/>
+              <w:jc w:val="both"/>
+              <w:rPr>
+                <w:szCs w:val="22"/>
+                <w:lang w:val="es-MX"/>
+              </w:rPr>
+            </w:pPr>
+            <w:r>
+              <w:rPr>
+                <w:sz w:val="18"/>
+                <w:szCs w:val="20"/>
+                <w:lang w:val="es-MX"/>
+              </w:rPr>
+              <w:t>• Colaboro en el modelado de datos utilizando bases de datos relacionales y no relacionales.</w:t>
+            </w:r>
+          </w:p>
+          <w:p>
+            <w:pPr>
+              <w:pStyle w:val="NoSpacing"/>
+              <w:ind w:left="0"/>
+              <w:jc w:val="both"/>
+              <w:rPr>
+                <w:szCs w:val="22"/>
+                <w:lang w:val="es-MX"/>
+              </w:rPr>
+            </w:pPr>
+            <w:r>
+              <w:rPr>
+                <w:sz w:val="18"/>
+                <w:szCs w:val="20"/>
+                <w:lang w:val="es-MX"/>
+              </w:rPr>
+              <w:t>• Apoyo en la construcción de estructuras de datos para soluciones analíticas y de BI.</w:t>
+            </w:r>
+          </w:p>
+          <w:p>
+            <w:pPr>
+              <w:pStyle w:val="NoSpacing"/>
+              <w:ind w:left="0"/>
+              <w:jc w:val="both"/>
+              <w:rPr>
+                <w:szCs w:val="22"/>
+                <w:lang w:val="es-MX"/>
+              </w:rPr>
+            </w:pPr>
+            <w:r>
+              <w:rPr>
+                <w:sz w:val="18"/>
+                <w:szCs w:val="20"/>
+                <w:lang w:val="es-MX"/>
+              </w:rPr>
+              <w:t xml:space="preserve">• Utilizo herramientas de BI como </w:t>
+            </w:r>
+            <w:proofErr w:type="spellStart"/>
+            <w:r>
+              <w:rPr>
+                <w:sz w:val="18"/>
+                <w:szCs w:val="20"/>
+                <w:lang w:val="es-MX"/>
+              </w:rPr>
+              <w:t>Databricks</w:t>
+            </w:r>
+            <w:proofErr w:type="spellEnd"/>
+            <w:r>
+              <w:rPr>
+                <w:sz w:val="18"/>
+                <w:szCs w:val="20"/>
+                <w:lang w:val="es-MX"/>
+              </w:rPr>
+              <w:t xml:space="preserve"> y </w:t>
+            </w:r>
+            <w:proofErr w:type="spellStart"/>
+            <w:r>
+              <w:rPr>
+                <w:sz w:val="18"/>
+                <w:szCs w:val="20"/>
+                <w:lang w:val="es-MX"/>
+              </w:rPr>
+              <w:t>Fabric</w:t>
+            </w:r>
+            <w:proofErr w:type="spellEnd"/>
+            <w:r>
+              <w:rPr>
+                <w:sz w:val="18"/>
+                <w:szCs w:val="20"/>
+                <w:lang w:val="es-MX"/>
+              </w:rPr>
+              <w:t xml:space="preserve"> para el procesamiento y análisis de información.</w:t>
+            </w:r>
+          </w:p>
+          <w:p>
+            <w:pPr>
+              <w:pStyle w:val="NoSpacing"/>
+              <w:ind w:left="0"/>
+              <w:jc w:val="both"/>
+              <w:rPr>
+                <w:szCs w:val="22"/>
+                <w:lang w:val="es-MX"/>
+              </w:rPr>
+            </w:pPr>
+            <w:r>
+              <w:rPr>
+                <w:sz w:val="18"/>
+                <w:szCs w:val="20"/>
+                <w:lang w:val="es-MX"/>
+              </w:rPr>
+              <w:t>• Atiendo incidencias básicas y doy soporte a los procesos y soluciones implementadas.</w:t>
+            </w:r>
+          </w:p>
+          <w:p>
+            <w:pPr>
+              <w:pStyle w:val="NoSpacing"/>
+              <w:ind w:left="0"/>
+              <w:jc w:val="both"/>
+              <w:rPr>
+                <w:szCs w:val="22"/>
+                <w:lang w:val="es-MX"/>
+              </w:rPr>
+            </w:pPr>
+            <w:r>
+              <w:rPr>
+                <w:sz w:val="18"/>
+                <w:szCs w:val="20"/>
+                <w:lang w:val="es-MX"/>
+              </w:rPr>
+              <w:t>• Aplico buenas prácticas de desarrollo y lineamientos definidos por el equipo.</w:t>
+            </w:r>
+          </w:p>
+          <w:p>
+            <w:pPr>
+              <w:pStyle w:val="NoSpacing"/>
+              <w:ind w:left="0"/>
+              <w:jc w:val="both"/>
+              <w:rPr>
+                <w:szCs w:val="22"/>
+                <w:lang w:val="es-MX"/>
+              </w:rPr>
+            </w:pPr>
+            <w:r>
+              <w:rPr>
+                <w:sz w:val="18"/>
+                <w:szCs w:val="20"/>
+                <w:lang w:val="es-MX"/>
+              </w:rPr>
+              <w:t>• Colaboro con equipos de trabajo para asegurar la correcta ejecución de las soluciones.</w:t>
+            </w:r>
+          </w:p>
+          <w:p>
+            <w:pPr>
+              <w:pStyle w:val="NoSpacing"/>
+              <w:ind w:left="0"/>
+              <w:jc w:val="both"/>
+              <w:rPr>
+                <w:szCs w:val="22"/>
+                <w:lang w:val="es-MX"/>
+              </w:rPr>
+            </w:pPr>
+            <w:r>
+              <w:rPr>
+                <w:sz w:val="18"/>
+                <w:szCs w:val="20"/>
+                <w:lang w:val="es-MX"/>
+              </w:rPr>
+              <w:t>• Documento procesos, desarrollos y configuraciones para asegurar su entendimiento y mantenimiento.</w:t>
+            </w:r>
+          </w:p>
+          <w:p>
+            <w:pPr>
+              <w:pStyle w:val="NoSpacing"/>
+              <w:ind w:left="0"/>
+              <w:jc w:val="both"/>
+              <w:rPr>
+                <w:szCs w:val="22"/>
+                <w:lang w:val="es-MX"/>
+              </w:rPr>
+            </w:pPr>
+            <w:r>
+              <w:rPr>
+                <w:sz w:val="18"/>
+                <w:szCs w:val="20"/>
+                <w:lang w:val="es-MX"/>
+              </w:rPr>
+              <w:t xml:space="preserve">• Resuelvo problemas relacionados con el desarrollo, integración y procesamiento de datos en </w:t>
+            </w:r>
+            <w:r>
+              <w:rPr>
+                <w:sz w:val="18"/>
+                <w:szCs w:val="20"/>
+                <w:lang w:val="es-MX"/>
+              </w:rPr>
+              <w:lastRenderedPageBreak/>
+              <w:t>soluciones de Inteligencia de Negocio, analizando posibles soluciones mediante el uso de procedimientos y buenas prácticas estandarizadas. Trabajo bajo un nivel de supervisión frecuente y reconozco que los tiempos de entrega pueden presentar cierta variabilidad mientras consolido experiencia en el desarrollo de soluciones BI.</w:t>
+            </w:r>
+          </w:p>
+          <w:p>
+            <w:pPr>
+              <w:pStyle w:val="NoSpacing"/>
+              <w:ind w:left="0"/>
+              <w:jc w:val="both"/>
+              <w:rPr>
+                <w:szCs w:val="22"/>
+                <w:lang w:val="es-MX"/>
+              </w:rPr>
+            </w:pPr>
+            <w:r>
+              <w:rPr>
+                <w:sz w:val="18"/>
+                <w:szCs w:val="20"/>
+                <w:lang w:val="es-MX"/>
+              </w:rPr>
+              <w:t xml:space="preserve">• He aplicado el curso SQL – MySQL </w:t>
+            </w:r>
+            <w:proofErr w:type="spellStart"/>
+            <w:r>
+              <w:rPr>
+                <w:sz w:val="18"/>
+                <w:szCs w:val="20"/>
+                <w:lang w:val="es-MX"/>
+              </w:rPr>
+              <w:t>for</w:t>
+            </w:r>
+            <w:proofErr w:type="spellEnd"/>
+            <w:r>
+              <w:rPr>
+                <w:sz w:val="18"/>
+                <w:szCs w:val="20"/>
+                <w:lang w:val="es-MX"/>
+              </w:rPr>
+              <w:t xml:space="preserve"> Data </w:t>
+            </w:r>
+            <w:proofErr w:type="spellStart"/>
+            <w:r>
+              <w:rPr>
+                <w:sz w:val="18"/>
+                <w:szCs w:val="20"/>
+                <w:lang w:val="es-MX"/>
+              </w:rPr>
+              <w:t>Analytics</w:t>
+            </w:r>
+            <w:proofErr w:type="spellEnd"/>
+            <w:r>
+              <w:rPr>
+                <w:sz w:val="18"/>
+                <w:szCs w:val="20"/>
+                <w:lang w:val="es-MX"/>
+              </w:rPr>
+              <w:t xml:space="preserve"> and </w:t>
+            </w:r>
+            <w:proofErr w:type="gramStart"/>
+            <w:r>
+              <w:rPr>
+                <w:sz w:val="18"/>
+                <w:szCs w:val="20"/>
+                <w:lang w:val="es-MX"/>
+              </w:rPr>
+              <w:t xml:space="preserve">Business </w:t>
+            </w:r>
+            <w:proofErr w:type="spellStart"/>
+            <w:r>
+              <w:rPr>
+                <w:sz w:val="18"/>
+                <w:szCs w:val="20"/>
+                <w:lang w:val="es-MX"/>
+              </w:rPr>
+              <w:t>Intelligence</w:t>
+            </w:r>
+            <w:proofErr w:type="spellEnd"/>
+            <w:proofErr w:type="gramEnd"/>
+            <w:r>
+              <w:rPr>
+                <w:sz w:val="18"/>
+                <w:szCs w:val="20"/>
+                <w:lang w:val="es-MX"/>
+              </w:rPr>
+              <w:t xml:space="preserve"> para analizar datos y generar información relevante para la toma de decisiones mediante consultas SQL en MySQL.</w:t>
+            </w:r>
+          </w:p>
+          <w:p>
+            <w:pPr>
+              <w:pStyle w:val="NoSpacing"/>
+              <w:ind w:left="0"/>
+              <w:jc w:val="both"/>
+              <w:rPr>
+                <w:szCs w:val="22"/>
+                <w:lang w:val="es-MX"/>
+              </w:rPr>
+            </w:pPr>
+            <w:r>
+              <w:rPr>
+                <w:sz w:val="18"/>
+                <w:szCs w:val="20"/>
+                <w:lang w:val="es-MX"/>
+              </w:rPr>
+              <w:t xml:space="preserve">• He puesto en práctica el curso Power BI – Análisis de Datos y </w:t>
+            </w:r>
+            <w:proofErr w:type="gramStart"/>
+            <w:r>
+              <w:rPr>
+                <w:sz w:val="18"/>
+                <w:szCs w:val="20"/>
+                <w:lang w:val="es-MX"/>
+              </w:rPr>
+              <w:t xml:space="preserve">Business </w:t>
+            </w:r>
+            <w:proofErr w:type="spellStart"/>
+            <w:r>
+              <w:rPr>
+                <w:sz w:val="18"/>
+                <w:szCs w:val="20"/>
+                <w:lang w:val="es-MX"/>
+              </w:rPr>
+              <w:t>Intelligence</w:t>
+            </w:r>
+            <w:proofErr w:type="spellEnd"/>
+            <w:proofErr w:type="gramEnd"/>
+            <w:r>
+              <w:rPr>
+                <w:sz w:val="18"/>
+                <w:szCs w:val="20"/>
+                <w:lang w:val="es-MX"/>
+              </w:rPr>
+              <w:t xml:space="preserve"> para crear reportes interactivos y </w:t>
+            </w:r>
+            <w:proofErr w:type="spellStart"/>
+            <w:r>
+              <w:rPr>
+                <w:sz w:val="18"/>
+                <w:szCs w:val="20"/>
+                <w:lang w:val="es-MX"/>
+              </w:rPr>
+              <w:t>dashboards</w:t>
+            </w:r>
+            <w:proofErr w:type="spellEnd"/>
+            <w:r>
+              <w:rPr>
+                <w:sz w:val="18"/>
+                <w:szCs w:val="20"/>
+                <w:lang w:val="es-MX"/>
+              </w:rPr>
+              <w:t xml:space="preserve"> orientados al análisis de datos empresariales.</w:t>
+            </w:r>
+          </w:p>
+          <w:p>
+            <w:pPr>
+              <w:pStyle w:val="NoSpacing"/>
+              <w:ind w:left="0"/>
+              <w:jc w:val="both"/>
+              <w:rPr>
+                <w:szCs w:val="22"/>
+                <w:lang w:val="es-MX"/>
+              </w:rPr>
+            </w:pPr>
+            <w:r>
+              <w:rPr>
+                <w:sz w:val="18"/>
+                <w:szCs w:val="20"/>
+                <w:lang w:val="es-MX"/>
+              </w:rPr>
+              <w:t xml:space="preserve">• He aplicado el curso The Complete Python </w:t>
+            </w:r>
+            <w:proofErr w:type="spellStart"/>
+            <w:r>
+              <w:rPr>
+                <w:sz w:val="18"/>
+                <w:szCs w:val="20"/>
+                <w:lang w:val="es-MX"/>
+              </w:rPr>
+              <w:t>Bootcamp</w:t>
+            </w:r>
+            <w:proofErr w:type="spellEnd"/>
+            <w:r>
+              <w:rPr>
+                <w:sz w:val="18"/>
+                <w:szCs w:val="20"/>
+                <w:lang w:val="es-MX"/>
+              </w:rPr>
+              <w:t xml:space="preserve">: From Zero </w:t>
+            </w:r>
+            <w:proofErr w:type="spellStart"/>
+            <w:r>
+              <w:rPr>
+                <w:sz w:val="18"/>
+                <w:szCs w:val="20"/>
+                <w:lang w:val="es-MX"/>
+              </w:rPr>
+              <w:t>to</w:t>
+            </w:r>
+            <w:proofErr w:type="spellEnd"/>
+            <w:r>
+              <w:rPr>
+                <w:sz w:val="18"/>
+                <w:szCs w:val="20"/>
+                <w:lang w:val="es-MX"/>
+              </w:rPr>
+              <w:t xml:space="preserve"> Hero in Python para desarrollar scripts y soluciones utilizando Python desde nivel básico hasta intermedio.</w:t>
+            </w:r>
+          </w:p>
+          <w:p>
+            <w:pPr>
+              <w:pStyle w:val="NoSpacing"/>
+              <w:ind w:left="0"/>
+              <w:jc w:val="both"/>
+              <w:rPr>
+                <w:szCs w:val="22"/>
+                <w:lang w:val="es-MX"/>
+              </w:rPr>
+            </w:pPr>
+            <w:r>
+              <w:rPr>
+                <w:sz w:val="18"/>
+                <w:szCs w:val="20"/>
+                <w:lang w:val="es-MX"/>
+              </w:rPr>
+              <w:t>• Participo en los siguientes procesos definidos por la metodología PDSS3 de atención de proyectos tradicionales de Softtek:</w:t>
+            </w:r>
+          </w:p>
+          <w:p>
+            <w:pPr>
+              <w:pStyle w:val="NoSpacing"/>
+              <w:numPr>
+                <w:ilvl w:val="0"/>
+                <w:numId w:val="39"/>
+              </w:numPr>
+              <w:jc w:val="both"/>
+              <w:rPr>
+                <w:szCs w:val="22"/>
+                <w:lang w:val="es-MX"/>
+              </w:rPr>
+            </w:pPr>
+            <w:r>
+              <w:rPr>
+                <w:sz w:val="18"/>
+                <w:szCs w:val="20"/>
+                <w:lang w:val="es-MX"/>
+              </w:rPr>
+              <w:t>CIS: Elaboro la especificación detallada de componentes.</w:t>
+            </w:r>
+          </w:p>
+          <w:p>
+            <w:pPr>
+              <w:pStyle w:val="NoSpacing"/>
+              <w:numPr>
+                <w:ilvl w:val="0"/>
+                <w:numId w:val="39"/>
+              </w:numPr>
+              <w:jc w:val="both"/>
+              <w:rPr>
+                <w:szCs w:val="22"/>
+                <w:lang w:val="es-MX"/>
+              </w:rPr>
+            </w:pPr>
+            <w:r>
+              <w:rPr>
+                <w:sz w:val="18"/>
+                <w:szCs w:val="20"/>
+                <w:lang w:val="es-MX"/>
+              </w:rPr>
+              <w:t>CTR: Realizo la construcción de componentes.</w:t>
+            </w:r>
+          </w:p>
+          <w:p>
+            <w:pPr>
+              <w:pStyle w:val="NoSpacing"/>
+              <w:numPr>
+                <w:ilvl w:val="0"/>
+                <w:numId w:val="39"/>
+              </w:numPr>
+              <w:jc w:val="both"/>
+              <w:rPr>
+                <w:szCs w:val="22"/>
+                <w:lang w:val="es-MX"/>
+              </w:rPr>
+            </w:pPr>
+            <w:r>
+              <w:rPr>
+                <w:sz w:val="18"/>
+                <w:szCs w:val="20"/>
+                <w:lang w:val="es-MX"/>
+              </w:rPr>
+              <w:t>DOC: Genero la documentación técnica.</w:t>
+            </w:r>
+          </w:p>
+          <w:p>
+            <w:pPr>
+              <w:pStyle w:val="NoSpacing"/>
+              <w:ind w:left="0"/>
+              <w:jc w:val="both"/>
+              <w:rPr>
+                <w:szCs w:val="22"/>
+                <w:lang w:val="es-MX"/>
+              </w:rPr>
+            </w:pPr>
+            <w:r>
+              <w:rPr>
+                <w:sz w:val="18"/>
+                <w:szCs w:val="20"/>
+                <w:lang w:val="es-MX"/>
+              </w:rPr>
+              <w:t xml:space="preserve">• Entrevisté a personal clave de negocio y Tecnología de la Información (TI) para el levantamiento de información con la finalidad de identificar el modelo de negocio actual, problemáticas actuales, fuentes de información, reportes, tableros de control, </w:t>
+            </w:r>
+            <w:proofErr w:type="spellStart"/>
+            <w:r>
+              <w:rPr>
+                <w:sz w:val="18"/>
+                <w:szCs w:val="20"/>
+                <w:lang w:val="es-MX"/>
+              </w:rPr>
+              <w:t>KPI's</w:t>
+            </w:r>
+            <w:proofErr w:type="spellEnd"/>
+            <w:r>
+              <w:rPr>
+                <w:sz w:val="18"/>
+                <w:szCs w:val="20"/>
+                <w:lang w:val="es-MX"/>
+              </w:rPr>
+              <w:t>, arquitectura tecnológica actual, así como el inventario de aplicaciones para el soporte de procesos.</w:t>
+            </w:r>
+          </w:p>
+          <w:p>
+            <w:pPr>
+              <w:pStyle w:val="NoSpacing"/>
+              <w:ind w:left="0"/>
+              <w:jc w:val="both"/>
+              <w:rPr>
+                <w:szCs w:val="22"/>
+                <w:lang w:val="es-MX"/>
+              </w:rPr>
+            </w:pPr>
+            <w:r>
+              <w:rPr>
+                <w:sz w:val="18"/>
+                <w:szCs w:val="20"/>
+                <w:lang w:val="es-MX"/>
+              </w:rPr>
+              <w:t>• Analicé la información recopilada para el estudio de la operación actual y sus problemáticas.</w:t>
+            </w:r>
+          </w:p>
+          <w:p>
+            <w:pPr>
+              <w:pStyle w:val="NoSpacing"/>
+              <w:ind w:left="0"/>
+              <w:jc w:val="both"/>
+              <w:rPr>
+                <w:szCs w:val="22"/>
+                <w:lang w:val="es-MX"/>
+              </w:rPr>
+            </w:pPr>
+            <w:r>
+              <w:rPr>
+                <w:sz w:val="18"/>
+                <w:szCs w:val="20"/>
+                <w:lang w:val="es-MX"/>
+              </w:rPr>
+              <w:t>• Documenté los hallazgos y requerimientos de información.</w:t>
+            </w:r>
+          </w:p>
+          <w:p>
+            <w:pPr>
+              <w:pStyle w:val="NoSpacing"/>
+              <w:ind w:left="0"/>
+              <w:jc w:val="both"/>
+              <w:rPr>
+                <w:szCs w:val="22"/>
+                <w:lang w:val="es-MX"/>
+              </w:rPr>
+            </w:pPr>
+            <w:r>
+              <w:rPr>
+                <w:sz w:val="18"/>
+                <w:szCs w:val="20"/>
+                <w:lang w:val="es-MX"/>
+              </w:rPr>
+              <w:t>• Como parte del diagnóstico evalué acciones agrupadas en iniciativas o proyectos del grupo, identifiqué los proyectos de inteligencia de negocios, los proyectos de mejora.</w:t>
+            </w:r>
+          </w:p>
+          <w:p>
+            <w:pPr>
+              <w:pStyle w:val="NoSpacing"/>
+              <w:ind w:left="0"/>
+              <w:jc w:val="both"/>
+              <w:rPr>
+                <w:szCs w:val="22"/>
+                <w:lang w:val="es-MX"/>
+              </w:rPr>
+            </w:pPr>
+            <w:r>
+              <w:rPr>
+                <w:sz w:val="18"/>
+                <w:szCs w:val="20"/>
+                <w:lang w:val="es-MX"/>
+              </w:rPr>
+              <w:t>• Participé en la generación de entregables como el documento de la situación actual de grupo SALAV, la arquitectura de alto nivel, matriz de requerimientos de las diferentes áreas de negocio, definición de nivel objetivo de inteligencia de negocio, la hoja de ruta de iniciativas sugeridas, Quick Wins.</w:t>
+            </w:r>
+          </w:p>
+          <w:p>
+            <w:pPr>
+              <w:pStyle w:val="NoSpacing"/>
+              <w:ind w:left="0"/>
+              <w:jc w:val="both"/>
+              <w:rPr>
+                <w:szCs w:val="22"/>
+                <w:lang w:val="es-MX"/>
+              </w:rPr>
+            </w:pPr>
+            <w:r>
+              <w:rPr>
+                <w:sz w:val="18"/>
+                <w:szCs w:val="20"/>
+                <w:lang w:val="es-MX"/>
+              </w:rPr>
+              <w:t>• Desarrollé un tablero de control para dar visibilidad de las prioridades para la atención de los requerimientos por cada área de negocio.</w:t>
+            </w:r>
+          </w:p>
+          <w:p>
+            <w:pPr>
+              <w:pStyle w:val="NoSpacing"/>
+              <w:ind w:left="0"/>
+              <w:jc w:val="both"/>
+              <w:rPr>
+                <w:szCs w:val="22"/>
+                <w:lang w:val="es-MX"/>
+              </w:rPr>
+            </w:pPr>
+            <w:r>
+              <w:rPr>
+                <w:sz w:val="18"/>
+                <w:szCs w:val="20"/>
+                <w:lang w:val="es-MX"/>
+              </w:rPr>
+              <w:t xml:space="preserve">• En esta posición, me encargué de la construcción detallada de modelos de datos en la capa semántica de </w:t>
+            </w:r>
+            <w:proofErr w:type="spellStart"/>
+            <w:r>
+              <w:rPr>
+                <w:sz w:val="18"/>
+                <w:szCs w:val="20"/>
+                <w:lang w:val="es-MX"/>
+              </w:rPr>
+              <w:t>Tableau</w:t>
+            </w:r>
+            <w:proofErr w:type="spellEnd"/>
+            <w:r>
+              <w:rPr>
+                <w:sz w:val="18"/>
+                <w:szCs w:val="20"/>
+                <w:lang w:val="es-MX"/>
+              </w:rPr>
+              <w:t xml:space="preserve"> Desktop, así como de la generación y publicación de fuentes de datos en el servidor de </w:t>
+            </w:r>
+            <w:proofErr w:type="spellStart"/>
+            <w:r>
+              <w:rPr>
+                <w:sz w:val="18"/>
+                <w:szCs w:val="20"/>
+                <w:lang w:val="es-MX"/>
+              </w:rPr>
+              <w:t>Tableau</w:t>
+            </w:r>
+            <w:proofErr w:type="spellEnd"/>
+            <w:r>
+              <w:rPr>
+                <w:sz w:val="18"/>
+                <w:szCs w:val="20"/>
+                <w:lang w:val="es-MX"/>
+              </w:rPr>
+              <w:t>, facilitando que los usuarios pudieran crear sus propios tableros de control.</w:t>
+            </w:r>
+          </w:p>
+          <w:p>
+            <w:pPr>
+              <w:pStyle w:val="NoSpacing"/>
+              <w:ind w:left="0"/>
+              <w:jc w:val="both"/>
+              <w:rPr>
+                <w:szCs w:val="22"/>
+                <w:lang w:val="es-MX"/>
+              </w:rPr>
+            </w:pPr>
+            <w:r>
+              <w:rPr>
+                <w:sz w:val="18"/>
+                <w:szCs w:val="20"/>
+                <w:lang w:val="es-MX"/>
+              </w:rPr>
+              <w:t xml:space="preserve">• Diseñé y construí modelos de datos optimizados en la capa semántica de </w:t>
+            </w:r>
+            <w:proofErr w:type="spellStart"/>
+            <w:r>
+              <w:rPr>
+                <w:sz w:val="18"/>
+                <w:szCs w:val="20"/>
+                <w:lang w:val="es-MX"/>
+              </w:rPr>
+              <w:t>Tableau</w:t>
+            </w:r>
+            <w:proofErr w:type="spellEnd"/>
+            <w:r>
+              <w:rPr>
+                <w:sz w:val="18"/>
+                <w:szCs w:val="20"/>
+                <w:lang w:val="es-MX"/>
+              </w:rPr>
+              <w:t xml:space="preserve"> Desktop para facilitar el análisis.</w:t>
+            </w:r>
+          </w:p>
+          <w:p>
+            <w:pPr>
+              <w:pStyle w:val="NoSpacing"/>
+              <w:ind w:left="0"/>
+              <w:jc w:val="both"/>
+              <w:rPr>
+                <w:szCs w:val="22"/>
+                <w:lang w:val="es-MX"/>
+              </w:rPr>
+            </w:pPr>
+            <w:r>
+              <w:rPr>
+                <w:sz w:val="18"/>
+                <w:szCs w:val="20"/>
+                <w:lang w:val="es-MX"/>
+              </w:rPr>
+              <w:t xml:space="preserve">• Generé y publiqué fuentes de datos en </w:t>
+            </w:r>
+            <w:proofErr w:type="spellStart"/>
+            <w:r>
+              <w:rPr>
+                <w:sz w:val="18"/>
+                <w:szCs w:val="20"/>
+                <w:lang w:val="es-MX"/>
+              </w:rPr>
+              <w:t>Tableau</w:t>
+            </w:r>
+            <w:proofErr w:type="spellEnd"/>
+            <w:r>
+              <w:rPr>
+                <w:sz w:val="18"/>
+                <w:szCs w:val="20"/>
+                <w:lang w:val="es-MX"/>
+              </w:rPr>
+              <w:t xml:space="preserve"> Server garantizando disponibilidad y actualización constante.</w:t>
+            </w:r>
+          </w:p>
+          <w:p>
+            <w:pPr>
+              <w:pStyle w:val="NoSpacing"/>
+              <w:ind w:left="0"/>
+              <w:jc w:val="both"/>
+              <w:rPr>
+                <w:szCs w:val="22"/>
+                <w:lang w:val="es-MX"/>
+              </w:rPr>
+            </w:pPr>
+            <w:r>
+              <w:rPr>
+                <w:sz w:val="18"/>
+                <w:szCs w:val="20"/>
+                <w:lang w:val="es-MX"/>
+              </w:rPr>
+              <w:t xml:space="preserve">• Implementé una capa de consumo que habilita la creación autónoma de </w:t>
+            </w:r>
+            <w:proofErr w:type="spellStart"/>
+            <w:r>
+              <w:rPr>
+                <w:sz w:val="18"/>
+                <w:szCs w:val="20"/>
+                <w:lang w:val="es-MX"/>
+              </w:rPr>
+              <w:t>dashboards</w:t>
+            </w:r>
+            <w:proofErr w:type="spellEnd"/>
+            <w:r>
+              <w:rPr>
+                <w:sz w:val="18"/>
+                <w:szCs w:val="20"/>
+                <w:lang w:val="es-MX"/>
+              </w:rPr>
+              <w:t xml:space="preserve"> por los usuarios.</w:t>
+            </w:r>
+          </w:p>
+          <w:p>
+            <w:pPr>
+              <w:pStyle w:val="NoSpacing"/>
+              <w:ind w:left="0"/>
+              <w:jc w:val="both"/>
+              <w:rPr>
+                <w:szCs w:val="22"/>
+                <w:lang w:val="es-MX"/>
+              </w:rPr>
+            </w:pPr>
+            <w:r>
+              <w:rPr>
+                <w:sz w:val="18"/>
+                <w:szCs w:val="20"/>
+                <w:lang w:val="es-MX"/>
+              </w:rPr>
+              <w:t>• Proporcioné visibilidad completa sobre contratos y relaciones comerciales con impacto directo en la estrategia corporativa.</w:t>
+            </w:r>
+          </w:p>
+          <w:p>
+            <w:pPr>
+              <w:pStyle w:val="NoSpacing"/>
+              <w:ind w:left="0"/>
+              <w:jc w:val="both"/>
+              <w:rPr>
+                <w:szCs w:val="22"/>
+                <w:lang w:val="es-MX"/>
+              </w:rPr>
+            </w:pPr>
+            <w:r>
+              <w:rPr>
+                <w:sz w:val="18"/>
+                <w:szCs w:val="20"/>
+                <w:lang w:val="es-MX"/>
+              </w:rPr>
+              <w:t>• Asumí la responsabilidad de realizar un análisis exhaustivo del caso de negocio para la implementación del Gobierno de Datos, siendo pieza clave en la generación de un glosario de términos de negocio y la documentación precisa de requerimientos para el Market Place.</w:t>
+            </w:r>
+          </w:p>
+          <w:p>
+            <w:pPr>
+              <w:pStyle w:val="NoSpacing"/>
+              <w:ind w:left="0"/>
+              <w:jc w:val="both"/>
+              <w:rPr>
+                <w:szCs w:val="22"/>
+                <w:lang w:val="es-MX"/>
+              </w:rPr>
+            </w:pPr>
+            <w:r>
+              <w:rPr>
+                <w:sz w:val="18"/>
+                <w:szCs w:val="20"/>
+                <w:lang w:val="es-MX"/>
+              </w:rPr>
+              <w:t>• Desarrollé un análisis detallado del caso de negocio para fortalecer el Gobierno de Datos.</w:t>
+            </w:r>
+          </w:p>
+          <w:p>
+            <w:pPr>
+              <w:pStyle w:val="NoSpacing"/>
+              <w:ind w:left="0"/>
+              <w:jc w:val="both"/>
+              <w:rPr>
+                <w:szCs w:val="22"/>
+                <w:lang w:val="es-MX"/>
+              </w:rPr>
+            </w:pPr>
+            <w:r>
+              <w:rPr>
+                <w:sz w:val="18"/>
+                <w:szCs w:val="20"/>
+                <w:lang w:val="es-MX"/>
+              </w:rPr>
+              <w:t>• Elaboré documentación técnica y funcional para los requerimientos del Market Place.</w:t>
+            </w:r>
+          </w:p>
+          <w:p>
+            <w:pPr>
+              <w:pStyle w:val="NoSpacing"/>
+              <w:ind w:left="0"/>
+              <w:jc w:val="both"/>
+              <w:rPr>
+                <w:szCs w:val="22"/>
+                <w:lang w:val="es-MX"/>
+              </w:rPr>
+            </w:pPr>
+            <w:r>
+              <w:rPr>
+                <w:sz w:val="18"/>
+                <w:szCs w:val="20"/>
+                <w:lang w:val="es-MX"/>
+              </w:rPr>
+              <w:t>• Realicé evaluaciones rigurosas de la calidad de datos y propuse recomendaciones para su mejora.</w:t>
+            </w:r>
+          </w:p>
+          <w:p>
+            <w:pPr>
+              <w:pStyle w:val="NoSpacing"/>
+              <w:ind w:left="0"/>
+              <w:jc w:val="both"/>
+              <w:rPr>
+                <w:szCs w:val="22"/>
+                <w:lang w:val="es-MX"/>
+              </w:rPr>
+            </w:pPr>
+            <w:r>
+              <w:rPr>
+                <w:sz w:val="18"/>
+                <w:szCs w:val="20"/>
+                <w:lang w:val="es-MX"/>
+              </w:rPr>
+              <w:t>• Diseñé controles y mecanismos de monitoreo para la garantía de la calidad de los datos.</w:t>
+            </w:r>
+          </w:p>
+          <w:p>
+            <w:pPr>
+              <w:pStyle w:val="NoSpacing"/>
+              <w:ind w:left="0"/>
+              <w:jc w:val="both"/>
+              <w:rPr>
+                <w:szCs w:val="22"/>
+                <w:lang w:val="es-MX"/>
+              </w:rPr>
+            </w:pPr>
+            <w:r>
+              <w:rPr>
+                <w:sz w:val="18"/>
+                <w:szCs w:val="20"/>
+                <w:lang w:val="es-MX"/>
+              </w:rPr>
+              <w:t xml:space="preserve">• Evalué plataformas existentes y generé </w:t>
+            </w:r>
+            <w:proofErr w:type="spellStart"/>
+            <w:r>
+              <w:rPr>
+                <w:sz w:val="18"/>
+                <w:szCs w:val="20"/>
+                <w:lang w:val="es-MX"/>
+              </w:rPr>
+              <w:t>benchmarks</w:t>
+            </w:r>
+            <w:proofErr w:type="spellEnd"/>
+            <w:r>
+              <w:rPr>
+                <w:sz w:val="18"/>
+                <w:szCs w:val="20"/>
+                <w:lang w:val="es-MX"/>
+              </w:rPr>
+              <w:t xml:space="preserve"> para optimizar procesos y la utilización de tecnologías.</w:t>
+            </w:r>
+          </w:p>
+          <w:p>
+            <w:pPr>
+              <w:pStyle w:val="NoSpacing"/>
+              <w:ind w:left="0"/>
+              <w:jc w:val="both"/>
+              <w:rPr>
+                <w:szCs w:val="22"/>
+                <w:lang w:val="es-MX"/>
+              </w:rPr>
+            </w:pPr>
+            <w:r>
+              <w:rPr>
+                <w:sz w:val="18"/>
+                <w:szCs w:val="20"/>
+                <w:lang w:val="es-MX"/>
+              </w:rPr>
+              <w:t>• Lideré el análisis completo del proceso de monitoreo de aplicaciones y diseñé una arquitectura de datos efectiva para el monitoreo de D£A.</w:t>
+            </w:r>
+          </w:p>
+          <w:p>
+            <w:pPr>
+              <w:pStyle w:val="NoSpacing"/>
+              <w:ind w:left="0"/>
+              <w:jc w:val="both"/>
+              <w:rPr>
+                <w:szCs w:val="22"/>
+                <w:lang w:val="es-MX"/>
+              </w:rPr>
+            </w:pPr>
+            <w:r>
+              <w:rPr>
+                <w:sz w:val="18"/>
+                <w:szCs w:val="20"/>
+                <w:lang w:val="es-MX"/>
+              </w:rPr>
+              <w:t xml:space="preserve">• Construí flujos Extraer, Transformar y Cargar (ETL) utilizando </w:t>
+            </w:r>
+            <w:proofErr w:type="spellStart"/>
+            <w:r>
+              <w:rPr>
+                <w:sz w:val="18"/>
+                <w:szCs w:val="20"/>
+                <w:lang w:val="es-MX"/>
+              </w:rPr>
+              <w:t>Tableau</w:t>
+            </w:r>
+            <w:proofErr w:type="spellEnd"/>
+            <w:r>
+              <w:rPr>
+                <w:sz w:val="18"/>
+                <w:szCs w:val="20"/>
+                <w:lang w:val="es-MX"/>
+              </w:rPr>
+              <w:t xml:space="preserve"> </w:t>
+            </w:r>
+            <w:proofErr w:type="spellStart"/>
+            <w:r>
+              <w:rPr>
+                <w:sz w:val="18"/>
+                <w:szCs w:val="20"/>
+                <w:lang w:val="es-MX"/>
+              </w:rPr>
+              <w:t>Prep</w:t>
+            </w:r>
+            <w:proofErr w:type="spellEnd"/>
+            <w:r>
+              <w:rPr>
+                <w:sz w:val="18"/>
+                <w:szCs w:val="20"/>
+                <w:lang w:val="es-MX"/>
+              </w:rPr>
+              <w:t xml:space="preserve"> y desarrollé tableros de control en </w:t>
+            </w:r>
+            <w:proofErr w:type="spellStart"/>
+            <w:r>
+              <w:rPr>
+                <w:sz w:val="18"/>
+                <w:szCs w:val="20"/>
+                <w:lang w:val="es-MX"/>
+              </w:rPr>
+              <w:t>Tableau</w:t>
+            </w:r>
+            <w:proofErr w:type="spellEnd"/>
+            <w:r>
+              <w:rPr>
+                <w:sz w:val="18"/>
+                <w:szCs w:val="20"/>
+                <w:lang w:val="es-MX"/>
+              </w:rPr>
+              <w:t xml:space="preserve"> Desktop que permitieron a los directores acceder a información actualizada automáticamente mediante la integración con </w:t>
+            </w:r>
+            <w:proofErr w:type="spellStart"/>
+            <w:r>
+              <w:rPr>
+                <w:sz w:val="18"/>
+                <w:szCs w:val="20"/>
+                <w:lang w:val="es-MX"/>
+              </w:rPr>
+              <w:t>Tableau</w:t>
+            </w:r>
+            <w:proofErr w:type="spellEnd"/>
+            <w:r>
+              <w:rPr>
+                <w:sz w:val="18"/>
+                <w:szCs w:val="20"/>
+                <w:lang w:val="es-MX"/>
+              </w:rPr>
+              <w:t xml:space="preserve"> Server.</w:t>
+            </w:r>
+          </w:p>
+          <w:p>
+            <w:pPr>
+              <w:pStyle w:val="NoSpacing"/>
+              <w:ind w:left="0"/>
+              <w:jc w:val="both"/>
+              <w:rPr>
+                <w:szCs w:val="22"/>
+                <w:lang w:val="es-MX"/>
+              </w:rPr>
+            </w:pPr>
+            <w:r>
+              <w:rPr>
+                <w:sz w:val="18"/>
+                <w:szCs w:val="20"/>
+                <w:lang w:val="es-MX"/>
+              </w:rPr>
+              <w:t>• Analicé profundamente el proceso de monitoreo de aplicaciones para optimizar su eficiencia.</w:t>
+            </w:r>
+          </w:p>
+          <w:p>
+            <w:pPr>
+              <w:pStyle w:val="NoSpacing"/>
+              <w:ind w:left="0"/>
+              <w:jc w:val="both"/>
+              <w:rPr>
+                <w:szCs w:val="22"/>
+                <w:lang w:val="es-MX"/>
+              </w:rPr>
+            </w:pPr>
+            <w:r>
+              <w:rPr>
+                <w:sz w:val="18"/>
+                <w:szCs w:val="20"/>
+                <w:lang w:val="es-MX"/>
+              </w:rPr>
+              <w:t>• Diseñé la arquitectura de datos para el monitoreo y reporte eficiente de DÉA.</w:t>
+            </w:r>
+          </w:p>
+          <w:p>
+            <w:pPr>
+              <w:pStyle w:val="NoSpacing"/>
+              <w:ind w:left="0"/>
+              <w:jc w:val="both"/>
+              <w:rPr>
+                <w:szCs w:val="22"/>
+                <w:lang w:val="es-MX"/>
+              </w:rPr>
+            </w:pPr>
+            <w:r>
+              <w:rPr>
+                <w:sz w:val="18"/>
+                <w:szCs w:val="20"/>
+                <w:lang w:val="es-MX"/>
+              </w:rPr>
+              <w:t xml:space="preserve">• Construí y optimicé flujos Extraer, Transformar y Cargar (ETL) en </w:t>
+            </w:r>
+            <w:proofErr w:type="spellStart"/>
+            <w:r>
+              <w:rPr>
+                <w:sz w:val="18"/>
+                <w:szCs w:val="20"/>
+                <w:lang w:val="es-MX"/>
+              </w:rPr>
+              <w:t>Tableau</w:t>
+            </w:r>
+            <w:proofErr w:type="spellEnd"/>
+            <w:r>
+              <w:rPr>
+                <w:sz w:val="18"/>
+                <w:szCs w:val="20"/>
+                <w:lang w:val="es-MX"/>
+              </w:rPr>
+              <w:t xml:space="preserve"> </w:t>
+            </w:r>
+            <w:proofErr w:type="spellStart"/>
+            <w:r>
+              <w:rPr>
+                <w:sz w:val="18"/>
+                <w:szCs w:val="20"/>
+                <w:lang w:val="es-MX"/>
+              </w:rPr>
+              <w:t>Prep</w:t>
+            </w:r>
+            <w:proofErr w:type="spellEnd"/>
+            <w:r>
+              <w:rPr>
+                <w:sz w:val="18"/>
+                <w:szCs w:val="20"/>
+                <w:lang w:val="es-MX"/>
+              </w:rPr>
+              <w:t xml:space="preserve"> para automatizar la carga de datos.</w:t>
+            </w:r>
+          </w:p>
+          <w:p>
+            <w:pPr>
+              <w:pStyle w:val="NoSpacing"/>
+              <w:ind w:left="0"/>
+              <w:jc w:val="both"/>
+              <w:rPr>
+                <w:szCs w:val="22"/>
+                <w:lang w:val="es-MX"/>
+              </w:rPr>
+            </w:pPr>
+            <w:r>
+              <w:rPr>
+                <w:sz w:val="18"/>
+                <w:szCs w:val="20"/>
+                <w:lang w:val="es-MX"/>
+              </w:rPr>
+              <w:t xml:space="preserve">• Desarrollé tableros de control dinámicos en </w:t>
+            </w:r>
+            <w:proofErr w:type="spellStart"/>
+            <w:r>
+              <w:rPr>
+                <w:sz w:val="18"/>
+                <w:szCs w:val="20"/>
+                <w:lang w:val="es-MX"/>
+              </w:rPr>
+              <w:t>Tableau</w:t>
+            </w:r>
+            <w:proofErr w:type="spellEnd"/>
+            <w:r>
+              <w:rPr>
+                <w:sz w:val="18"/>
+                <w:szCs w:val="20"/>
+                <w:lang w:val="es-MX"/>
+              </w:rPr>
+              <w:t xml:space="preserve"> Desktop para el análisis de los datos.</w:t>
+            </w:r>
+          </w:p>
+          <w:p>
+            <w:pPr>
+              <w:pStyle w:val="NoSpacing"/>
+              <w:ind w:left="0"/>
+              <w:jc w:val="both"/>
+              <w:rPr>
+                <w:szCs w:val="22"/>
+                <w:lang w:val="es-MX"/>
+              </w:rPr>
+            </w:pPr>
+            <w:r>
+              <w:rPr>
+                <w:sz w:val="18"/>
+                <w:szCs w:val="20"/>
+                <w:lang w:val="es-MX"/>
+              </w:rPr>
+              <w:t xml:space="preserve">• Automaticé la carga y actualización de datos desde </w:t>
+            </w:r>
+            <w:proofErr w:type="spellStart"/>
+            <w:r>
+              <w:rPr>
+                <w:sz w:val="18"/>
+                <w:szCs w:val="20"/>
+                <w:lang w:val="es-MX"/>
+              </w:rPr>
+              <w:t>Tableau</w:t>
+            </w:r>
+            <w:proofErr w:type="spellEnd"/>
+            <w:r>
+              <w:rPr>
+                <w:sz w:val="18"/>
+                <w:szCs w:val="20"/>
+                <w:lang w:val="es-MX"/>
+              </w:rPr>
+              <w:t xml:space="preserve"> Server asegurando </w:t>
+            </w:r>
+            <w:r>
+              <w:rPr>
+                <w:sz w:val="18"/>
+                <w:szCs w:val="20"/>
+                <w:lang w:val="es-MX"/>
+              </w:rPr>
+              <w:lastRenderedPageBreak/>
+              <w:t>disponibilidad constante.</w:t>
+            </w:r>
+          </w:p>
+          <w:p>
+            <w:pPr>
+              <w:pStyle w:val="NoSpacing"/>
+              <w:ind w:left="0"/>
+              <w:jc w:val="both"/>
+              <w:rPr>
+                <w:szCs w:val="22"/>
+                <w:lang w:val="es-MX"/>
+              </w:rPr>
+            </w:pPr>
+            <w:r>
+              <w:rPr>
+                <w:sz w:val="18"/>
+                <w:szCs w:val="20"/>
+                <w:lang w:val="es-MX"/>
+              </w:rPr>
+              <w:t>• Analicé en detalle la mecánica de cálculo de bonos para Walmart, evidenciando la necesidad de scripts claros y documentación precisa para facilitar el trabajo del equipo de desarrollo.</w:t>
+            </w:r>
+          </w:p>
+          <w:p>
+            <w:pPr>
+              <w:pStyle w:val="NoSpacing"/>
+              <w:ind w:left="0"/>
+              <w:jc w:val="both"/>
+              <w:rPr>
+                <w:szCs w:val="22"/>
+                <w:lang w:val="es-MX"/>
+              </w:rPr>
+            </w:pPr>
+            <w:r>
+              <w:rPr>
+                <w:sz w:val="18"/>
+                <w:szCs w:val="20"/>
+                <w:lang w:val="es-MX"/>
+              </w:rPr>
+              <w:t>• Levanté y analicé detalladamente la mecánica de cálculo de bonos para Walmart.</w:t>
+            </w:r>
+          </w:p>
+          <w:p>
+            <w:pPr>
+              <w:pStyle w:val="NoSpacing"/>
+              <w:ind w:left="0"/>
+              <w:jc w:val="both"/>
+              <w:rPr>
+                <w:szCs w:val="22"/>
+                <w:lang w:val="es-MX"/>
+              </w:rPr>
+            </w:pPr>
+            <w:r>
+              <w:rPr>
+                <w:sz w:val="18"/>
+                <w:szCs w:val="20"/>
+                <w:lang w:val="es-MX"/>
+              </w:rPr>
+              <w:t>• Diseñé y generé scripts de negocio que soportan el proceso de cálculo.</w:t>
+            </w:r>
+          </w:p>
+          <w:p>
+            <w:pPr>
+              <w:pStyle w:val="NoSpacing"/>
+              <w:ind w:left="0"/>
+              <w:jc w:val="both"/>
+              <w:rPr>
+                <w:szCs w:val="22"/>
+                <w:lang w:val="es-MX"/>
+              </w:rPr>
+            </w:pPr>
+            <w:r>
+              <w:rPr>
+                <w:sz w:val="18"/>
+                <w:szCs w:val="20"/>
+                <w:lang w:val="es-MX"/>
+              </w:rPr>
+              <w:t xml:space="preserve">• Documenté los procesos integrales de Business plan, </w:t>
+            </w:r>
+            <w:proofErr w:type="spellStart"/>
+            <w:r>
+              <w:rPr>
+                <w:sz w:val="18"/>
+                <w:szCs w:val="20"/>
+                <w:lang w:val="es-MX"/>
+              </w:rPr>
+              <w:t>Forecast</w:t>
+            </w:r>
+            <w:proofErr w:type="spellEnd"/>
+            <w:r>
+              <w:rPr>
+                <w:sz w:val="18"/>
+                <w:szCs w:val="20"/>
+                <w:lang w:val="es-MX"/>
+              </w:rPr>
+              <w:t>, distribución atiendas y el proceso de dispersión.</w:t>
+            </w:r>
+          </w:p>
+          <w:p>
+            <w:pPr>
+              <w:pStyle w:val="NoSpacing"/>
+              <w:ind w:left="0"/>
+              <w:jc w:val="both"/>
+              <w:rPr>
+                <w:szCs w:val="22"/>
+                <w:lang w:val="es-MX"/>
+              </w:rPr>
+            </w:pPr>
+            <w:r>
+              <w:rPr>
+                <w:sz w:val="18"/>
+                <w:szCs w:val="20"/>
+                <w:lang w:val="es-MX"/>
+              </w:rPr>
+              <w:t xml:space="preserve">• Coordiné los recursos del equipo de visualización para realizar la migración exitosa de los tableros de control del portal Dealer Performance de Ford México a </w:t>
+            </w:r>
+            <w:proofErr w:type="spellStart"/>
+            <w:r>
+              <w:rPr>
+                <w:sz w:val="18"/>
+                <w:szCs w:val="20"/>
+                <w:lang w:val="es-MX"/>
+              </w:rPr>
+              <w:t>Qlik</w:t>
+            </w:r>
+            <w:proofErr w:type="spellEnd"/>
+            <w:r>
+              <w:rPr>
+                <w:sz w:val="18"/>
+                <w:szCs w:val="20"/>
+                <w:lang w:val="es-MX"/>
+              </w:rPr>
+              <w:t xml:space="preserve"> Sense.</w:t>
+            </w:r>
+          </w:p>
+          <w:p>
+            <w:pPr>
+              <w:pStyle w:val="NoSpacing"/>
+              <w:ind w:left="0"/>
+              <w:jc w:val="both"/>
+              <w:rPr>
+                <w:szCs w:val="22"/>
+                <w:lang w:val="es-MX"/>
+              </w:rPr>
+            </w:pPr>
+            <w:r>
+              <w:rPr>
+                <w:sz w:val="18"/>
+                <w:szCs w:val="20"/>
+                <w:lang w:val="es-MX"/>
+              </w:rPr>
+              <w:t xml:space="preserve">• Encabecé el levantamiento de requerimientos, análisis, diseño, desarrollo, documentación e implementación de Tableros de control con base en métricas y </w:t>
+            </w:r>
+            <w:proofErr w:type="spellStart"/>
+            <w:r>
+              <w:rPr>
+                <w:sz w:val="18"/>
+                <w:szCs w:val="20"/>
+                <w:lang w:val="es-MX"/>
+              </w:rPr>
+              <w:t>KPI's</w:t>
+            </w:r>
+            <w:proofErr w:type="spellEnd"/>
+            <w:r>
+              <w:rPr>
+                <w:sz w:val="18"/>
+                <w:szCs w:val="20"/>
+                <w:lang w:val="es-MX"/>
+              </w:rPr>
+              <w:t xml:space="preserve"> logrando la completa satisfacción del cliente.</w:t>
+            </w:r>
+          </w:p>
+          <w:p>
+            <w:pPr>
+              <w:pStyle w:val="NoSpacing"/>
+              <w:ind w:left="0"/>
+              <w:jc w:val="both"/>
+              <w:rPr>
+                <w:szCs w:val="22"/>
+                <w:lang w:val="es-MX"/>
+              </w:rPr>
+            </w:pPr>
+            <w:r>
+              <w:rPr>
+                <w:sz w:val="18"/>
+                <w:szCs w:val="20"/>
+                <w:lang w:val="es-MX"/>
+              </w:rPr>
+              <w:t xml:space="preserve">• Coordiné y lideré el equipo de desarrollo para la migración de tableros a </w:t>
+            </w:r>
+            <w:proofErr w:type="spellStart"/>
+            <w:r>
+              <w:rPr>
+                <w:sz w:val="18"/>
+                <w:szCs w:val="20"/>
+                <w:lang w:val="es-MX"/>
+              </w:rPr>
+              <w:t>Qlik</w:t>
+            </w:r>
+            <w:proofErr w:type="spellEnd"/>
+            <w:r>
+              <w:rPr>
+                <w:sz w:val="18"/>
+                <w:szCs w:val="20"/>
+                <w:lang w:val="es-MX"/>
+              </w:rPr>
+              <w:t xml:space="preserve"> Sense.</w:t>
+            </w:r>
+          </w:p>
+          <w:p>
+            <w:pPr>
+              <w:pStyle w:val="NoSpacing"/>
+              <w:ind w:left="0"/>
+              <w:jc w:val="both"/>
+              <w:rPr>
+                <w:szCs w:val="22"/>
+                <w:lang w:val="es-MX"/>
+              </w:rPr>
+            </w:pPr>
+            <w:r>
+              <w:rPr>
+                <w:sz w:val="18"/>
+                <w:szCs w:val="20"/>
+                <w:lang w:val="es-MX"/>
+              </w:rPr>
+              <w:t>• Levanté requerimientos para adaptación y mejora continua.</w:t>
+            </w:r>
+          </w:p>
+          <w:p>
+            <w:pPr>
+              <w:pStyle w:val="NoSpacing"/>
+              <w:ind w:left="0"/>
+              <w:jc w:val="both"/>
+              <w:rPr>
+                <w:szCs w:val="22"/>
+                <w:lang w:val="es-MX"/>
+              </w:rPr>
+            </w:pPr>
+            <w:r>
+              <w:rPr>
+                <w:sz w:val="18"/>
+                <w:szCs w:val="20"/>
+                <w:lang w:val="es-MX"/>
+              </w:rPr>
+              <w:t>• Diseñé y construí tableros interactivos centrados en métricas clave.</w:t>
+            </w:r>
+          </w:p>
+          <w:p>
+            <w:pPr>
+              <w:pStyle w:val="NoSpacing"/>
+              <w:ind w:left="0"/>
+              <w:jc w:val="both"/>
+              <w:rPr>
+                <w:szCs w:val="22"/>
+                <w:lang w:val="es-MX"/>
+              </w:rPr>
+            </w:pPr>
+            <w:r>
+              <w:rPr>
+                <w:sz w:val="18"/>
+                <w:szCs w:val="20"/>
+                <w:lang w:val="es-MX"/>
+              </w:rPr>
+              <w:t>• Implementé cuidadosamente para maximizar valor y satisfacción del usuario final.</w:t>
             </w:r>
           </w:p>
           <w:p>
@@ -835,7 +2704,7 @@
                 <w:szCs w:val="18"/>
                 <w:lang w:val="es-MX"/>
               </w:rPr>
-              <w:t>enero 2025</w:t>
+              <w:t>02 enero 2025</w:t>
             </w:r>
           </w:p>
         </w:tc>
@@ -877,7 +2746,7 @@
                 <w:szCs w:val="18"/>
                 <w:lang w:val="es-MX"/>
               </w:rPr>
-              <w:t>marzo 2025</w:t>
+              <w:t>31 marzo 2025</w:t>
             </w:r>
           </w:p>
         </w:tc>
@@ -966,7 +2835,43 @@
                 <w:szCs w:val="20"/>
                 <w:lang w:val="es-MX"/>
               </w:rPr>
-              <w:t>• Construir modelos de datos en la capa semántica de Tableau Desktop</w:t>
+              <w:t xml:space="preserve">• En esta posición, me encargué de la construcción detallada de modelos de datos en la capa semántica de </w:t>
+            </w:r>
+            <w:proofErr w:type="spellStart"/>
+            <w:r>
+              <w:rPr>
+                <w:sz w:val="18"/>
+                <w:szCs w:val="20"/>
+                <w:lang w:val="es-MX"/>
+              </w:rPr>
+              <w:t>Tableau</w:t>
+            </w:r>
+            <w:proofErr w:type="spellEnd"/>
+            <w:r>
+              <w:rPr>
+                <w:sz w:val="18"/>
+                <w:szCs w:val="20"/>
+                <w:lang w:val="es-MX"/>
+              </w:rPr>
+              <w:t xml:space="preserve"> Desktop, así como de la generación y publicación de fuentes de datos en el servidor de </w:t>
+            </w:r>
+            <w:proofErr w:type="spellStart"/>
+            <w:r>
+              <w:rPr>
+                <w:sz w:val="18"/>
+                <w:szCs w:val="20"/>
+                <w:lang w:val="es-MX"/>
+              </w:rPr>
+              <w:t>Tableau</w:t>
+            </w:r>
+            <w:proofErr w:type="spellEnd"/>
+            <w:r>
+              <w:rPr>
+                <w:sz w:val="18"/>
+                <w:szCs w:val="20"/>
+                <w:lang w:val="es-MX"/>
+              </w:rPr>
+              <w:t>, facilitando que los usuarios pudieran crear sus propios tableros de control.</w:t>
             </w:r>
           </w:p>
           <w:p>
@@ -985,7 +2890,118 @@
                 <w:szCs w:val="20"/>
                 <w:lang w:val="es-MX"/>
               </w:rPr>
-              <w:t>• Generar y publicar fuentes de datos en Tableau Server</w:t>
+              <w:t xml:space="preserve">• Diseñé y construí modelos de datos optimizados en la capa semántica de </w:t>
+            </w:r>
+            <w:proofErr w:type="spellStart"/>
+            <w:r>
+              <w:rPr>
+                <w:sz w:val="18"/>
+                <w:szCs w:val="20"/>
+                <w:lang w:val="es-MX"/>
+              </w:rPr>
+              <w:t>Tableau</w:t>
+            </w:r>
+            <w:proofErr w:type="spellEnd"/>
+            <w:r>
+              <w:rPr>
+                <w:sz w:val="18"/>
+                <w:szCs w:val="20"/>
+                <w:lang w:val="es-MX"/>
+              </w:rPr>
+              <w:t xml:space="preserve"> Desktop para facilitar el análisis.</w:t>
+            </w:r>
+          </w:p>
+          <w:p>
+            <w:pPr>
+              <w:pStyle w:val="NoSpacing"/>
+              <w:ind w:left="0"/>
+              <w:jc w:val="both"/>
+              <w:rPr>
+                <w:szCs w:val="22"/>
+                <w:lang w:val="es-MX"/>
+              </w:rPr>
+            </w:pPr>
+            <w:r>
+              <w:rPr>
+                <w:sz w:val="18"/>
+                <w:szCs w:val="20"/>
+                <w:lang w:val="es-MX"/>
+              </w:rPr>
+              <w:t xml:space="preserve">• Generé y publiqué fuentes de datos en </w:t>
+            </w:r>
+            <w:proofErr w:type="spellStart"/>
+            <w:r>
+              <w:rPr>
+                <w:sz w:val="18"/>
+                <w:szCs w:val="20"/>
+                <w:lang w:val="es-MX"/>
+              </w:rPr>
+              <w:t>Tableau</w:t>
+            </w:r>
+            <w:proofErr w:type="spellEnd"/>
+            <w:r>
+              <w:rPr>
+                <w:sz w:val="18"/>
+                <w:szCs w:val="20"/>
+                <w:lang w:val="es-MX"/>
+              </w:rPr>
+              <w:t xml:space="preserve"> Server garantizando disponibilidad y actualización constante.</w:t>
+            </w:r>
+          </w:p>
+          <w:p>
+            <w:pPr>
+              <w:pStyle w:val="NoSpacing"/>
+              <w:ind w:left="0"/>
+              <w:jc w:val="both"/>
+              <w:rPr>
+                <w:szCs w:val="22"/>
+                <w:lang w:val="es-MX"/>
+              </w:rPr>
+            </w:pPr>
+            <w:r>
+              <w:rPr>
+                <w:sz w:val="18"/>
+                <w:szCs w:val="20"/>
+                <w:lang w:val="es-MX"/>
+              </w:rPr>
+              <w:t xml:space="preserve">• Implementé una capa de consumo que habilita la creación autónoma de </w:t>
+            </w:r>
+            <w:proofErr w:type="spellStart"/>
+            <w:r>
+              <w:rPr>
+                <w:sz w:val="18"/>
+                <w:szCs w:val="20"/>
+                <w:lang w:val="es-MX"/>
+              </w:rPr>
+              <w:t>dashboards</w:t>
+            </w:r>
+            <w:proofErr w:type="spellEnd"/>
+            <w:r>
+              <w:rPr>
+                <w:sz w:val="18"/>
+                <w:szCs w:val="20"/>
+                <w:lang w:val="es-MX"/>
+              </w:rPr>
+              <w:t xml:space="preserve"> por los usuarios.</w:t>
+            </w:r>
+          </w:p>
+          <w:p>
+            <w:pPr>
+              <w:pStyle w:val="NoSpacing"/>
+              <w:ind w:left="0"/>
+              <w:jc w:val="both"/>
+              <w:rPr>
+                <w:szCs w:val="22"/>
+                <w:lang w:val="es-MX"/>
+              </w:rPr>
+            </w:pPr>
+            <w:r>
+              <w:rPr>
+                <w:sz w:val="18"/>
+                <w:szCs w:val="20"/>
+                <w:lang w:val="es-MX"/>
+              </w:rPr>
+              <w:t>• Proporcioné visibilidad completa sobre contratos y relaciones comerciales con impacto directo en la estrategia corporativa.</w:t>
             </w:r>
           </w:p>
           <w:p>
@@ -1173,7 +3189,7 @@
                 <w:szCs w:val="18"/>
                 <w:lang w:val="es-MX"/>
               </w:rPr>
-              <w:t>agosto 2024</w:t>
+              <w:t>02 agosto 2024</w:t>
             </w:r>
           </w:p>
         </w:tc>
@@ -1215,7 +3231,7 @@
                 <w:szCs w:val="18"/>
                 <w:lang w:val="es-MX"/>
               </w:rPr>
-              <w:t>diciembre 2024</w:t>
+              <w:t>31 diciembre 2024</w:t>
             </w:r>
           </w:p>
         </w:tc>
@@ -1304,7 +3320,7 @@
                 <w:szCs w:val="20"/>
                 <w:lang w:val="es-MX"/>
               </w:rPr>
-              <w:t>• Desarrollar análisis del caso de negocio para implementación de Gobierno de Datos</w:t>
+              <w:t>• Asumí la responsabilidad de realizar un análisis exhaustivo del caso de negocio para la implementación del Gobierno de Datos, siendo pieza clave en la generación de un glosario de términos de negocio y la documentación precisa de requerimientos para el Market Place.</w:t>
             </w:r>
           </w:p>
           <w:p>
@@ -1323,7 +3339,101 @@
                 <w:szCs w:val="20"/>
                 <w:lang w:val="es-MX"/>
               </w:rPr>
-              <w:t>• Elaborar documentación técnica y funcional para requerimientos del Market Place</w:t>
+              <w:t>• Desarrollé un análisis detallado del caso de negocio para fortalecer el Gobierno de Datos.</w:t>
+            </w:r>
+          </w:p>
+          <w:p>
+            <w:pPr>
+              <w:pStyle w:val="NoSpacing"/>
+              <w:ind w:left="0"/>
+              <w:jc w:val="both"/>
+              <w:rPr>
+                <w:szCs w:val="22"/>
+                <w:lang w:val="es-MX"/>
+              </w:rPr>
+            </w:pPr>
+            <w:r>
+              <w:rPr>
+                <w:sz w:val="18"/>
+                <w:szCs w:val="20"/>
+                <w:lang w:val="es-MX"/>
+              </w:rPr>
+              <w:t>• Elaboré documentación técnica y funcional para los requerimientos del Market Place.</w:t>
+            </w:r>
+          </w:p>
+          <w:p>
+            <w:pPr>
+              <w:pStyle w:val="NoSpacing"/>
+              <w:ind w:left="0"/>
+              <w:jc w:val="both"/>
+              <w:rPr>
+                <w:szCs w:val="22"/>
+                <w:lang w:val="es-MX"/>
+              </w:rPr>
+            </w:pPr>
+            <w:r>
+              <w:rPr>
+                <w:sz w:val="18"/>
+                <w:szCs w:val="20"/>
+                <w:lang w:val="es-MX"/>
+              </w:rPr>
+              <w:t>• Realicé evaluaciones rigurosas de la calidad de datos y propuse recomendaciones para su mejora.</w:t>
+            </w:r>
+          </w:p>
+          <w:p>
+            <w:pPr>
+              <w:pStyle w:val="NoSpacing"/>
+              <w:ind w:left="0"/>
+              <w:jc w:val="both"/>
+              <w:rPr>
+                <w:szCs w:val="22"/>
+                <w:lang w:val="es-MX"/>
+              </w:rPr>
+            </w:pPr>
+            <w:r>
+              <w:rPr>
+                <w:sz w:val="18"/>
+                <w:szCs w:val="20"/>
+                <w:lang w:val="es-MX"/>
+              </w:rPr>
+              <w:t>• Diseñé controles y mecanismos de monitoreo para la garantía de la calidad de los datos.</w:t>
+            </w:r>
+          </w:p>
+          <w:p>
+            <w:pPr>
+              <w:pStyle w:val="NoSpacing"/>
+              <w:ind w:left="0"/>
+              <w:jc w:val="both"/>
+              <w:rPr>
+                <w:szCs w:val="22"/>
+                <w:lang w:val="es-MX"/>
+              </w:rPr>
+            </w:pPr>
+            <w:r>
+              <w:rPr>
+                <w:sz w:val="18"/>
+                <w:szCs w:val="20"/>
+                <w:lang w:val="es-MX"/>
+              </w:rPr>
+              <w:t xml:space="preserve">• Evalué plataformas existentes y generé </w:t>
+            </w:r>
+            <w:proofErr w:type="spellStart"/>
+            <w:r>
+              <w:rPr>
+                <w:sz w:val="18"/>
+                <w:szCs w:val="20"/>
+                <w:lang w:val="es-MX"/>
+              </w:rPr>
+              <w:t>benchmarks</w:t>
+            </w:r>
+            <w:proofErr w:type="spellEnd"/>
+            <w:r>
+              <w:rPr>
+                <w:sz w:val="18"/>
+                <w:szCs w:val="20"/>
+                <w:lang w:val="es-MX"/>
+              </w:rPr>
+              <w:t xml:space="preserve"> para optimizar procesos y la utilización de tecnologías.</w:t>
             </w:r>
           </w:p>
           <w:p>
@@ -1511,7 +3621,7 @@
                 <w:szCs w:val="18"/>
                 <w:lang w:val="es-MX"/>
               </w:rPr>
-              <w:t>mayo 2024</w:t>
+              <w:t>31 mayo 2024</w:t>
             </w:r>
           </w:p>
         </w:tc>
@@ -1553,7 +3663,7 @@
                 <w:szCs w:val="18"/>
                 <w:lang w:val="es-MX"/>
               </w:rPr>
-              <w:t>agosto 2024</w:t>
+              <w:t>01 agosto 2024</w:t>
             </w:r>
           </w:p>
         </w:tc>
@@ -1642,7 +3752,7 @@
                 <w:szCs w:val="20"/>
                 <w:lang w:val="es-MX"/>
               </w:rPr>
-              <w:t>• Diseñar arquitectura de datos para el monitoreo de aplicaciones</w:t>
+              <w:t>• Lideré el análisis completo del proceso de monitoreo de aplicaciones y diseñé una arquitectura de datos efectiva para el monitoreo de D£A.</w:t>
             </w:r>
           </w:p>
           <w:p>
@@ -1661,7 +3771,247 @@
                 <w:szCs w:val="20"/>
                 <w:lang w:val="es-MX"/>
               </w:rPr>
-              <w:t>• Construir y optimizar flujos ETL utilizando Tableau Prep</w:t>
+              <w:t xml:space="preserve">• Construí flujos Extraer, Transformar y Cargar (ETL) utilizando </w:t>
+            </w:r>
+            <w:proofErr w:type="spellStart"/>
+            <w:r>
+              <w:rPr>
+                <w:sz w:val="18"/>
+                <w:szCs w:val="20"/>
+                <w:lang w:val="es-MX"/>
+              </w:rPr>
+              <w:t>Tableau</w:t>
+            </w:r>
+            <w:proofErr w:type="spellEnd"/>
+            <w:r>
+              <w:rPr>
+                <w:sz w:val="18"/>
+                <w:szCs w:val="20"/>
+                <w:lang w:val="es-MX"/>
+              </w:rPr>
+              <w:t xml:space="preserve"> </w:t>
+            </w:r>
+            <w:proofErr w:type="spellStart"/>
+            <w:r>
+              <w:rPr>
+                <w:sz w:val="18"/>
+                <w:szCs w:val="20"/>
+                <w:lang w:val="es-MX"/>
+              </w:rPr>
+              <w:t>Prep</w:t>
+            </w:r>
+            <w:proofErr w:type="spellEnd"/>
+            <w:r>
+              <w:rPr>
+                <w:sz w:val="18"/>
+                <w:szCs w:val="20"/>
+                <w:lang w:val="es-MX"/>
+              </w:rPr>
+              <w:t xml:space="preserve"> y desarrollé tableros de control en </w:t>
+            </w:r>
+            <w:proofErr w:type="spellStart"/>
+            <w:r>
+              <w:rPr>
+                <w:sz w:val="18"/>
+                <w:szCs w:val="20"/>
+                <w:lang w:val="es-MX"/>
+              </w:rPr>
+              <w:t>Tableau</w:t>
+            </w:r>
+            <w:proofErr w:type="spellEnd"/>
+            <w:r>
+              <w:rPr>
+                <w:sz w:val="18"/>
+                <w:szCs w:val="20"/>
+                <w:lang w:val="es-MX"/>
+              </w:rPr>
+              <w:t xml:space="preserve"> Desktop que permitieron a los directores acceder a información actualizada automáticamente mediante la integración con </w:t>
+            </w:r>
+            <w:proofErr w:type="spellStart"/>
+            <w:r>
+              <w:rPr>
+                <w:sz w:val="18"/>
+                <w:szCs w:val="20"/>
+                <w:lang w:val="es-MX"/>
+              </w:rPr>
+              <w:t>Tableau</w:t>
+            </w:r>
+            <w:proofErr w:type="spellEnd"/>
+            <w:r>
+              <w:rPr>
+                <w:sz w:val="18"/>
+                <w:szCs w:val="20"/>
+                <w:lang w:val="es-MX"/>
+              </w:rPr>
+              <w:t xml:space="preserve"> Server.</w:t>
+            </w:r>
+          </w:p>
+          <w:p>
+            <w:pPr>
+              <w:pStyle w:val="NoSpacing"/>
+              <w:ind w:left="0"/>
+              <w:jc w:val="both"/>
+              <w:rPr>
+                <w:szCs w:val="22"/>
+                <w:lang w:val="es-MX"/>
+              </w:rPr>
+            </w:pPr>
+            <w:r>
+              <w:rPr>
+                <w:sz w:val="18"/>
+                <w:szCs w:val="20"/>
+                <w:lang w:val="es-MX"/>
+              </w:rPr>
+              <w:t>• Analicé profundamente el proceso de monitoreo de aplicaciones para optimizar su eficiencia.</w:t>
+            </w:r>
+          </w:p>
+          <w:p>
+            <w:pPr>
+              <w:pStyle w:val="NoSpacing"/>
+              <w:ind w:left="0"/>
+              <w:jc w:val="both"/>
+              <w:rPr>
+                <w:szCs w:val="22"/>
+                <w:lang w:val="es-MX"/>
+              </w:rPr>
+            </w:pPr>
+            <w:r>
+              <w:rPr>
+                <w:sz w:val="18"/>
+                <w:szCs w:val="20"/>
+                <w:lang w:val="es-MX"/>
+              </w:rPr>
+              <w:t>• Diseñé la arquitectura de datos para el monitoreo y reporte eficiente de DÉA.</w:t>
+            </w:r>
+          </w:p>
+          <w:p>
+            <w:pPr>
+              <w:pStyle w:val="NoSpacing"/>
+              <w:ind w:left="0"/>
+              <w:jc w:val="both"/>
+              <w:rPr>
+                <w:szCs w:val="22"/>
+                <w:lang w:val="es-MX"/>
+              </w:rPr>
+            </w:pPr>
+            <w:r>
+              <w:rPr>
+                <w:sz w:val="18"/>
+                <w:szCs w:val="20"/>
+                <w:lang w:val="es-MX"/>
+              </w:rPr>
+              <w:lastRenderedPageBreak/>
+              <w:t xml:space="preserve">• Construí y optimicé flujos Extraer, Transformar y Cargar (ETL) en </w:t>
+            </w:r>
+            <w:proofErr w:type="spellStart"/>
+            <w:r>
+              <w:rPr>
+                <w:sz w:val="18"/>
+                <w:szCs w:val="20"/>
+                <w:lang w:val="es-MX"/>
+              </w:rPr>
+              <w:t>Tableau</w:t>
+            </w:r>
+            <w:proofErr w:type="spellEnd"/>
+            <w:r>
+              <w:rPr>
+                <w:sz w:val="18"/>
+                <w:szCs w:val="20"/>
+                <w:lang w:val="es-MX"/>
+              </w:rPr>
+              <w:t xml:space="preserve"> </w:t>
+            </w:r>
+            <w:proofErr w:type="spellStart"/>
+            <w:r>
+              <w:rPr>
+                <w:sz w:val="18"/>
+                <w:szCs w:val="20"/>
+                <w:lang w:val="es-MX"/>
+              </w:rPr>
+              <w:t>Prep</w:t>
+            </w:r>
+            <w:proofErr w:type="spellEnd"/>
+            <w:r>
+              <w:rPr>
+                <w:sz w:val="18"/>
+                <w:szCs w:val="20"/>
+                <w:lang w:val="es-MX"/>
+              </w:rPr>
+              <w:t xml:space="preserve"> para automatizar la carga de datos.</w:t>
+            </w:r>
+          </w:p>
+          <w:p>
+            <w:pPr>
+              <w:pStyle w:val="NoSpacing"/>
+              <w:ind w:left="0"/>
+              <w:jc w:val="both"/>
+              <w:rPr>
+                <w:szCs w:val="22"/>
+                <w:lang w:val="es-MX"/>
+              </w:rPr>
+            </w:pPr>
+            <w:r>
+              <w:rPr>
+                <w:sz w:val="18"/>
+                <w:szCs w:val="20"/>
+                <w:lang w:val="es-MX"/>
+              </w:rPr>
+              <w:t xml:space="preserve">• Desarrollé tableros de control dinámicos en </w:t>
+            </w:r>
+            <w:proofErr w:type="spellStart"/>
+            <w:r>
+              <w:rPr>
+                <w:sz w:val="18"/>
+                <w:szCs w:val="20"/>
+                <w:lang w:val="es-MX"/>
+              </w:rPr>
+              <w:t>Tableau</w:t>
+            </w:r>
+            <w:proofErr w:type="spellEnd"/>
+            <w:r>
+              <w:rPr>
+                <w:sz w:val="18"/>
+                <w:szCs w:val="20"/>
+                <w:lang w:val="es-MX"/>
+              </w:rPr>
+              <w:t xml:space="preserve"> Desktop para el análisis de los datos.</w:t>
+            </w:r>
+          </w:p>
+          <w:p>
+            <w:pPr>
+              <w:pStyle w:val="NoSpacing"/>
+              <w:ind w:left="0"/>
+              <w:jc w:val="both"/>
+              <w:rPr>
+                <w:szCs w:val="22"/>
+                <w:lang w:val="es-MX"/>
+              </w:rPr>
+            </w:pPr>
+            <w:r>
+              <w:rPr>
+                <w:sz w:val="18"/>
+                <w:szCs w:val="20"/>
+                <w:lang w:val="es-MX"/>
+              </w:rPr>
+              <w:t xml:space="preserve">• Automaticé la carga y actualización de datos desde </w:t>
+            </w:r>
+            <w:proofErr w:type="spellStart"/>
+            <w:r>
+              <w:rPr>
+                <w:sz w:val="18"/>
+                <w:szCs w:val="20"/>
+                <w:lang w:val="es-MX"/>
+              </w:rPr>
+              <w:t>Tableau</w:t>
+            </w:r>
+            <w:proofErr w:type="spellEnd"/>
+            <w:r>
+              <w:rPr>
+                <w:sz w:val="18"/>
+                <w:szCs w:val="20"/>
+                <w:lang w:val="es-MX"/>
+              </w:rPr>
+              <w:t xml:space="preserve"> Server asegurando disponibilidad constante.</w:t>
             </w:r>
           </w:p>
           <w:p>
@@ -1757,7 +4107,7 @@
                 <w:szCs w:val="18"/>
                 <w:lang w:val="es-MX"/>
               </w:rPr>
-              <w:t>Walmart México</w:t>
+              <w:t>Walmart</w:t>
             </w:r>
           </w:p>
         </w:tc>
@@ -1849,7 +4199,7 @@
                 <w:szCs w:val="18"/>
                 <w:lang w:val="es-MX"/>
               </w:rPr>
-              <w:t>diciembre 2023</w:t>
+              <w:t>01 diciembre 2023</w:t>
             </w:r>
           </w:p>
         </w:tc>
@@ -1891,7 +4241,7 @@
                 <w:szCs w:val="18"/>
                 <w:lang w:val="es-MX"/>
               </w:rPr>
-              <w:t>mayo 2024</w:t>
+              <w:t>30 mayo 2024</w:t>
             </w:r>
           </w:p>
         </w:tc>
@@ -1980,7 +4330,7 @@
                 <w:szCs w:val="20"/>
                 <w:lang w:val="es-MX"/>
               </w:rPr>
-              <w:t>• Analizar la mecánica de cálculo de bonos y documentar procesos integrales</w:t>
+              <w:t>• Analicé en detalle la mecánica de cálculo de bonos para Walmart, evidenciando la necesidad de scripts claros y documentación precisa para facilitar el trabajo del equipo de desarrollo.</w:t>
             </w:r>
           </w:p>
           <w:p>
@@ -1999,7 +4349,63 @@
                 <w:szCs w:val="20"/>
                 <w:lang w:val="es-MX"/>
               </w:rPr>
-              <w:t>• Diseñar y generar scripts de negocio que soporten el proceso de cálculo</w:t>
+              <w:t>• Levanté y analicé detalladamente la mecánica de cálculo de bonos para Walmart.</w:t>
+            </w:r>
+          </w:p>
+          <w:p>
+            <w:pPr>
+              <w:pStyle w:val="NoSpacing"/>
+              <w:ind w:left="0"/>
+              <w:jc w:val="both"/>
+              <w:rPr>
+                <w:szCs w:val="22"/>
+                <w:lang w:val="es-MX"/>
+              </w:rPr>
+            </w:pPr>
+            <w:r>
+              <w:rPr>
+                <w:sz w:val="18"/>
+                <w:szCs w:val="20"/>
+                <w:lang w:val="es-MX"/>
+              </w:rPr>
+              <w:t>• Diseñé y generé scripts de negocio que soportan el proceso de cálculo.</w:t>
+            </w:r>
+          </w:p>
+          <w:p>
+            <w:pPr>
+              <w:pStyle w:val="NoSpacing"/>
+              <w:ind w:left="0"/>
+              <w:jc w:val="both"/>
+              <w:rPr>
+                <w:szCs w:val="22"/>
+                <w:lang w:val="es-MX"/>
+              </w:rPr>
+            </w:pPr>
+            <w:r>
+              <w:rPr>
+                <w:sz w:val="18"/>
+                <w:szCs w:val="20"/>
+                <w:lang w:val="es-MX"/>
+              </w:rPr>
+              <w:t xml:space="preserve">• Documenté los procesos integrales de Business plan, </w:t>
+            </w:r>
+            <w:proofErr w:type="spellStart"/>
+            <w:r>
+              <w:rPr>
+                <w:sz w:val="18"/>
+                <w:szCs w:val="20"/>
+                <w:lang w:val="es-MX"/>
+              </w:rPr>
+              <w:t>Forecast</w:t>
+            </w:r>
+            <w:proofErr w:type="spellEnd"/>
+            <w:r>
+              <w:rPr>
+                <w:sz w:val="18"/>
+                <w:szCs w:val="20"/>
+                <w:lang w:val="es-MX"/>
+              </w:rPr>
+              <w:t>, distribución atiendas y el proceso de dispersión.</w:t>
             </w:r>
           </w:p>
           <w:p>
@@ -2075,7 +4481,6 @@
                 <w:szCs w:val="18"/>
                 <w:lang w:val="es-MX"/>
               </w:rPr>
-              <w:lastRenderedPageBreak/>
               <w:t>Empresa</w:t>
             </w:r>
           </w:p>
@@ -2142,7 +4547,7 @@
                 <w:szCs w:val="18"/>
                 <w:lang w:val="es-MX"/>
               </w:rPr>
-              <w:t>Especialista de Presentación de INFORMACIÓN (Visualización) - SOFTTEK</w:t>
+              <w:t>Especialista de Presentación de INFORMACIÓN (Visualización) BI/BA (Líder Técnico) - SOFTTEK</w:t>
             </w:r>
           </w:p>
         </w:tc>
@@ -2188,7 +4593,7 @@
                 <w:szCs w:val="18"/>
                 <w:lang w:val="es-MX"/>
               </w:rPr>
-              <w:t>febrero 2023</w:t>
+              <w:t>01 febrero 2023</w:t>
             </w:r>
           </w:p>
         </w:tc>
@@ -2230,7 +4635,7 @@
                 <w:szCs w:val="18"/>
                 <w:lang w:val="es-MX"/>
               </w:rPr>
-              <w:t>noviembre 2023</w:t>
+              <w:t>30 noviembre 2023</w:t>
             </w:r>
           </w:p>
         </w:tc>
@@ -2319,7 +4724,25 @@
                 <w:szCs w:val="20"/>
                 <w:lang w:val="es-MX"/>
               </w:rPr>
-              <w:t>• Coordinar la migración de tableros del portal Dealer Performance a Qlik Sense</w:t>
+              <w:t xml:space="preserve">• Coordiné los recursos del equipo de visualización para realizar la migración exitosa de los tableros de control del portal Dealer Performance de Ford México a </w:t>
+            </w:r>
+            <w:proofErr w:type="spellStart"/>
+            <w:r>
+              <w:rPr>
+                <w:sz w:val="18"/>
+                <w:szCs w:val="20"/>
+                <w:lang w:val="es-MX"/>
+              </w:rPr>
+              <w:t>Qlik</w:t>
+            </w:r>
+            <w:proofErr w:type="spellEnd"/>
+            <w:r>
+              <w:rPr>
+                <w:sz w:val="18"/>
+                <w:szCs w:val="20"/>
+                <w:lang w:val="es-MX"/>
+              </w:rPr>
+              <w:t xml:space="preserve"> Sense.</w:t>
             </w:r>
           </w:p>
           <w:p>
@@ -2338,7 +4761,119 @@
                 <w:szCs w:val="20"/>
                 <w:lang w:val="es-MX"/>
               </w:rPr>
-              <w:t>• Levantar requerimientos y desarrollar tableros interactivos centrados en métricas y KPI's</w:t>
+              <w:t xml:space="preserve">• Encabecé el levantamiento de requerimientos, análisis, diseño, desarrollo, documentación e implementación de Tableros de control con base en métricas y </w:t>
+            </w:r>
+            <w:proofErr w:type="spellStart"/>
+            <w:r>
+              <w:rPr>
+                <w:sz w:val="18"/>
+                <w:szCs w:val="20"/>
+                <w:lang w:val="es-MX"/>
+              </w:rPr>
+              <w:t>KPI's</w:t>
+            </w:r>
+            <w:proofErr w:type="spellEnd"/>
+            <w:r>
+              <w:rPr>
+                <w:sz w:val="18"/>
+                <w:szCs w:val="20"/>
+                <w:lang w:val="es-MX"/>
+              </w:rPr>
+              <w:t xml:space="preserve"> logrando la completa satisfacción del cliente.</w:t>
+            </w:r>
+          </w:p>
+          <w:p>
+            <w:pPr>
+              <w:pStyle w:val="NoSpacing"/>
+              <w:ind w:left="0"/>
+              <w:jc w:val="both"/>
+              <w:rPr>
+                <w:szCs w:val="22"/>
+                <w:lang w:val="es-MX"/>
+              </w:rPr>
+            </w:pPr>
+            <w:r>
+              <w:rPr>
+                <w:sz w:val="18"/>
+                <w:szCs w:val="20"/>
+                <w:lang w:val="es-MX"/>
+              </w:rPr>
+              <w:t xml:space="preserve">• Coordiné y lideré el equipo de desarrollo para la migración de tableros a </w:t>
+            </w:r>
+            <w:proofErr w:type="spellStart"/>
+            <w:r>
+              <w:rPr>
+                <w:sz w:val="18"/>
+                <w:szCs w:val="20"/>
+                <w:lang w:val="es-MX"/>
+              </w:rPr>
+              <w:t>Qlik</w:t>
+            </w:r>
+            <w:proofErr w:type="spellEnd"/>
+            <w:r>
+              <w:rPr>
+                <w:sz w:val="18"/>
+                <w:szCs w:val="20"/>
+                <w:lang w:val="es-MX"/>
+              </w:rPr>
+              <w:t xml:space="preserve"> Sense.</w:t>
+            </w:r>
+          </w:p>
+          <w:p>
+            <w:pPr>
+              <w:pStyle w:val="NoSpacing"/>
+              <w:ind w:left="0"/>
+              <w:jc w:val="both"/>
+              <w:rPr>
+                <w:szCs w:val="22"/>
+                <w:lang w:val="es-MX"/>
+              </w:rPr>
+            </w:pPr>
+            <w:r>
+              <w:rPr>
+                <w:sz w:val="18"/>
+                <w:szCs w:val="20"/>
+                <w:lang w:val="es-MX"/>
+              </w:rPr>
+              <w:t>• Levanté requerimientos para adaptación y mejora continua.</w:t>
+            </w:r>
+          </w:p>
+          <w:p>
+            <w:pPr>
+              <w:pStyle w:val="NoSpacing"/>
+              <w:ind w:left="0"/>
+              <w:jc w:val="both"/>
+              <w:rPr>
+                <w:szCs w:val="22"/>
+                <w:lang w:val="es-MX"/>
+              </w:rPr>
+            </w:pPr>
+            <w:r>
+              <w:rPr>
+                <w:sz w:val="18"/>
+                <w:szCs w:val="20"/>
+                <w:lang w:val="es-MX"/>
+              </w:rPr>
+              <w:t>• Diseñé y construí tableros interactivos centrados en métricas clave.</w:t>
+            </w:r>
+          </w:p>
+          <w:p>
+            <w:pPr>
+              <w:pStyle w:val="NoSpacing"/>
+              <w:ind w:left="0"/>
+              <w:jc w:val="both"/>
+              <w:rPr>
+                <w:szCs w:val="22"/>
+                <w:lang w:val="es-MX"/>
+              </w:rPr>
+            </w:pPr>
+            <w:r>
+              <w:rPr>
+                <w:sz w:val="18"/>
+                <w:szCs w:val="20"/>
+                <w:lang w:val="es-MX"/>
+              </w:rPr>
+              <w:t>• Implementé cuidadosamente para maximizar valor y satisfacción del usuario final.</w:t>
             </w:r>
           </w:p>
           <w:p>
@@ -2363,72 +4898,6 @@
           <w:sz w:val="18"/>
           <w:szCs w:val="18"/>
           <w:lang w:val="es-419"/>
-        </w:rPr>
-      </w:pPr>
-    </w:p>
-    <w:p>
-      <w:pPr>
-        <w:rPr>
-          <w:rFonts w:ascii="Arial" w:hAnsi="Arial" w:cs="Arial"/>
-          <w:b/>
-          <w:sz w:val="18"/>
-          <w:szCs w:val="18"/>
-          <w:u w:val="single"/>
-          <w:lang w:val="es-MX"/>
-        </w:rPr>
-      </w:pPr>
-      <w:r>
-        <w:rPr>
-          <w:rFonts w:ascii="Arial" w:hAnsi="Arial" w:cs="Arial"/>
-          <w:b/>
-          <w:sz w:val="18"/>
-          <w:szCs w:val="18"/>
-          <w:u w:val="single"/>
-          <w:lang w:val="es-MX"/>
-        </w:rPr>
-        <w:t>HISTORIAL PROFESIONAL ADICIONAL</w:t>
-      </w:r>
-    </w:p>
-    <w:p>
-      <w:pPr>
-        <w:rPr>
-          <w:rFonts w:ascii="Arial" w:hAnsi="Arial" w:cs="Arial"/>
-          <w:bCs/>
-          <w:sz w:val="18"/>
-          <w:szCs w:val="18"/>
-          <w:lang w:val="es-MX"/>
-        </w:rPr>
-      </w:pPr>
-    </w:p>
-    <w:p>
-      <w:pPr>
-        <w:rPr>
-          <w:rFonts w:ascii="Arial" w:hAnsi="Arial" w:cs="Arial"/>
-          <w:bCs/>
-          <w:sz w:val="18"/>
-          <w:szCs w:val="18"/>
-          <w:lang w:val="es-MX"/>
-        </w:rPr>
-      </w:pPr>
-      <w:r>
-        <w:rPr>
-          <w:rFonts w:ascii="Arial" w:hAnsi="Arial" w:cs="Arial"/>
-          <w:bCs/>
-          <w:sz w:val="18"/>
-          <w:szCs w:val="18"/>
-          <w:lang w:val="es-MX"/>
-        </w:rPr>
-        <w:t>La experiencia abarca desde junio de 2008 hasta enero de 2023</w:t>
-      </w:r>
-    </w:p>
-    <w:p>
-      <w:pPr>
-        <w:rPr>
-          <w:rFonts w:ascii="Arial" w:hAnsi="Arial" w:cs="Arial"/>
-          <w:bCs/>
-          <w:sz w:val="16"/>
-          <w:szCs w:val="16"/>
-          <w:lang w:val="es-MX"/>
         </w:rPr>
       </w:pPr>
     </w:p>
@@ -2443,40 +4912,6 @@
           <w:lang w:val="es-MX"/>
         </w:rPr>
       </w:pPr>
-      <w:r>
-        <w:rPr>
-          <w:rFonts w:ascii="Arial" w:hAnsi="Arial" w:cs="Arial"/>
-          <w:bCs/>
-          <w:sz w:val="18"/>
-          <w:szCs w:val="18"/>
-          <w:lang w:val="es-MX"/>
-        </w:rPr>
-        <w:t>Durante este período se desempeñaron funciones como Especialista de Presentación de Información, Consultor BI y Analista de Negocio. Se asumieron responsabilidades de planificación y gestión de proyectos IT, levantamiento de requerimientos, generación y administración de tableros de control, migración y estabilización de aplicaciones BI y administración de servidores. Las tareas se orientaron a proporcionar visibilidad operativa y de negocio mediante soluciones de información y asegurar continuidad operativa.</w:t>
-      </w:r>
-    </w:p>
-    <w:p>
-      <w:pPr>
-        <w:jc w:val="both"/>
-        <w:rPr>
-          <w:rFonts w:ascii="Arial" w:hAnsi="Arial" w:cs="Arial"/>
-          <w:bCs/>
-          <w:sz w:val="18"/>
-          <w:szCs w:val="18"/>
-          <w:lang w:val="es-MX"/>
-        </w:rPr>
-      </w:pPr>
-    </w:p>
-    <w:p>
-      <w:pPr>
-        <w:jc w:val="both"/>
-        <w:rPr>
-          <w:rFonts w:ascii="Arial" w:hAnsi="Arial" w:cs="Arial"/>
-          <w:bCs/>
-          <w:sz w:val="18"/>
-          <w:szCs w:val="18"/>
-          <w:lang w:val="es-MX"/>
-        </w:rPr>
-      </w:pPr>
     </w:p>
     <w:p>
       <w:pPr>
@@ -2485,7 +4920,7 @@
           <w:b/>
           <w:sz w:val="18"/>
           <w:szCs w:val="18"/>
-          <w:lang w:val="es-MX"/>
+          <w:u w:val="single"/>
         </w:rPr>
       </w:pPr>
       <w:r>
@@ -2495,9 +4930,8 @@
           <w:sz w:val="18"/>
           <w:szCs w:val="18"/>
           <w:u w:val="single"/>
-          <w:lang w:val="es-MX"/>
         </w:rPr>
-        <w:br w:type="page"/>
+        <w:t xml:space="preserve">HERRAMIENTAS </w:t>
       </w:r>
       <w:r>
         <w:rPr>
@@ -2505,10 +4939,9 @@
           <w:b/>
           <w:sz w:val="18"/>
           <w:szCs w:val="18"/>
-          <w:lang w:val="es-MX"/>
+          <w:u w:val="single"/>
         </w:rPr>
-        <w:lastRenderedPageBreak/>
-        <w:t xml:space="preserve"> </w:t>
+        <w:t>UTILIZADAS EN EL DESEMPEÑO DE SUS FUNCIONES</w:t>
       </w:r>
     </w:p>
     <w:p>
@@ -2519,186 +4952,6 @@
           <w:sz w:val="18"/>
           <w:szCs w:val="18"/>
           <w:u w:val="single"/>
-          <w:lang w:val="es-MX"/>
-        </w:rPr>
-      </w:pPr>
-      <w:r>
-        <w:rPr>
-          <w:rFonts w:ascii="Arial" w:hAnsi="Arial" w:cs="Arial"/>
-          <w:b/>
-          <w:sz w:val="18"/>
-          <w:szCs w:val="18"/>
-          <w:u w:val="single"/>
-          <w:lang w:val="es-MX"/>
-        </w:rPr>
-        <w:t>NIVEL DE ESTUDIOS:</w:t>
-      </w:r>
-    </w:p>
-    <w:p>
-      <w:pPr>
-        <w:rPr>
-          <w:rFonts w:ascii="Arial" w:hAnsi="Arial" w:cs="Arial"/>
-          <w:b/>
-          <w:sz w:val="18"/>
-          <w:szCs w:val="18"/>
-          <w:u w:val="single"/>
-          <w:lang w:val="es-MX"/>
-        </w:rPr>
-      </w:pPr>
-    </w:p>
-    <w:tbl>
-      <w:tblPr>
-        <w:tblW w:w="0" w:type="auto"/>
-        <w:tblInd w:w="-72" w:type="dxa"/>
-        <w:tblBorders>
-          <w:top w:val="single" w:sz="4" w:space="0" w:color="auto"/>
-          <w:left w:val="single" w:sz="4" w:space="0" w:color="auto"/>
-          <w:bottom w:val="single" w:sz="4" w:space="0" w:color="auto"/>
-          <w:right w:val="single" w:sz="4" w:space="0" w:color="auto"/>
-          <w:insideH w:val="single" w:sz="4" w:space="0" w:color="auto"/>
-          <w:insideV w:val="single" w:sz="4" w:space="0" w:color="auto"/>
-        </w:tblBorders>
-        <w:tblLook w:val="0000" w:firstRow="0" w:lastRow="0" w:firstColumn="0" w:lastColumn="0" w:noHBand="0" w:noVBand="0"/>
-      </w:tblPr>
-      <w:tblGrid>
-        <w:gridCol w:w="5649"/>
-        <w:gridCol w:w="1975"/>
-        <w:gridCol w:w="2226"/>
-      </w:tblGrid>
-      <w:tr>
-        <w:tc>
-          <w:tcPr>
-            <w:tcW w:w="5649" w:type="dxa"/>
-          </w:tcPr>
-          <w:p>
-            <w:pPr>
-              <w:rPr>
-                <w:rFonts w:ascii="Arial" w:hAnsi="Arial" w:cs="Arial"/>
-                <w:sz w:val="18"/>
-                <w:szCs w:val="18"/>
-                <w:lang w:val="es-MX"/>
-              </w:rPr>
-            </w:pPr>
-            <w:r>
-              <w:rPr>
-                <w:rFonts w:ascii="Arial" w:hAnsi="Arial" w:cs="Arial"/>
-                <w:bCs/>
-                <w:sz w:val="18"/>
-                <w:szCs w:val="18"/>
-                <w:lang w:val="es-MX"/>
-              </w:rPr>
-              <w:t>Ingeniería en Sistemas Computacionales</w:t>
-            </w:r>
-          </w:p>
-        </w:tc>
-        <w:tc>
-          <w:tcPr>
-            <w:tcW w:w="1975" w:type="dxa"/>
-          </w:tcPr>
-          <w:p>
-            <w:pPr>
-              <w:rPr>
-                <w:rFonts w:ascii="Arial" w:hAnsi="Arial" w:cs="Arial"/>
-                <w:sz w:val="18"/>
-                <w:szCs w:val="18"/>
-                <w:lang w:val="es-MX"/>
-              </w:rPr>
-            </w:pPr>
-            <w:r>
-              <w:rPr>
-                <w:rFonts w:ascii="Arial" w:hAnsi="Arial" w:cs="Arial"/>
-                <w:bCs/>
-                <w:sz w:val="18"/>
-                <w:szCs w:val="18"/>
-                <w:lang w:val="es-MX"/>
-              </w:rPr>
-              <w:t>UNITEC Universidad Tecnológica de México</w:t>
-            </w:r>
-          </w:p>
-          <w:p>
-            <w:pPr>
-              <w:rPr>
-                <w:rFonts w:ascii="Arial" w:hAnsi="Arial" w:cs="Arial"/>
-                <w:bCs/>
-                <w:sz w:val="18"/>
-                <w:szCs w:val="18"/>
-                <w:lang w:val="en-US"/>
-              </w:rPr>
-            </w:pPr>
-          </w:p>
-        </w:tc>
-        <w:tc>
-          <w:tcPr>
-            <w:tcW w:w="2226" w:type="dxa"/>
-          </w:tcPr>
-          <w:p>
-            <w:pPr>
-              <w:rPr>
-                <w:rFonts w:ascii="Arial" w:hAnsi="Arial" w:cs="Arial"/>
-                <w:bCs/>
-                <w:sz w:val="18"/>
-                <w:szCs w:val="18"/>
-                <w:lang w:val="es-MX"/>
-              </w:rPr>
-            </w:pPr>
-            <w:r>
-              <w:rPr>
-                <w:rFonts w:ascii="Arial" w:hAnsi="Arial" w:cs="Arial"/>
-                <w:bCs/>
-                <w:sz w:val="18"/>
-                <w:szCs w:val="18"/>
-                <w:lang w:val="es-MX"/>
-              </w:rPr>
-              <w:t>enero 1996 - diciembre 2000</w:t>
-            </w:r>
-          </w:p>
-        </w:tc>
-      </w:tr>
-    </w:tbl>
-    <w:p>
-      <w:pPr>
-        <w:rPr>
-          <w:rFonts w:ascii="Arial" w:hAnsi="Arial" w:cs="Arial"/>
-          <w:bCs/>
-          <w:sz w:val="18"/>
-          <w:szCs w:val="18"/>
-          <w:lang w:val="es-MX"/>
-        </w:rPr>
-      </w:pPr>
-    </w:p>
-    <w:p>
-      <w:pPr>
-        <w:rPr>
-          <w:rFonts w:ascii="Arial" w:hAnsi="Arial" w:cs="Arial"/>
-          <w:bCs/>
-          <w:color w:val="00FF00"/>
-          <w:sz w:val="18"/>
-          <w:szCs w:val="18"/>
-          <w:lang w:val="es-MX"/>
-        </w:rPr>
-      </w:pPr>
-      <w:r>
-        <w:rPr>
-          <w:rFonts w:ascii="Arial" w:hAnsi="Arial" w:cs="Arial"/>
-          <w:b/>
-          <w:bCs/>
-          <w:sz w:val="18"/>
-          <w:szCs w:val="18"/>
-          <w:u w:val="single"/>
-          <w:lang w:val="es-MX"/>
-        </w:rPr>
-        <w:t>CURSOS</w:t>
-      </w:r>
-    </w:p>
-    <w:p>
-      <w:pPr>
-        <w:jc w:val="both"/>
-        <w:rPr>
-          <w:rFonts w:ascii="Arial" w:hAnsi="Arial" w:cs="Arial"/>
-          <w:bCs/>
-          <w:sz w:val="18"/>
-          <w:szCs w:val="18"/>
-          <w:lang w:val="en-US"/>
         </w:rPr>
       </w:pPr>
     </w:p>
@@ -2731,6 +4984,7 @@
             <w:pPr>
               <w:rPr>
                 <w:rFonts w:ascii="Arial" w:hAnsi="Arial" w:cs="Arial"/>
+                <w:bCs/>
                 <w:sz w:val="18"/>
                 <w:szCs w:val="18"/>
                 <w:lang w:val="en-US"/>
@@ -2744,7 +4998,7 @@
                 <w:szCs w:val="18"/>
                 <w:lang w:val="en-US"/>
               </w:rPr>
-              <w:t>- MySQL for Data Analytics and Business Intelligence</w:t>
+              <w:t>- SQL – MySQL for Data Analytics and Business Intelligence</w:t>
             </w:r>
           </w:p>
         </w:tc>
@@ -2761,21 +5015,46 @@
             <w:pPr>
               <w:rPr>
                 <w:rFonts w:ascii="Arial" w:hAnsi="Arial" w:cs="Arial"/>
-                <w:sz w:val="18"/>
-                <w:szCs w:val="18"/>
-                <w:lang w:val="es-MX"/>
-              </w:rPr>
-            </w:pPr>
-            <w:r>
-              <w:rPr>
-                <w:rFonts w:ascii="Arial" w:hAnsi="Arial" w:cs="Arial"/>
                 <w:bCs/>
                 <w:sz w:val="18"/>
                 <w:szCs w:val="18"/>
                 <w:lang w:val="es-MX"/>
               </w:rPr>
-              <w:t>- Power BI - Análisis de Datos Business Intelligence</w:t>
-            </w:r>
+            </w:pPr>
+            <w:r>
+              <w:rPr>
+                <w:rFonts w:ascii="Arial" w:hAnsi="Arial" w:cs="Arial"/>
+                <w:bCs/>
+                <w:sz w:val="18"/>
+                <w:szCs w:val="18"/>
+                <w:lang w:val="es-MX"/>
+              </w:rPr>
+              <w:t xml:space="preserve">- Curso Power BI – Análisis de Datos y </w:t>
+            </w:r>
+            <w:proofErr w:type="gramStart"/>
+            <w:r>
+              <w:rPr>
+                <w:rFonts w:ascii="Arial" w:hAnsi="Arial" w:cs="Arial"/>
+                <w:bCs/>
+                <w:sz w:val="18"/>
+                <w:szCs w:val="18"/>
+                <w:lang w:val="es-MX"/>
+              </w:rPr>
+              <w:t xml:space="preserve">Business </w:t>
+            </w:r>
+            <w:proofErr w:type="spellStart"/>
+            <w:r>
+              <w:rPr>
+                <w:rFonts w:ascii="Arial" w:hAnsi="Arial" w:cs="Arial"/>
+                <w:bCs/>
+                <w:sz w:val="18"/>
+                <w:szCs w:val="18"/>
+                <w:lang w:val="es-MX"/>
+              </w:rPr>
+              <w:t>Intelligence</w:t>
+            </w:r>
+            <w:proofErr w:type="spellEnd"/>
+            <w:proofErr w:type="gramEnd"/>
           </w:p>
         </w:tc>
       </w:tr>
@@ -2791,25 +5070,811 @@
             <w:pPr>
               <w:rPr>
                 <w:rFonts w:ascii="Arial" w:hAnsi="Arial" w:cs="Arial"/>
-                <w:sz w:val="18"/>
-                <w:szCs w:val="18"/>
-                <w:lang w:val="es-MX"/>
-              </w:rPr>
-            </w:pPr>
-            <w:r>
-              <w:rPr>
-                <w:rFonts w:ascii="Arial" w:hAnsi="Arial" w:cs="Arial"/>
                 <w:bCs/>
                 <w:sz w:val="18"/>
                 <w:szCs w:val="18"/>
-                <w:lang w:val="es-MX"/>
-              </w:rPr>
-              <w:t>- Python</w:t>
+                <w:lang w:val="en-US"/>
+              </w:rPr>
+            </w:pPr>
+            <w:r>
+              <w:rPr>
+                <w:rFonts w:ascii="Arial" w:hAnsi="Arial" w:cs="Arial"/>
+                <w:bCs/>
+                <w:sz w:val="18"/>
+                <w:szCs w:val="18"/>
+                <w:lang w:val="en-US"/>
+              </w:rPr>
+              <w:t>- The Complete Python Bootcamp: From Zero to Hero in Python</w:t>
+            </w:r>
+          </w:p>
+        </w:tc>
+      </w:tr>
+      <w:tr>
+        <w:trPr>
+          <w:trHeight w:val="300"/>
+        </w:trPr>
+        <w:tc>
+          <w:tcPr>
+            <w:tcW w:w="9850" w:type="dxa"/>
+          </w:tcPr>
+          <w:p>
+            <w:pPr>
+              <w:rPr>
+                <w:rFonts w:ascii="Arial" w:hAnsi="Arial" w:cs="Arial"/>
+                <w:sz w:val="18"/>
+                <w:szCs w:val="18"/>
+                <w:lang w:val="es-MX"/>
+              </w:rPr>
+            </w:pPr>
+            <w:r>
+              <w:rPr>
+                <w:rFonts w:ascii="Arial" w:hAnsi="Arial" w:cs="Arial"/>
+                <w:bCs/>
+                <w:sz w:val="18"/>
+                <w:szCs w:val="18"/>
+                <w:lang w:val="es-MX"/>
+              </w:rPr>
+              <w:t>- Tableau Desktop</w:t>
+            </w:r>
+          </w:p>
+        </w:tc>
+      </w:tr>
+      <w:tr>
+        <w:trPr>
+          <w:trHeight w:val="300"/>
+        </w:trPr>
+        <w:tc>
+          <w:tcPr>
+            <w:tcW w:w="9850" w:type="dxa"/>
+          </w:tcPr>
+          <w:p>
+            <w:pPr>
+              <w:rPr>
+                <w:rFonts w:ascii="Arial" w:hAnsi="Arial" w:cs="Arial"/>
+                <w:sz w:val="18"/>
+                <w:szCs w:val="18"/>
+                <w:lang w:val="es-MX"/>
+              </w:rPr>
+            </w:pPr>
+            <w:r>
+              <w:rPr>
+                <w:rFonts w:ascii="Arial" w:hAnsi="Arial" w:cs="Arial"/>
+                <w:bCs/>
+                <w:sz w:val="18"/>
+                <w:szCs w:val="18"/>
+                <w:lang w:val="es-MX"/>
+              </w:rPr>
+              <w:t>- Tableau Server</w:t>
+            </w:r>
+          </w:p>
+        </w:tc>
+      </w:tr>
+      <w:tr>
+        <w:trPr>
+          <w:trHeight w:val="300"/>
+        </w:trPr>
+        <w:tc>
+          <w:tcPr>
+            <w:tcW w:w="9850" w:type="dxa"/>
+          </w:tcPr>
+          <w:p>
+            <w:pPr>
+              <w:rPr>
+                <w:rFonts w:ascii="Arial" w:hAnsi="Arial" w:cs="Arial"/>
+                <w:sz w:val="18"/>
+                <w:szCs w:val="18"/>
+                <w:lang w:val="es-MX"/>
+              </w:rPr>
+            </w:pPr>
+            <w:r>
+              <w:rPr>
+                <w:rFonts w:ascii="Arial" w:hAnsi="Arial" w:cs="Arial"/>
+                <w:bCs/>
+                <w:sz w:val="18"/>
+                <w:szCs w:val="18"/>
+                <w:lang w:val="es-MX"/>
+              </w:rPr>
+              <w:t>- Tableau Prep</w:t>
+            </w:r>
+          </w:p>
+        </w:tc>
+      </w:tr>
+      <w:tr>
+        <w:trPr>
+          <w:trHeight w:val="300"/>
+        </w:trPr>
+        <w:tc>
+          <w:tcPr>
+            <w:tcW w:w="9850" w:type="dxa"/>
+          </w:tcPr>
+          <w:p>
+            <w:pPr>
+              <w:rPr>
+                <w:rFonts w:ascii="Arial" w:hAnsi="Arial" w:cs="Arial"/>
+                <w:sz w:val="18"/>
+                <w:szCs w:val="18"/>
+                <w:lang w:val="es-MX"/>
+              </w:rPr>
+            </w:pPr>
+            <w:r>
+              <w:rPr>
+                <w:rFonts w:ascii="Arial" w:hAnsi="Arial" w:cs="Arial"/>
+                <w:bCs/>
+                <w:sz w:val="18"/>
+                <w:szCs w:val="18"/>
+                <w:lang w:val="es-MX"/>
+              </w:rPr>
+              <w:t>- QlikView</w:t>
+            </w:r>
+          </w:p>
+        </w:tc>
+      </w:tr>
+      <w:tr>
+        <w:trPr>
+          <w:trHeight w:val="300"/>
+        </w:trPr>
+        <w:tc>
+          <w:tcPr>
+            <w:tcW w:w="9850" w:type="dxa"/>
+          </w:tcPr>
+          <w:p>
+            <w:pPr>
+              <w:rPr>
+                <w:rFonts w:ascii="Arial" w:hAnsi="Arial" w:cs="Arial"/>
+                <w:sz w:val="18"/>
+                <w:szCs w:val="18"/>
+                <w:lang w:val="es-MX"/>
+              </w:rPr>
+            </w:pPr>
+            <w:r>
+              <w:rPr>
+                <w:rFonts w:ascii="Arial" w:hAnsi="Arial" w:cs="Arial"/>
+                <w:bCs/>
+                <w:sz w:val="18"/>
+                <w:szCs w:val="18"/>
+                <w:lang w:val="es-MX"/>
+              </w:rPr>
+              <w:t>- Qlik Sense</w:t>
+            </w:r>
+          </w:p>
+        </w:tc>
+      </w:tr>
+      <w:tr>
+        <w:trPr>
+          <w:trHeight w:val="300"/>
+        </w:trPr>
+        <w:tc>
+          <w:tcPr>
+            <w:tcW w:w="9850" w:type="dxa"/>
+          </w:tcPr>
+          <w:p>
+            <w:pPr>
+              <w:rPr>
+                <w:rFonts w:ascii="Arial" w:hAnsi="Arial" w:cs="Arial"/>
+                <w:sz w:val="18"/>
+                <w:szCs w:val="18"/>
+                <w:lang w:val="en-US"/>
+              </w:rPr>
+            </w:pPr>
+            <w:r>
+              <w:rPr>
+                <w:rFonts w:ascii="Arial" w:hAnsi="Arial" w:cs="Arial"/>
+                <w:bCs/>
+                <w:sz w:val="18"/>
+                <w:szCs w:val="18"/>
+                <w:lang w:val="en-US"/>
+              </w:rPr>
+              <w:t>- Microsoft SQL Server (T-SQL)</w:t>
+            </w:r>
+          </w:p>
+        </w:tc>
+      </w:tr>
+      <w:tr>
+        <w:trPr>
+          <w:trHeight w:val="300"/>
+        </w:trPr>
+        <w:tc>
+          <w:tcPr>
+            <w:tcW w:w="9850" w:type="dxa"/>
+          </w:tcPr>
+          <w:p>
+            <w:pPr>
+              <w:rPr>
+                <w:rFonts w:ascii="Arial" w:hAnsi="Arial" w:cs="Arial"/>
+                <w:sz w:val="18"/>
+                <w:szCs w:val="18"/>
+                <w:lang w:val="es-MX"/>
+              </w:rPr>
+            </w:pPr>
+            <w:r>
+              <w:rPr>
+                <w:rFonts w:ascii="Arial" w:hAnsi="Arial" w:cs="Arial"/>
+                <w:bCs/>
+                <w:sz w:val="18"/>
+                <w:szCs w:val="18"/>
+                <w:lang w:val="es-MX"/>
+              </w:rPr>
+              <w:t>- Power BI</w:t>
+            </w:r>
+          </w:p>
+        </w:tc>
+      </w:tr>
+      <w:tr>
+        <w:trPr>
+          <w:trHeight w:val="300"/>
+        </w:trPr>
+        <w:tc>
+          <w:tcPr>
+            <w:tcW w:w="9850" w:type="dxa"/>
+          </w:tcPr>
+          <w:p>
+            <w:pPr>
+              <w:rPr>
+                <w:rFonts w:ascii="Arial" w:hAnsi="Arial" w:cs="Arial"/>
+                <w:sz w:val="18"/>
+                <w:szCs w:val="18"/>
+                <w:lang w:val="es-MX"/>
+              </w:rPr>
+            </w:pPr>
+            <w:r>
+              <w:rPr>
+                <w:rFonts w:ascii="Arial" w:hAnsi="Arial" w:cs="Arial"/>
+                <w:bCs/>
+                <w:sz w:val="18"/>
+                <w:szCs w:val="18"/>
+                <w:lang w:val="es-MX"/>
+              </w:rPr>
+              <w:t>- Snowflake</w:t>
+            </w:r>
+          </w:p>
+        </w:tc>
+      </w:tr>
+      <w:tr>
+        <w:trPr>
+          <w:trHeight w:val="300"/>
+        </w:trPr>
+        <w:tc>
+          <w:tcPr>
+            <w:tcW w:w="9850" w:type="dxa"/>
+          </w:tcPr>
+          <w:p>
+            <w:pPr>
+              <w:rPr>
+                <w:rFonts w:ascii="Arial" w:hAnsi="Arial" w:cs="Arial"/>
+                <w:sz w:val="18"/>
+                <w:szCs w:val="18"/>
+                <w:lang w:val="es-MX"/>
+              </w:rPr>
+            </w:pPr>
+            <w:r>
+              <w:rPr>
+                <w:rFonts w:ascii="Arial" w:hAnsi="Arial" w:cs="Arial"/>
+                <w:bCs/>
+                <w:sz w:val="18"/>
+                <w:szCs w:val="18"/>
+                <w:lang w:val="es-MX"/>
+              </w:rPr>
+              <w:t>- Tableau Cloud</w:t>
+            </w:r>
+          </w:p>
+        </w:tc>
+      </w:tr>
+      <w:tr>
+        <w:trPr>
+          <w:trHeight w:val="300"/>
+        </w:trPr>
+        <w:tc>
+          <w:tcPr>
+            <w:tcW w:w="9850" w:type="dxa"/>
+          </w:tcPr>
+          <w:p>
+            <w:pPr>
+              <w:rPr>
+                <w:rFonts w:ascii="Arial" w:hAnsi="Arial" w:cs="Arial"/>
+                <w:sz w:val="18"/>
+                <w:szCs w:val="18"/>
+                <w:lang w:val="es-MX"/>
+              </w:rPr>
+            </w:pPr>
+            <w:r>
+              <w:rPr>
+                <w:rFonts w:ascii="Arial" w:hAnsi="Arial" w:cs="Arial"/>
+                <w:bCs/>
+                <w:sz w:val="18"/>
+                <w:szCs w:val="18"/>
+                <w:lang w:val="es-MX"/>
+              </w:rPr>
+              <w:t>- JIRA</w:t>
             </w:r>
           </w:p>
         </w:tc>
       </w:tr>
     </w:tbl>
+    <w:p>
+      <w:pPr>
+        <w:rPr>
+          <w:rFonts w:ascii="Arial" w:hAnsi="Arial" w:cs="Arial"/>
+          <w:b/>
+          <w:sz w:val="18"/>
+          <w:szCs w:val="18"/>
+          <w:u w:val="single"/>
+        </w:rPr>
+      </w:pPr>
+    </w:p>
+    <w:p>
+      <w:pPr>
+        <w:jc w:val="both"/>
+        <w:rPr>
+          <w:rFonts w:ascii="Arial" w:hAnsi="Arial" w:cs="Arial"/>
+          <w:bCs/>
+          <w:sz w:val="18"/>
+          <w:szCs w:val="18"/>
+          <w:lang w:val="es-MX"/>
+        </w:rPr>
+      </w:pPr>
+    </w:p>
+    <w:p>
+      <w:pPr>
+        <w:rPr>
+          <w:rFonts w:ascii="Arial" w:hAnsi="Arial" w:cs="Arial"/>
+          <w:b/>
+          <w:sz w:val="18"/>
+          <w:szCs w:val="18"/>
+          <w:u w:val="single"/>
+          <w:lang w:val="es-MX"/>
+        </w:rPr>
+      </w:pPr>
+      <w:r>
+        <w:rPr>
+          <w:rFonts w:ascii="Arial" w:hAnsi="Arial" w:cs="Arial"/>
+          <w:b/>
+          <w:sz w:val="18"/>
+          <w:szCs w:val="18"/>
+          <w:u w:val="single"/>
+          <w:lang w:val="es-MX"/>
+        </w:rPr>
+        <w:t>HISTORIAL PROFESIONAL ADICIONAL</w:t>
+      </w:r>
+    </w:p>
+    <w:p>
+      <w:pPr>
+        <w:rPr>
+          <w:rFonts w:ascii="Arial" w:hAnsi="Arial" w:cs="Arial"/>
+          <w:bCs/>
+          <w:sz w:val="18"/>
+          <w:szCs w:val="18"/>
+          <w:lang w:val="es-MX"/>
+        </w:rPr>
+      </w:pPr>
+    </w:p>
+    <w:p>
+      <w:pPr>
+        <w:rPr>
+          <w:rFonts w:ascii="Arial" w:hAnsi="Arial" w:cs="Arial"/>
+          <w:bCs/>
+          <w:sz w:val="18"/>
+          <w:szCs w:val="18"/>
+          <w:lang w:val="es-MX"/>
+        </w:rPr>
+      </w:pPr>
+      <w:r>
+        <w:rPr>
+          <w:rFonts w:ascii="Arial" w:hAnsi="Arial" w:cs="Arial"/>
+          <w:bCs/>
+          <w:sz w:val="18"/>
+          <w:szCs w:val="18"/>
+          <w:lang w:val="es-MX"/>
+        </w:rPr>
+        <w:lastRenderedPageBreak/>
+        <w:t>La experiencia abarca desde 01 junio de 2008 hasta 02 enero de 2023</w:t>
+      </w:r>
+    </w:p>
+    <w:p>
+      <w:pPr>
+        <w:rPr>
+          <w:rFonts w:ascii="Arial" w:hAnsi="Arial" w:cs="Arial"/>
+          <w:bCs/>
+          <w:sz w:val="16"/>
+          <w:szCs w:val="16"/>
+          <w:lang w:val="es-MX"/>
+        </w:rPr>
+      </w:pPr>
+    </w:p>
+    <w:p>
+      <w:pPr>
+        <w:jc w:val="both"/>
+        <w:rPr>
+          <w:rFonts w:ascii="Arial" w:hAnsi="Arial" w:cs="Arial"/>
+          <w:bCs/>
+          <w:sz w:val="18"/>
+          <w:szCs w:val="18"/>
+          <w:lang w:val="es-MX"/>
+        </w:rPr>
+      </w:pPr>
+      <w:r>
+        <w:rPr>
+          <w:rFonts w:ascii="Arial" w:hAnsi="Arial" w:cs="Arial"/>
+          <w:bCs/>
+          <w:sz w:val="18"/>
+          <w:szCs w:val="18"/>
+          <w:lang w:val="es-MX"/>
+        </w:rPr>
+        <w:t>Durante este período asumí responsabilidades principalmente en el diseño y construcción de soluciones de inteligencia y visualización de datos. Me desempeñé en roles como Especialista de Presentación de Información (Visualización) BI/BA, Consultor BI en QlikView y Qlik Sense, Consultor Senior BI y Analista de Negocio, realizando levantamiento de requerimientos, desarrollo de dashboards, administración de servidores QlikView y documentación técnica para asegurar continuidad operativa y soporte a áreas de negocio.</w:t>
+      </w:r>
+    </w:p>
+    <w:p>
+      <w:pPr>
+        <w:jc w:val="both"/>
+        <w:rPr>
+          <w:rFonts w:ascii="Arial" w:hAnsi="Arial" w:cs="Arial"/>
+          <w:bCs/>
+          <w:sz w:val="18"/>
+          <w:szCs w:val="18"/>
+          <w:lang w:val="es-MX"/>
+        </w:rPr>
+      </w:pPr>
+    </w:p>
+    <w:p>
+      <w:pPr>
+        <w:jc w:val="both"/>
+        <w:rPr>
+          <w:rFonts w:ascii="Arial" w:hAnsi="Arial" w:cs="Arial"/>
+          <w:bCs/>
+          <w:sz w:val="18"/>
+          <w:szCs w:val="18"/>
+          <w:lang w:val="es-MX"/>
+        </w:rPr>
+      </w:pPr>
+    </w:p>
+    <w:p>
+      <w:pPr>
+        <w:rPr>
+          <w:rFonts w:ascii="Arial" w:hAnsi="Arial" w:cs="Arial"/>
+          <w:b/>
+          <w:sz w:val="18"/>
+          <w:szCs w:val="18"/>
+          <w:lang w:val="es-MX"/>
+        </w:rPr>
+      </w:pPr>
+      <w:r>
+        <w:rPr>
+          <w:rFonts w:ascii="Arial" w:hAnsi="Arial" w:cs="Arial"/>
+          <w:b/>
+          <w:sz w:val="18"/>
+          <w:szCs w:val="18"/>
+          <w:u w:val="single"/>
+          <w:lang w:val="es-MX"/>
+        </w:rPr>
+        <w:br w:type="page"/>
+      </w:r>
+      <w:r>
+        <w:rPr>
+          <w:rFonts w:ascii="Arial" w:hAnsi="Arial" w:cs="Arial"/>
+          <w:b/>
+          <w:sz w:val="18"/>
+          <w:szCs w:val="18"/>
+          <w:lang w:val="es-MX"/>
+        </w:rPr>
+        <w:lastRenderedPageBreak/>
+        <w:t xml:space="preserve"> </w:t>
+      </w:r>
+    </w:p>
+    <w:p>
+      <w:pPr>
+        <w:rPr>
+          <w:rFonts w:ascii="Arial" w:hAnsi="Arial" w:cs="Arial"/>
+          <w:b/>
+          <w:sz w:val="18"/>
+          <w:szCs w:val="18"/>
+          <w:u w:val="single"/>
+          <w:lang w:val="es-MX"/>
+        </w:rPr>
+      </w:pPr>
+      <w:r>
+        <w:rPr>
+          <w:rFonts w:ascii="Arial" w:hAnsi="Arial" w:cs="Arial"/>
+          <w:b/>
+          <w:sz w:val="18"/>
+          <w:szCs w:val="18"/>
+          <w:u w:val="single"/>
+          <w:lang w:val="es-MX"/>
+        </w:rPr>
+        <w:t>FORMACIÓN ACADÉMICA</w:t>
+      </w:r>
+      <w:r>
+        <w:rPr>
+          <w:rFonts w:ascii="Arial" w:hAnsi="Arial" w:cs="Arial"/>
+          <w:b/>
+          <w:sz w:val="18"/>
+          <w:szCs w:val="18"/>
+          <w:u w:val="single"/>
+          <w:lang w:val="es-MX"/>
+        </w:rPr>
+        <w:t xml:space="preserve"> (COMPETENCIA)</w:t>
+      </w:r>
+      <w:r>
+        <w:rPr>
+          <w:rFonts w:ascii="Arial" w:hAnsi="Arial" w:cs="Arial"/>
+          <w:b/>
+          <w:sz w:val="18"/>
+          <w:szCs w:val="18"/>
+          <w:u w:val="single"/>
+          <w:lang w:val="es-MX"/>
+        </w:rPr>
+        <w:t>:</w:t>
+      </w:r>
+    </w:p>
+    <w:p>
+      <w:pPr>
+        <w:rPr>
+          <w:rFonts w:ascii="Arial" w:hAnsi="Arial" w:cs="Arial"/>
+          <w:b/>
+          <w:sz w:val="18"/>
+          <w:szCs w:val="18"/>
+          <w:u w:val="single"/>
+          <w:lang w:val="es-MX"/>
+        </w:rPr>
+      </w:pPr>
+    </w:p>
+    <w:tbl>
+      <w:tblPr>
+        <w:tblW w:w="0" w:type="auto"/>
+        <w:tblInd w:w="-72" w:type="dxa"/>
+        <w:tblBorders>
+          <w:top w:val="single" w:sz="4" w:space="0" w:color="auto"/>
+          <w:left w:val="single" w:sz="4" w:space="0" w:color="auto"/>
+          <w:bottom w:val="single" w:sz="4" w:space="0" w:color="auto"/>
+          <w:right w:val="single" w:sz="4" w:space="0" w:color="auto"/>
+          <w:insideH w:val="single" w:sz="4" w:space="0" w:color="auto"/>
+          <w:insideV w:val="single" w:sz="4" w:space="0" w:color="auto"/>
+        </w:tblBorders>
+        <w:tblLook w:val="0000" w:firstRow="0" w:lastRow="0" w:firstColumn="0" w:lastColumn="0" w:noHBand="0" w:noVBand="0"/>
+      </w:tblPr>
+      <w:tblGrid>
+        <w:gridCol w:w="5649"/>
+        <w:gridCol w:w="1975"/>
+        <w:gridCol w:w="2226"/>
+      </w:tblGrid>
+      <w:tr>
+        <w:tc>
+          <w:tcPr>
+            <w:tcW w:w="5649" w:type="dxa"/>
+          </w:tcPr>
+          <w:p>
+            <w:pPr>
+              <w:rPr>
+                <w:rFonts w:ascii="Arial" w:hAnsi="Arial" w:cs="Arial"/>
+                <w:bCs/>
+                <w:sz w:val="18"/>
+                <w:szCs w:val="18"/>
+                <w:lang w:val="es-MX"/>
+              </w:rPr>
+            </w:pPr>
+            <w:r>
+              <w:rPr>
+                <w:rFonts w:ascii="Arial" w:hAnsi="Arial" w:cs="Arial"/>
+                <w:bCs/>
+                <w:sz w:val="18"/>
+                <w:szCs w:val="18"/>
+                <w:lang w:val="es-MX"/>
+              </w:rPr>
+              <w:t>Ingeniería en Sistemas Computacionales</w:t>
+            </w:r>
+            <w:r>
+              <w:rPr>
+                <w:rFonts w:ascii="Arial" w:hAnsi="Arial" w:cs="Arial"/>
+                <w:bCs/>
+                <w:sz w:val="18"/>
+                <w:szCs w:val="18"/>
+                <w:lang w:val="es-MX"/>
+              </w:rPr>
+              <w:t xml:space="preserve"> - </w:t>
+            </w:r>
+            <w:r>
+              <w:rPr>
+                <w:rFonts w:ascii="Arial" w:hAnsi="Arial" w:cs="Arial"/>
+                <w:bCs/>
+                <w:sz w:val="18"/>
+                <w:szCs w:val="18"/>
+                <w:lang w:val="es-MX"/>
+              </w:rPr>
+              <w:t>Enero - 1996 | Diciembre - 2000</w:t>
+            </w:r>
+          </w:p>
+          <w:p>
+            <w:pPr>
+              <w:rPr>
+                <w:rFonts w:ascii="Arial" w:hAnsi="Arial" w:cs="Arial"/>
+                <w:sz w:val="18"/>
+                <w:szCs w:val="18"/>
+                <w:lang w:val="es-MX"/>
+              </w:rPr>
+            </w:pPr>
+          </w:p>
+        </w:tc>
+        <w:tc>
+          <w:tcPr>
+            <w:tcW w:w="1975" w:type="dxa"/>
+          </w:tcPr>
+          <w:p>
+            <w:pPr>
+              <w:rPr>
+                <w:rFonts w:ascii="Arial" w:hAnsi="Arial" w:cs="Arial"/>
+                <w:sz w:val="18"/>
+                <w:szCs w:val="18"/>
+                <w:lang w:val="es-MX"/>
+              </w:rPr>
+            </w:pPr>
+            <w:r>
+              <w:rPr>
+                <w:rFonts w:ascii="Arial" w:hAnsi="Arial" w:cs="Arial"/>
+                <w:bCs/>
+                <w:sz w:val="18"/>
+                <w:szCs w:val="18"/>
+                <w:lang w:val="es-MX"/>
+              </w:rPr>
+              <w:t>Unitec</w:t>
+            </w:r>
+          </w:p>
+          <w:p>
+            <w:pPr>
+              <w:rPr>
+                <w:rFonts w:ascii="Arial" w:hAnsi="Arial" w:cs="Arial"/>
+                <w:bCs/>
+                <w:sz w:val="18"/>
+                <w:szCs w:val="18"/>
+                <w:lang w:val="en-US"/>
+              </w:rPr>
+            </w:pPr>
+          </w:p>
+        </w:tc>
+        <w:tc>
+          <w:tcPr>
+            <w:tcW w:w="2226" w:type="dxa"/>
+          </w:tcPr>
+          <w:p>
+            <w:pPr>
+              <w:rPr>
+                <w:rFonts w:ascii="Arial" w:hAnsi="Arial" w:cs="Arial"/>
+                <w:bCs/>
+                <w:sz w:val="18"/>
+                <w:szCs w:val="18"/>
+                <w:lang w:val="es-MX"/>
+              </w:rPr>
+            </w:pPr>
+            <w:r>
+              <w:rPr>
+                <w:rFonts w:ascii="Arial" w:hAnsi="Arial" w:cs="Arial"/>
+                <w:bCs/>
+                <w:sz w:val="18"/>
+                <w:szCs w:val="18"/>
+                <w:lang w:val="es-MX"/>
+              </w:rPr>
+              <w:t>Cédula Profesional</w:t>
+            </w:r>
+          </w:p>
+          <w:p>
+            <w:pPr>
+              <w:rPr>
+                <w:rFonts w:ascii="Arial" w:hAnsi="Arial" w:cs="Arial"/>
+                <w:bCs/>
+                <w:sz w:val="18"/>
+                <w:szCs w:val="18"/>
+                <w:lang w:val="es-MX"/>
+              </w:rPr>
+            </w:pPr>
+            <w:r>
+              <w:rPr>
+                <w:rFonts w:ascii="Arial" w:hAnsi="Arial" w:cs="Arial"/>
+                <w:bCs/>
+                <w:sz w:val="18"/>
+                <w:szCs w:val="18"/>
+                <w:lang w:val="es-MX"/>
+              </w:rPr>
+              <w:t>3813699</w:t>
+            </w:r>
+          </w:p>
+          <w:p>
+            <w:pPr>
+              <w:rPr>
+                <w:rFonts w:ascii="Arial" w:hAnsi="Arial" w:cs="Arial"/>
+                <w:bCs/>
+                <w:sz w:val="18"/>
+                <w:szCs w:val="18"/>
+                <w:lang w:val="es-MX"/>
+              </w:rPr>
+            </w:pPr>
+            <w:r>
+              <w:rPr>
+                <w:rFonts w:ascii="Arial" w:hAnsi="Arial" w:cs="Arial"/>
+                <w:bCs/>
+                <w:sz w:val="18"/>
+                <w:szCs w:val="18"/>
+                <w:lang w:val="es-MX"/>
+              </w:rPr>
+              <w:t>16/04/2003</w:t>
+            </w:r>
+          </w:p>
+        </w:tc>
+      </w:tr>
+    </w:tbl>
+    <w:p>
+      <w:pPr>
+        <w:rPr>
+          <w:rFonts w:ascii="Arial" w:hAnsi="Arial" w:cs="Arial"/>
+          <w:bCs/>
+          <w:sz w:val="18"/>
+          <w:szCs w:val="18"/>
+          <w:lang w:val="es-MX"/>
+        </w:rPr>
+      </w:pPr>
+    </w:p>
+    <w:p>
+      <w:pPr>
+        <w:rPr>
+          <w:rFonts w:ascii="Arial" w:hAnsi="Arial" w:cs="Arial"/>
+          <w:b/>
+          <w:sz w:val="18"/>
+          <w:szCs w:val="18"/>
+          <w:lang w:val="es-MX"/>
+        </w:rPr>
+      </w:pPr>
+      <w:r>
+        <w:rPr>
+          <w:rFonts w:ascii="Arial" w:hAnsi="Arial" w:cs="Arial"/>
+          <w:b/>
+          <w:sz w:val="18"/>
+          <w:szCs w:val="18"/>
+          <w:lang w:val="es-MX"/>
+        </w:rPr>
+        <w:t>DOMINIO DE HERRAMIENTAS (CERTIFICACIONES Y CURSOS)</w:t>
+      </w:r>
+      <w:r>
+        <w:rPr>
+          <w:rFonts w:ascii="Arial" w:hAnsi="Arial" w:cs="Arial"/>
+          <w:b/>
+          <w:sz w:val="18"/>
+          <w:szCs w:val="18"/>
+          <w:lang w:val="es-MX"/>
+        </w:rPr>
+        <w:t>:</w:t>
+      </w:r>
+    </w:p>
+    <w:p>
+      <w:pPr>
+        <w:rPr>
+          <w:rFonts w:ascii="Arial" w:hAnsi="Arial" w:cs="Arial"/>
+          <w:bCs/>
+          <w:sz w:val="18"/>
+          <w:szCs w:val="18"/>
+          <w:lang w:val="es-MX"/>
+        </w:rPr>
+      </w:pPr>
+    </w:p>
+    <w:p>
+      <w:pPr>
+        <w:rPr>
+          <w:rFonts w:ascii="Arial" w:hAnsi="Arial" w:cs="Arial"/>
+          <w:bCs/>
+          <w:color w:val="00FF00"/>
+          <w:sz w:val="18"/>
+          <w:szCs w:val="18"/>
+          <w:lang w:val="es-MX"/>
+        </w:rPr>
+      </w:pPr>
+      <w:r>
+        <w:rPr>
+          <w:rFonts w:ascii="Arial" w:hAnsi="Arial" w:cs="Arial"/>
+          <w:b/>
+          <w:bCs/>
+          <w:sz w:val="18"/>
+          <w:szCs w:val="18"/>
+          <w:u w:val="single"/>
+          <w:lang w:val="es-MX"/>
+        </w:rPr>
+        <w:t>CURSOS</w:t>
+      </w:r>
+    </w:p>
     <w:p>
       <w:pPr>
         <w:jc w:val="both"/>
@@ -2822,63 +5887,441 @@
         </w:rPr>
       </w:pPr>
     </w:p>
+    <w:tbl>
+      <w:tblPr>
+        <w:tblW w:w="0" w:type="auto"/>
+        <w:tblInd w:w="-72" w:type="dxa"/>
+        <w:tblBorders>
+          <w:top w:val="single" w:sz="4" w:space="0" w:color="auto"/>
+          <w:left w:val="single" w:sz="4" w:space="0" w:color="auto"/>
+          <w:bottom w:val="single" w:sz="4" w:space="0" w:color="auto"/>
+          <w:right w:val="single" w:sz="4" w:space="0" w:color="auto"/>
+          <w:insideH w:val="single" w:sz="4" w:space="0" w:color="auto"/>
+          <w:insideV w:val="single" w:sz="4" w:space="0" w:color="auto"/>
+        </w:tblBorders>
+        <w:tblLook w:val="0000" w:firstRow="0" w:lastRow="0" w:firstColumn="0" w:lastColumn="0" w:noHBand="0" w:noVBand="0"/>
+      </w:tblPr>
+      <w:tblGrid>
+        <w:gridCol w:w="9850"/>
+      </w:tblGrid>
+      <w:tr>
+        <w:trPr>
+          <w:trHeight w:val="300"/>
+        </w:trPr>
+        <w:tc>
+          <w:tcPr>
+            <w:tcW w:w="9850" w:type="dxa"/>
+          </w:tcPr>
+          <w:p>
+            <w:pPr>
+              <w:rPr>
+                <w:rFonts w:ascii="Arial" w:hAnsi="Arial" w:cs="Arial"/>
+                <w:sz w:val="18"/>
+                <w:szCs w:val="18"/>
+                <w:lang w:val="en-US"/>
+              </w:rPr>
+            </w:pPr>
+            <w:r>
+              <w:rPr>
+                <w:rFonts w:ascii="Arial" w:hAnsi="Arial" w:cs="Arial"/>
+                <w:bCs/>
+                <w:sz w:val="18"/>
+                <w:szCs w:val="18"/>
+                <w:lang w:val="en-US"/>
+              </w:rPr>
+              <w:t>- SQL – MySQL for Data Analytics and Business Intelligence</w:t>
+            </w:r>
+          </w:p>
+        </w:tc>
+      </w:tr>
+      <w:tr>
+        <w:trPr>
+          <w:trHeight w:val="300"/>
+        </w:trPr>
+        <w:tc>
+          <w:tcPr>
+            <w:tcW w:w="9850" w:type="dxa"/>
+          </w:tcPr>
+          <w:p>
+            <w:pPr>
+              <w:rPr>
+                <w:rFonts w:ascii="Arial" w:hAnsi="Arial" w:cs="Arial"/>
+                <w:sz w:val="18"/>
+                <w:szCs w:val="18"/>
+                <w:lang w:val="es-MX"/>
+              </w:rPr>
+            </w:pPr>
+            <w:r>
+              <w:rPr>
+                <w:rFonts w:ascii="Arial" w:hAnsi="Arial" w:cs="Arial"/>
+                <w:bCs/>
+                <w:sz w:val="18"/>
+                <w:szCs w:val="18"/>
+                <w:lang w:val="es-MX"/>
+              </w:rPr>
+              <w:t xml:space="preserve">- Curso Power BI – Análisis de Datos y </w:t>
+            </w:r>
+            <w:proofErr w:type="gramStart"/>
+            <w:r>
+              <w:rPr>
+                <w:rFonts w:ascii="Arial" w:hAnsi="Arial" w:cs="Arial"/>
+                <w:bCs/>
+                <w:sz w:val="18"/>
+                <w:szCs w:val="18"/>
+                <w:lang w:val="es-MX"/>
+              </w:rPr>
+              <w:t>Business Intelligence</w:t>
+            </w:r>
+            <w:proofErr w:type="gramEnd"/>
+          </w:p>
+        </w:tc>
+      </w:tr>
+      <w:tr>
+        <w:trPr>
+          <w:trHeight w:val="300"/>
+        </w:trPr>
+        <w:tc>
+          <w:tcPr>
+            <w:tcW w:w="9850" w:type="dxa"/>
+          </w:tcPr>
+          <w:p>
+            <w:pPr>
+              <w:rPr>
+                <w:rFonts w:ascii="Arial" w:hAnsi="Arial" w:cs="Arial"/>
+                <w:sz w:val="18"/>
+                <w:szCs w:val="18"/>
+                <w:lang w:val="en-US"/>
+              </w:rPr>
+            </w:pPr>
+            <w:r>
+              <w:rPr>
+                <w:rFonts w:ascii="Arial" w:hAnsi="Arial" w:cs="Arial"/>
+                <w:bCs/>
+                <w:sz w:val="18"/>
+                <w:szCs w:val="18"/>
+                <w:lang w:val="en-US"/>
+              </w:rPr>
+              <w:t>- The Complete Python Bootcamp: From Zero to Hero in Python</w:t>
+            </w:r>
+          </w:p>
+        </w:tc>
+      </w:tr>
+    </w:tbl>
     <w:p>
-      <w:r>
-        <w:br w:type="page"/>
-      </w:r>
+      <w:pPr>
+        <w:jc w:val="both"/>
+        <w:rPr>
+          <w:rFonts w:ascii="Arial" w:hAnsi="Arial" w:cs="Arial"/>
+          <w:bCs/>
+          <w:sz w:val="18"/>
+          <w:szCs w:val="18"/>
+          <w:lang w:val="en-US"/>
+        </w:rPr>
+      </w:pPr>
     </w:p>
     <w:p>
-      <w:r>
+      <w:pPr>
+        <w:jc w:val="both"/>
         <w:rPr>
-          <w:noProof/>
+          <w:rFonts w:ascii="Arial" w:hAnsi="Arial" w:cs="Arial"/>
+          <w:bCs/>
+          <w:sz w:val="18"/>
+          <w:szCs w:val="18"/>
+          <w:lang w:val="en-US"/>
         </w:rPr>
-        <w:pict w14:anchorId="4B83F6C7">
-          <v:shapetype id="_x0000_t75" coordsize="21600,21600" o:spt="75" o:preferrelative="t" path="m@4@5l@4@11@9@11@9@5xe" filled="f" stroked="f">
-            <v:stroke joinstyle="miter"/>
-            <v:formulas>
-              <v:f eqn="if lineDrawn pixelLineWidth 0"/>
-              <v:f eqn="sum @0 1 0"/>
-              <v:f eqn="sum 0 0 @1"/>
-              <v:f eqn="prod @2 1 2"/>
-              <v:f eqn="prod @3 21600 pixelWidth"/>
-              <v:f eqn="prod @3 21600 pixelHeight"/>
-              <v:f eqn="sum @0 0 1"/>
-              <v:f eqn="prod @6 1 2"/>
-              <v:f eqn="prod @7 21600 pixelWidth"/>
-              <v:f eqn="sum @8 21600 0"/>
-              <v:f eqn="prod @7 21600 pixelHeight"/>
-              <v:f eqn="sum @10 21600 0"/>
-            </v:formulas>
-            <v:path o:extrusionok="f" gradientshapeok="t" o:connecttype="rect"/>
-            <o:lock v:ext="edit" aspectratio="t"/>
-          </v:shapetype>
-          <v:shape id="Picture 1" o:spid="_x0000_i1026" type="#_x0000_t75" style="width:6in;height:559.5pt;visibility:visible;mso-wrap-style:square">
-            <v:imagedata r:id="rId11" o:title=""/>
-          </v:shape>
-        </w:pict>
-      </w:r>
-    </w:p>
-    <w:p/>
-    <w:p>
-      <w:r>
-        <w:br w:type="page"/>
-      </w:r>
+      </w:pPr>
     </w:p>
     <w:p>
-      <w:r>
+      <w:pPr>
+        <w:jc w:val="both"/>
         <w:rPr>
-          <w:noProof/>
+          <w:rFonts w:ascii="Arial" w:hAnsi="Arial" w:cs="Arial"/>
+          <w:bCs/>
+          <w:sz w:val="18"/>
+          <w:szCs w:val="18"/>
+          <w:lang w:val="en-US"/>
         </w:rPr>
-        <w:pict w14:anchorId="071872EC">
-          <v:shape id="Picture 3" o:spid="_x0000_i1025" type="#_x0000_t75" style="width:6in;height:559.5pt;visibility:visible;mso-wrap-style:square">
-            <v:imagedata r:id="rId12" o:title=""/>
-          </v:shape>
-        </w:pict>
-      </w:r>
+      </w:pPr>
+    </w:p>
+    <w:p>
+      <w:pPr>
+        <w:jc w:val="both"/>
+        <w:rPr>
+          <w:rFonts w:ascii="Arial" w:hAnsi="Arial" w:cs="Arial"/>
+          <w:bCs/>
+          <w:sz w:val="18"/>
+          <w:szCs w:val="18"/>
+          <w:lang w:val="en-US"/>
+        </w:rPr>
+      </w:pPr>
+    </w:p>
+    <w:p>
+      <w:pPr>
+        <w:jc w:val="both"/>
+        <w:rPr>
+          <w:rFonts w:ascii="Arial" w:hAnsi="Arial" w:cs="Arial"/>
+          <w:bCs/>
+          <w:sz w:val="18"/>
+          <w:szCs w:val="18"/>
+          <w:lang w:val="en-US"/>
+        </w:rPr>
+      </w:pPr>
+    </w:p>
+    <w:p>
+      <w:pPr>
+        <w:jc w:val="both"/>
+        <w:rPr>
+          <w:rFonts w:ascii="Arial" w:hAnsi="Arial" w:cs="Arial"/>
+          <w:bCs/>
+          <w:sz w:val="18"/>
+          <w:szCs w:val="18"/>
+          <w:lang w:val="en-US"/>
+        </w:rPr>
+      </w:pPr>
+    </w:p>
+    <w:p>
+      <w:pPr>
+        <w:jc w:val="both"/>
+        <w:rPr>
+          <w:rFonts w:ascii="Arial" w:hAnsi="Arial" w:cs="Arial"/>
+          <w:bCs/>
+          <w:sz w:val="18"/>
+          <w:szCs w:val="18"/>
+          <w:lang w:val="en-US"/>
+        </w:rPr>
+      </w:pPr>
+    </w:p>
+    <w:tbl>
+      <w:tblPr>
+        <w:tblW w:w="0" w:type="auto"/>
+        <w:tblLook w:val="04A0" w:firstRow="1" w:lastRow="0" w:firstColumn="1" w:lastColumn="0" w:noHBand="0" w:noVBand="1"/>
+      </w:tblPr>
+      <w:tblGrid>
+        <w:gridCol w:w="4889"/>
+        <w:gridCol w:w="4889"/>
+      </w:tblGrid>
+      <w:tr>
+        <w:tc>
+          <w:tcPr>
+            <w:tcW w:w="4889" w:type="dxa"/>
+            <w:vAlign w:val="center"/>
+          </w:tcPr>
+          <w:p>
+            <w:pPr>
+              <w:ind w:left="708" w:hanging="708"/>
+              <w:jc w:val="center"/>
+              <w:rPr>
+                <w:rFonts w:ascii="Arial" w:hAnsi="Arial" w:cs="Arial"/>
+                <w:bCs/>
+                <w:sz w:val="18"/>
+                <w:szCs w:val="18"/>
+                <w:lang w:val="es-MX"/>
+              </w:rPr>
+            </w:pPr>
+            <w:r>
+              <w:rPr>
+                <w:rFonts w:ascii="Arial" w:hAnsi="Arial" w:cs="Arial"/>
+                <w:bCs/>
+                <w:sz w:val="18"/>
+                <w:szCs w:val="18"/>
+                <w:lang w:val="es-MX"/>
+              </w:rPr>
+              <w:t>______________________________________</w:t>
+            </w:r>
+          </w:p>
+          <w:p>
+            <w:pPr>
+              <w:pStyle w:val="Title"/>
+              <w:ind w:left="708" w:hanging="708"/>
+              <w:rPr>
+                <w:b/>
+                <w:bCs/>
+                <w:sz w:val="18"/>
+                <w:szCs w:val="18"/>
+                <w:lang w:val="es-MX"/>
+              </w:rPr>
+            </w:pPr>
+            <w:r>
+              <w:rPr>
+                <w:b/>
+                <w:bCs/>
+                <w:sz w:val="18"/>
+                <w:szCs w:val="18"/>
+                <w:lang w:val="es-MX"/>
+              </w:rPr>
+              <w:t>Juan Carlos Rivera Gonzalez</w:t>
+            </w:r>
+          </w:p>
+          <w:p>
+            <w:pPr>
+              <w:pStyle w:val="Title"/>
+              <w:rPr>
+                <w:b/>
+                <w:bCs/>
+                <w:sz w:val="18"/>
+                <w:szCs w:val="18"/>
+                <w:lang w:val="es-MX"/>
+              </w:rPr>
+            </w:pPr>
+            <w:r>
+              <w:rPr>
+                <w:b/>
+                <w:bCs/>
+                <w:sz w:val="18"/>
+                <w:szCs w:val="18"/>
+                <w:lang w:val="es-MX"/>
+              </w:rPr>
+              <w:t>Desarrollador Junior BI</w:t>
+            </w:r>
+          </w:p>
+          <w:p>
+            <w:pPr>
+              <w:pStyle w:val="Title"/>
+              <w:jc w:val="left"/>
+              <w:rPr>
+                <w:b/>
+                <w:bCs/>
+                <w:color w:val="0070C0"/>
+                <w:sz w:val="18"/>
+                <w:szCs w:val="18"/>
+                <w:lang w:val="es-MX"/>
+              </w:rPr>
+            </w:pPr>
+          </w:p>
+        </w:tc>
+        <w:tc>
+          <w:tcPr>
+            <w:tcW w:w="4889" w:type="dxa"/>
+            <w:vAlign w:val="center"/>
+          </w:tcPr>
+          <w:p>
+            <w:pPr>
+              <w:jc w:val="center"/>
+              <w:rPr>
+                <w:rFonts w:ascii="Arial" w:hAnsi="Arial" w:cs="Arial"/>
+                <w:bCs/>
+                <w:sz w:val="18"/>
+                <w:szCs w:val="18"/>
+                <w:lang w:val="es-MX"/>
+              </w:rPr>
+            </w:pPr>
+            <w:r>
+              <w:rPr>
+                <w:rFonts w:ascii="Arial" w:hAnsi="Arial" w:cs="Arial"/>
+                <w:bCs/>
+                <w:sz w:val="18"/>
+                <w:szCs w:val="18"/>
+                <w:lang w:val="es-MX"/>
+              </w:rPr>
+              <w:t>______________________________________</w:t>
+            </w:r>
+          </w:p>
+          <w:p>
+            <w:pPr>
+              <w:jc w:val="center"/>
+              <w:rPr>
+                <w:rFonts w:ascii="Arial" w:hAnsi="Arial" w:cs="Arial"/>
+                <w:b/>
+                <w:sz w:val="18"/>
+                <w:szCs w:val="18"/>
+                <w:lang w:val="es-MX"/>
+              </w:rPr>
+            </w:pPr>
+            <w:r>
+              <w:rPr>
+                <w:rFonts w:ascii="Arial" w:hAnsi="Arial" w:cs="Arial"/>
+                <w:b/>
+                <w:sz w:val="18"/>
+                <w:szCs w:val="18"/>
+                <w:lang w:val="es-MX"/>
+              </w:rPr>
+              <w:t>Ángel Eduardo Guerrero García</w:t>
+            </w:r>
+          </w:p>
+          <w:p>
+            <w:pPr>
+              <w:jc w:val="center"/>
+              <w:rPr>
+                <w:rFonts w:ascii="Arial" w:hAnsi="Arial" w:cs="Arial"/>
+                <w:b/>
+                <w:sz w:val="18"/>
+                <w:szCs w:val="18"/>
+                <w:lang w:val="es-MX"/>
+              </w:rPr>
+            </w:pPr>
+            <w:r>
+              <w:rPr>
+                <w:rFonts w:ascii="Arial" w:hAnsi="Arial" w:cs="Arial"/>
+                <w:b/>
+                <w:sz w:val="18"/>
+                <w:szCs w:val="18"/>
+                <w:lang w:val="es-MX"/>
+              </w:rPr>
+              <w:t>Representante legal</w:t>
+            </w:r>
+          </w:p>
+          <w:p>
+            <w:pPr>
+              <w:jc w:val="center"/>
+              <w:rPr>
+                <w:rFonts w:ascii="Arial" w:hAnsi="Arial" w:cs="Arial"/>
+                <w:b/>
+                <w:sz w:val="18"/>
+                <w:szCs w:val="18"/>
+                <w:lang w:val="es-MX"/>
+              </w:rPr>
+            </w:pPr>
+            <w:r>
+              <w:rPr>
+                <w:rFonts w:ascii="Arial" w:hAnsi="Arial" w:cs="Arial"/>
+                <w:b/>
+                <w:sz w:val="18"/>
+                <w:szCs w:val="18"/>
+                <w:lang w:val="es-MX"/>
+              </w:rPr>
+              <w:t>BFS Ingeniería Aplicada S. A. de C. V.</w:t>
+            </w:r>
+          </w:p>
+        </w:tc>
+      </w:tr>
+    </w:tbl>
+    <w:p>
+      <w:pPr>
+        <w:jc w:val="both"/>
+        <w:rPr>
+          <w:rFonts w:ascii="Arial" w:hAnsi="Arial" w:cs="Arial"/>
+          <w:bCs/>
+          <w:sz w:val="18"/>
+          <w:szCs w:val="18"/>
+          <w:lang w:val="es-MX"/>
+        </w:rPr>
+      </w:pPr>
+    </w:p>
+    <w:p>
+      <w:pPr>
+        <w:ind w:left="708" w:hanging="708"/>
+        <w:rPr>
+          <w:b/>
+          <w:bCs/>
+          <w:color w:val="0070C0"/>
+          <w:lang w:val="es-MX"/>
+        </w:rPr>
+      </w:pPr>
+    </w:p>
+    <w:p>
+      <w:pPr>
+        <w:rPr>
+          <w:rFonts w:ascii="Arial" w:hAnsi="Arial" w:cs="Arial"/>
+          <w:bCs/>
+          <w:sz w:val="18"/>
+          <w:szCs w:val="18"/>
+          <w:lang w:val="es-MX"/>
+        </w:rPr>
+      </w:pPr>
     </w:p>
     <w:sectPr>
-      <w:headerReference w:type="default" r:id="rId13"/>
-      <w:footerReference w:type="default" r:id="rId14"/>
+      <w:headerReference w:type="default" r:id="rId11"/>
+      <w:footerReference w:type="default" r:id="rId12"/>
       <w:pgSz w:w="12240" w:h="15840"/>
       <w:pgMar w:top="1418" w:right="1260" w:bottom="1134" w:left="1418" w:header="720" w:footer="720" w:gutter="0"/>
       <w:cols w:space="720"/>
@@ -2910,46 +6353,6 @@
 <w:ftr xmlns:wpc="http://schemas.microsoft.com/office/word/2010/wordprocessingCanvas" xmlns:cx="http://schemas.microsoft.com/office/drawing/2014/chartex" xmlns:cx1="http://schemas.microsoft.com/office/drawing/2015/9/8/chartex" xmlns:cx2="http://schemas.microsoft.com/office/drawing/2015/10/21/chartex" xmlns:cx3="http://schemas.microsoft.com/office/drawing/2016/5/9/chartex" xmlns:cx4="http://schemas.microsoft.com/office/drawing/2016/5/10/chartex" xmlns:cx5="http://schemas.microsoft.com/office/drawing/2016/5/11/chartex" xmlns:cx6="http://schemas.microsoft.com/office/drawing/2016/5/12/chartex" xmlns:cx7="http://schemas.microsoft.com/office/drawing/2016/5/13/chartex" xmlns:cx8="http://schemas.microsoft.com/office/drawing/2016/5/14/chartex" xmlns:mc="http://schemas.openxmlformats.org/markup-compatibility/2006" xmlns:aink="http://schemas.microsoft.com/office/drawing/2016/ink" xmlns:am3d="http://schemas.microsoft.com/office/drawing/2017/model3d" xmlns:o="urn:schemas-microsoft-com:office:office" xmlns:oel="http://schemas.microsoft.com/office/2019/extlst" xmlns:r="http://schemas.openxmlformats.org/officeDocument/2006/relationships" xmlns:m="http://schemas.openxmlformats.org/officeDocument/2006/math" xmlns:v="urn:schemas-microsoft-com:vml" xmlns:wp14="http://schemas.microsoft.com/office/word/2010/wordprocessingDrawing" xmlns:wp="http://schemas.openxmlformats.org/drawingml/2006/wordprocessingDrawing" xmlns:w10="urn:schemas-microsoft-com:office:word" xmlns:w="http://schemas.openxmlformats.org/wordprocessingml/2006/main" xmlns:w14="http://schemas.microsoft.com/office/word/2010/wordml" xmlns:w15="http://schemas.microsoft.com/office/word/2012/wordml" xmlns:w16cex="http://schemas.microsoft.com/office/word/2018/wordml/cex" xmlns:w16cid="http://schemas.microsoft.com/office/word/2016/wordml/cid" xmlns:w16="http://schemas.microsoft.com/office/word/2018/wordml" xmlns:w16du="http://schemas.microsoft.com/office/word/2023/wordml/word16du" xmlns:w16sdtdh="http://schemas.microsoft.com/office/word/2020/wordml/sdtdatahash" xmlns:w16sdtfl="http://schemas.microsoft.com/office/word/2024/wordml/sdtformatlock" xmlns:w16se="http://schemas.microsoft.com/office/word/2015/wordml/symex" xmlns:wpg="http://schemas.microsoft.com/office/word/2010/wordprocessingGroup" xmlns:wpi="http://schemas.microsoft.com/office/word/2010/wordprocessingInk" xmlns:wne="http://schemas.microsoft.com/office/word/2006/wordml" xmlns:wps="http://schemas.microsoft.com/office/word/2010/wordprocessingShape" mc:Ignorable="w14 w15 w16se w16cid w16 w16cex w16sdtdh w16sdtfl w16du wp14">
   <w:p>
     <w:pPr>
-      <w:pStyle w:val="Header"/>
-      <w:pBdr>
-        <w:bottom w:val="single" w:sz="12" w:space="1" w:color="0E2841"/>
-      </w:pBdr>
-      <w:rPr>
-        <w:rFonts w:ascii="Tahoma" w:eastAsia="Calibri" w:hAnsi="Tahoma" w:cs="Tahoma"/>
-        <w:sz w:val="18"/>
-        <w:szCs w:val="18"/>
-        <w:lang w:eastAsia="en-US"/>
-      </w:rPr>
-    </w:pPr>
-    <w:r>
-      <w:rPr>
-        <w:noProof/>
-      </w:rPr>
-      <w:pict w14:anchorId="2895A54B">
-        <v:shapetype id="_x0000_t202" coordsize="21600,21600" o:spt="202" path="m,l,21600r21600,l21600,xe">
-          <v:stroke joinstyle="miter"/>
-          <v:path gradientshapeok="t" o:connecttype="rect"/>
-        </v:shapetype>
-        <v:shape id="Text Box 1" o:spid="_x0000_s1034" type="#_x0000_t202" style="position:absolute;margin-left:1.3pt;margin-top:13.6pt;width:518.75pt;height:52.8pt;z-index:3;visibility:visible;mso-width-relative:margin;mso-height-relative:margin" o:gfxdata="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" filled="f" stroked="f" strokeweight=".5pt">
-          <v:textbox style="mso-next-textbox:#Text Box 1">
-            <w:txbxContent>
-              <w:p>
-                <w:pPr>
-                  <w:rPr>
-                    <w:rFonts w:cs="Arial"/>
-                    <w:sz w:val="16"/>
-                    <w:szCs w:val="16"/>
-                  </w:rPr>
-                </w:pPr>
-              </w:p>
-            </w:txbxContent>
-          </v:textbox>
-        </v:shape>
-      </w:pict>
-    </w:r>
-  </w:p>
-  <w:p>
-    <w:pPr>
       <w:pStyle w:val="Footer"/>
       <w:tabs>
         <w:tab w:val="clear" w:pos="4320"/>
@@ -2962,6 +6365,10 @@
         <w:noProof/>
       </w:rPr>
       <w:pict w14:anchorId="0FF2E83E">
+        <v:shapetype id="_x0000_t202" coordsize="21600,21600" o:spt="202" path="m,l,21600r21600,l21600,xe">
+          <v:stroke joinstyle="miter"/>
+          <v:path gradientshapeok="t" o:connecttype="rect"/>
+        </v:shapetype>
         <v:shape id="_x0000_s1029" type="#_x0000_t202" style="position:absolute;margin-left:56.35pt;margin-top:729.7pt;width:154.5pt;height:17.3pt;z-index:2;visibility:visible;mso-height-relative:margin" o:gfxdata="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" stroked="f" strokeweight=".5pt">
           <v:textbox style="mso-next-textbox:#_x0000_s1029">
             <w:txbxContent>
@@ -3050,7 +6457,7 @@
           <v:stroke joinstyle="miter"/>
           <v:path gradientshapeok="t" o:connecttype="rect"/>
         </v:shapetype>
-        <v:shape id="Text Box 3" o:spid="_x0000_s1036" type="#_x0000_t202" style="position:absolute;margin-left:126.85pt;margin-top:-22.45pt;width:338.2pt;height:48.45pt;z-index:4;visibility:visible;mso-position-horizontal-relative:page;mso-width-relative:margin;mso-height-relative:margin" o:gfxdata="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" fillcolor="window" stroked="f" strokeweight=".5pt">
+        <v:shape id="Text Box 3" o:spid="_x0000_s1036" type="#_x0000_t202" style="position:absolute;margin-left:126.85pt;margin-top:-22.45pt;width:338.2pt;height:48.45pt;z-index:3;visibility:visible;mso-position-horizontal-relative:page;mso-width-relative:margin;mso-height-relative:margin" o:gfxdata="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" fillcolor="window" stroked="f" strokeweight=".5pt">
           <v:textbox style="mso-next-textbox:#Text Box 3">
             <w:txbxContent>
               <w:p>
@@ -3107,7 +6514,7 @@
           <v:path o:extrusionok="f" gradientshapeok="t" o:connecttype="rect"/>
           <o:lock v:ext="edit" aspectratio="t"/>
         </v:shapetype>
-        <v:shape id="Imagen 9" o:spid="_x0000_s1035" type="#_x0000_t75" alt="Logo, company name&#10;&#10;Description automatically generated" style="position:absolute;margin-left:401.55pt;margin-top:-13.75pt;width:91.1pt;height:43.5pt;z-index:5;visibility:visible;mso-width-relative:margin;mso-height-relative:margin">
+        <v:shape id="Imagen 9" o:spid="_x0000_s1035" type="#_x0000_t75" alt="Logo, company name&#10;&#10;Description automatically generated" style="position:absolute;margin-left:401.55pt;margin-top:-13.75pt;width:91.1pt;height:43.5pt;z-index:4;visibility:visible;mso-width-relative:margin;mso-height-relative:margin">
           <v:imagedata r:id="rId1" o:title="image001"/>
         </v:shape>
       </w:pict>
@@ -4732,6 +8139,119 @@
     </w:lvl>
   </w:abstractNum>
   <w:abstractNum w:abstractNumId="15" w15:restartNumberingAfterBreak="0">
+    <w:nsid w:val="20A1759F"/>
+    <w:multiLevelType w:val="hybridMultilevel"/>
+    <w:tmpl w:val="6436C122"/>
+    <w:lvl w:ilvl="0" w:tplc="04090001">
+      <w:start w:val="1"/>
+      <w:numFmt w:val="bullet"/>
+      <w:lvlText w:val=""/>
+      <w:lvlJc w:val="left"/>
+      <w:pPr>
+        <w:ind w:left="720" w:hanging="360"/>
+      </w:pPr>
+      <w:rPr>
+        <w:rFonts w:ascii="Symbol" w:hAnsi="Symbol" w:hint="default"/>
+      </w:rPr>
+    </w:lvl>
+    <w:lvl w:ilvl="1" w:tplc="04090003" w:tentative="1">
+      <w:start w:val="1"/>
+      <w:numFmt w:val="bullet"/>
+      <w:lvlText w:val="o"/>
+      <w:lvlJc w:val="left"/>
+      <w:pPr>
+        <w:ind w:left="1440" w:hanging="360"/>
+      </w:pPr>
+      <w:rPr>
+        <w:rFonts w:ascii="Courier New" w:hAnsi="Courier New" w:cs="Courier New" w:hint="default"/>
+      </w:rPr>
+    </w:lvl>
+    <w:lvl w:ilvl="2" w:tplc="04090005" w:tentative="1">
+      <w:start w:val="1"/>
+      <w:numFmt w:val="bullet"/>
+      <w:lvlText w:val=""/>
+      <w:lvlJc w:val="left"/>
+      <w:pPr>
+        <w:ind w:left="2160" w:hanging="360"/>
+      </w:pPr>
+      <w:rPr>
+        <w:rFonts w:ascii="Wingdings" w:hAnsi="Wingdings" w:hint="default"/>
+      </w:rPr>
+    </w:lvl>
+    <w:lvl w:ilvl="3" w:tplc="04090001" w:tentative="1">
+      <w:start w:val="1"/>
+      <w:numFmt w:val="bullet"/>
+      <w:lvlText w:val=""/>
+      <w:lvlJc w:val="left"/>
+      <w:pPr>
+        <w:ind w:left="2880" w:hanging="360"/>
+      </w:pPr>
+      <w:rPr>
+        <w:rFonts w:ascii="Symbol" w:hAnsi="Symbol" w:hint="default"/>
+      </w:rPr>
+    </w:lvl>
+    <w:lvl w:ilvl="4" w:tplc="04090003" w:tentative="1">
+      <w:start w:val="1"/>
+      <w:numFmt w:val="bullet"/>
+      <w:lvlText w:val="o"/>
+      <w:lvlJc w:val="left"/>
+      <w:pPr>
+        <w:ind w:left="3600" w:hanging="360"/>
+      </w:pPr>
+      <w:rPr>
+        <w:rFonts w:ascii="Courier New" w:hAnsi="Courier New" w:cs="Courier New" w:hint="default"/>
+      </w:rPr>
+    </w:lvl>
+    <w:lvl w:ilvl="5" w:tplc="04090005" w:tentative="1">
+      <w:start w:val="1"/>
+      <w:numFmt w:val="bullet"/>
+      <w:lvlText w:val=""/>
+      <w:lvlJc w:val="left"/>
+      <w:pPr>
+        <w:ind w:left="4320" w:hanging="360"/>
+      </w:pPr>
+      <w:rPr>
+        <w:rFonts w:ascii="Wingdings" w:hAnsi="Wingdings" w:hint="default"/>
+      </w:rPr>
+    </w:lvl>
+    <w:lvl w:ilvl="6" w:tplc="04090001" w:tentative="1">
+      <w:start w:val="1"/>
+      <w:numFmt w:val="bullet"/>
+      <w:lvlText w:val=""/>
+      <w:lvlJc w:val="left"/>
+      <w:pPr>
+        <w:ind w:left="5040" w:hanging="360"/>
+      </w:pPr>
+      <w:rPr>
+        <w:rFonts w:ascii="Symbol" w:hAnsi="Symbol" w:hint="default"/>
+      </w:rPr>
+    </w:lvl>
+    <w:lvl w:ilvl="7" w:tplc="04090003" w:tentative="1">
+      <w:start w:val="1"/>
+      <w:numFmt w:val="bullet"/>
+      <w:lvlText w:val="o"/>
+      <w:lvlJc w:val="left"/>
+      <w:pPr>
+        <w:ind w:left="5760" w:hanging="360"/>
+      </w:pPr>
+      <w:rPr>
+        <w:rFonts w:ascii="Courier New" w:hAnsi="Courier New" w:cs="Courier New" w:hint="default"/>
+      </w:rPr>
+    </w:lvl>
+    <w:lvl w:ilvl="8" w:tplc="04090005" w:tentative="1">
+      <w:start w:val="1"/>
+      <w:numFmt w:val="bullet"/>
+      <w:lvlText w:val=""/>
+      <w:lvlJc w:val="left"/>
+      <w:pPr>
+        <w:ind w:left="6480" w:hanging="360"/>
+      </w:pPr>
+      <w:rPr>
+        <w:rFonts w:ascii="Wingdings" w:hAnsi="Wingdings" w:hint="default"/>
+      </w:rPr>
+    </w:lvl>
+  </w:abstractNum>
+  <w:abstractNum w:abstractNumId="16" w15:restartNumberingAfterBreak="0">
     <w:nsid w:val="226375E0"/>
     <w:multiLevelType w:val="hybridMultilevel"/>
     <w:tmpl w:val="DF60FCB6"/>
@@ -4844,7 +8364,7 @@
       </w:rPr>
     </w:lvl>
   </w:abstractNum>
-  <w:abstractNum w:abstractNumId="16" w15:restartNumberingAfterBreak="0">
+  <w:abstractNum w:abstractNumId="17" w15:restartNumberingAfterBreak="0">
     <w:nsid w:val="244637EF"/>
     <w:multiLevelType w:val="hybridMultilevel"/>
     <w:tmpl w:val="F69ECD84"/>
@@ -4957,7 +8477,7 @@
       </w:rPr>
     </w:lvl>
   </w:abstractNum>
-  <w:abstractNum w:abstractNumId="17" w15:restartNumberingAfterBreak="0">
+  <w:abstractNum w:abstractNumId="18" w15:restartNumberingAfterBreak="0">
     <w:nsid w:val="25A4433C"/>
     <w:multiLevelType w:val="hybridMultilevel"/>
     <w:tmpl w:val="358810DC"/>
@@ -5070,7 +8590,7 @@
       </w:rPr>
     </w:lvl>
   </w:abstractNum>
-  <w:abstractNum w:abstractNumId="18" w15:restartNumberingAfterBreak="0">
+  <w:abstractNum w:abstractNumId="19" w15:restartNumberingAfterBreak="0">
     <w:nsid w:val="25C23E8D"/>
     <w:multiLevelType w:val="hybridMultilevel"/>
     <w:tmpl w:val="DC6A4BB2"/>
@@ -5183,7 +8703,7 @@
       </w:rPr>
     </w:lvl>
   </w:abstractNum>
-  <w:abstractNum w:abstractNumId="19" w15:restartNumberingAfterBreak="0">
+  <w:abstractNum w:abstractNumId="20" w15:restartNumberingAfterBreak="0">
     <w:nsid w:val="282D7E8B"/>
     <w:multiLevelType w:val="hybridMultilevel"/>
     <w:tmpl w:val="660EC0E0"/>
@@ -5323,7 +8843,7 @@
       </w:rPr>
     </w:lvl>
   </w:abstractNum>
-  <w:abstractNum w:abstractNumId="20" w15:restartNumberingAfterBreak="0">
+  <w:abstractNum w:abstractNumId="21" w15:restartNumberingAfterBreak="0">
     <w:nsid w:val="2A4F6624"/>
     <w:multiLevelType w:val="hybridMultilevel"/>
     <w:tmpl w:val="7F660EF0"/>
@@ -5436,7 +8956,7 @@
       </w:rPr>
     </w:lvl>
   </w:abstractNum>
-  <w:abstractNum w:abstractNumId="21" w15:restartNumberingAfterBreak="0">
+  <w:abstractNum w:abstractNumId="22" w15:restartNumberingAfterBreak="0">
     <w:nsid w:val="2A971943"/>
     <w:multiLevelType w:val="hybridMultilevel"/>
     <w:tmpl w:val="940034D0"/>
@@ -5549,7 +9069,7 @@
       </w:rPr>
     </w:lvl>
   </w:abstractNum>
-  <w:abstractNum w:abstractNumId="22" w15:restartNumberingAfterBreak="0">
+  <w:abstractNum w:abstractNumId="23" w15:restartNumberingAfterBreak="0">
     <w:nsid w:val="36D70E59"/>
     <w:multiLevelType w:val="hybridMultilevel"/>
     <w:tmpl w:val="39304FFA"/>
@@ -5662,7 +9182,7 @@
       </w:rPr>
     </w:lvl>
   </w:abstractNum>
-  <w:abstractNum w:abstractNumId="23" w15:restartNumberingAfterBreak="0">
+  <w:abstractNum w:abstractNumId="24" w15:restartNumberingAfterBreak="0">
     <w:nsid w:val="3BA15D9D"/>
     <w:multiLevelType w:val="hybridMultilevel"/>
     <w:tmpl w:val="F35495EC"/>
@@ -5775,7 +9295,7 @@
       </w:rPr>
     </w:lvl>
   </w:abstractNum>
-  <w:abstractNum w:abstractNumId="24" w15:restartNumberingAfterBreak="0">
+  <w:abstractNum w:abstractNumId="25" w15:restartNumberingAfterBreak="0">
     <w:nsid w:val="3D9F3251"/>
     <w:multiLevelType w:val="hybridMultilevel"/>
     <w:tmpl w:val="ABB24E80"/>
@@ -5887,7 +9407,7 @@
       </w:rPr>
     </w:lvl>
   </w:abstractNum>
-  <w:abstractNum w:abstractNumId="25" w15:restartNumberingAfterBreak="0">
+  <w:abstractNum w:abstractNumId="26" w15:restartNumberingAfterBreak="0">
     <w:nsid w:val="3F224A8F"/>
     <w:multiLevelType w:val="hybridMultilevel"/>
     <w:tmpl w:val="906272EA"/>
@@ -5999,7 +9519,7 @@
       </w:rPr>
     </w:lvl>
   </w:abstractNum>
-  <w:abstractNum w:abstractNumId="26" w15:restartNumberingAfterBreak="0">
+  <w:abstractNum w:abstractNumId="27" w15:restartNumberingAfterBreak="0">
     <w:nsid w:val="40194115"/>
     <w:multiLevelType w:val="hybridMultilevel"/>
     <w:tmpl w:val="038C6204"/>
@@ -6112,7 +9632,7 @@
       </w:rPr>
     </w:lvl>
   </w:abstractNum>
-  <w:abstractNum w:abstractNumId="27" w15:restartNumberingAfterBreak="0">
+  <w:abstractNum w:abstractNumId="28" w15:restartNumberingAfterBreak="0">
     <w:nsid w:val="40FE0E3A"/>
     <w:multiLevelType w:val="hybridMultilevel"/>
     <w:tmpl w:val="105CE344"/>
@@ -6252,7 +9772,120 @@
       </w:rPr>
     </w:lvl>
   </w:abstractNum>
-  <w:abstractNum w:abstractNumId="28" w15:restartNumberingAfterBreak="0">
+  <w:abstractNum w:abstractNumId="29" w15:restartNumberingAfterBreak="0">
+    <w:nsid w:val="42D06AB9"/>
+    <w:multiLevelType w:val="hybridMultilevel"/>
+    <w:tmpl w:val="C05646B8"/>
+    <w:lvl w:ilvl="0" w:tplc="61B0184E">
+      <w:numFmt w:val="bullet"/>
+      <w:lvlText w:val="•"/>
+      <w:lvlJc w:val="left"/>
+      <w:pPr>
+        <w:ind w:left="720" w:hanging="360"/>
+      </w:pPr>
+      <w:rPr>
+        <w:rFonts w:ascii="Arial" w:eastAsia="Times New Roman" w:hAnsi="Arial" w:cs="Arial" w:hint="default"/>
+        <w:sz w:val="18"/>
+      </w:rPr>
+    </w:lvl>
+    <w:lvl w:ilvl="1" w:tplc="04090003" w:tentative="1">
+      <w:start w:val="1"/>
+      <w:numFmt w:val="bullet"/>
+      <w:lvlText w:val="o"/>
+      <w:lvlJc w:val="left"/>
+      <w:pPr>
+        <w:ind w:left="1440" w:hanging="360"/>
+      </w:pPr>
+      <w:rPr>
+        <w:rFonts w:ascii="Courier New" w:hAnsi="Courier New" w:cs="Courier New" w:hint="default"/>
+      </w:rPr>
+    </w:lvl>
+    <w:lvl w:ilvl="2" w:tplc="04090005" w:tentative="1">
+      <w:start w:val="1"/>
+      <w:numFmt w:val="bullet"/>
+      <w:lvlText w:val=""/>
+      <w:lvlJc w:val="left"/>
+      <w:pPr>
+        <w:ind w:left="2160" w:hanging="360"/>
+      </w:pPr>
+      <w:rPr>
+        <w:rFonts w:ascii="Wingdings" w:hAnsi="Wingdings" w:hint="default"/>
+      </w:rPr>
+    </w:lvl>
+    <w:lvl w:ilvl="3" w:tplc="04090001" w:tentative="1">
+      <w:start w:val="1"/>
+      <w:numFmt w:val="bullet"/>
+      <w:lvlText w:val=""/>
+      <w:lvlJc w:val="left"/>
+      <w:pPr>
+        <w:ind w:left="2880" w:hanging="360"/>
+      </w:pPr>
+      <w:rPr>
+        <w:rFonts w:ascii="Symbol" w:hAnsi="Symbol" w:hint="default"/>
+      </w:rPr>
+    </w:lvl>
+    <w:lvl w:ilvl="4" w:tplc="04090003" w:tentative="1">
+      <w:start w:val="1"/>
+      <w:numFmt w:val="bullet"/>
+      <w:lvlText w:val="o"/>
+      <w:lvlJc w:val="left"/>
+      <w:pPr>
+        <w:ind w:left="3600" w:hanging="360"/>
+      </w:pPr>
+      <w:rPr>
+        <w:rFonts w:ascii="Courier New" w:hAnsi="Courier New" w:cs="Courier New" w:hint="default"/>
+      </w:rPr>
+    </w:lvl>
+    <w:lvl w:ilvl="5" w:tplc="04090005" w:tentative="1">
+      <w:start w:val="1"/>
+      <w:numFmt w:val="bullet"/>
+      <w:lvlText w:val=""/>
+      <w:lvlJc w:val="left"/>
+      <w:pPr>
+        <w:ind w:left="4320" w:hanging="360"/>
+      </w:pPr>
+      <w:rPr>
+        <w:rFonts w:ascii="Wingdings" w:hAnsi="Wingdings" w:hint="default"/>
+      </w:rPr>
+    </w:lvl>
+    <w:lvl w:ilvl="6" w:tplc="04090001" w:tentative="1">
+      <w:start w:val="1"/>
+      <w:numFmt w:val="bullet"/>
+      <w:lvlText w:val=""/>
+      <w:lvlJc w:val="left"/>
+      <w:pPr>
+        <w:ind w:left="5040" w:hanging="360"/>
+      </w:pPr>
+      <w:rPr>
+        <w:rFonts w:ascii="Symbol" w:hAnsi="Symbol" w:hint="default"/>
+      </w:rPr>
+    </w:lvl>
+    <w:lvl w:ilvl="7" w:tplc="04090003" w:tentative="1">
+      <w:start w:val="1"/>
+      <w:numFmt w:val="bullet"/>
+      <w:lvlText w:val="o"/>
+      <w:lvlJc w:val="left"/>
+      <w:pPr>
+        <w:ind w:left="5760" w:hanging="360"/>
+      </w:pPr>
+      <w:rPr>
+        <w:rFonts w:ascii="Courier New" w:hAnsi="Courier New" w:cs="Courier New" w:hint="default"/>
+      </w:rPr>
+    </w:lvl>
+    <w:lvl w:ilvl="8" w:tplc="04090005" w:tentative="1">
+      <w:start w:val="1"/>
+      <w:numFmt w:val="bullet"/>
+      <w:lvlText w:val=""/>
+      <w:lvlJc w:val="left"/>
+      <w:pPr>
+        <w:ind w:left="6480" w:hanging="360"/>
+      </w:pPr>
+      <w:rPr>
+        <w:rFonts w:ascii="Wingdings" w:hAnsi="Wingdings" w:hint="default"/>
+      </w:rPr>
+    </w:lvl>
+  </w:abstractNum>
+  <w:abstractNum w:abstractNumId="30" w15:restartNumberingAfterBreak="0">
     <w:nsid w:val="474570A9"/>
     <w:multiLevelType w:val="hybridMultilevel"/>
     <w:tmpl w:val="C13E10E0"/>
@@ -6392,7 +10025,7 @@
       </w:rPr>
     </w:lvl>
   </w:abstractNum>
-  <w:abstractNum w:abstractNumId="29" w15:restartNumberingAfterBreak="0">
+  <w:abstractNum w:abstractNumId="31" w15:restartNumberingAfterBreak="0">
     <w:nsid w:val="551F5A88"/>
     <w:multiLevelType w:val="hybridMultilevel"/>
     <w:tmpl w:val="99C8193C"/>
@@ -6505,7 +10138,7 @@
       </w:rPr>
     </w:lvl>
   </w:abstractNum>
-  <w:abstractNum w:abstractNumId="30" w15:restartNumberingAfterBreak="0">
+  <w:abstractNum w:abstractNumId="32" w15:restartNumberingAfterBreak="0">
     <w:nsid w:val="575E754A"/>
     <w:multiLevelType w:val="hybridMultilevel"/>
     <w:tmpl w:val="DF125664"/>
@@ -6618,7 +10251,7 @@
       </w:rPr>
     </w:lvl>
   </w:abstractNum>
-  <w:abstractNum w:abstractNumId="31" w15:restartNumberingAfterBreak="0">
+  <w:abstractNum w:abstractNumId="33" w15:restartNumberingAfterBreak="0">
     <w:nsid w:val="604041B9"/>
     <w:multiLevelType w:val="singleLevel"/>
     <w:tmpl w:val="0C0A000B"/>
@@ -6638,7 +10271,7 @@
       </w:rPr>
     </w:lvl>
   </w:abstractNum>
-  <w:abstractNum w:abstractNumId="32" w15:restartNumberingAfterBreak="0">
+  <w:abstractNum w:abstractNumId="34" w15:restartNumberingAfterBreak="0">
     <w:nsid w:val="63FA2877"/>
     <w:multiLevelType w:val="hybridMultilevel"/>
     <w:tmpl w:val="40C661F4"/>
@@ -6751,7 +10384,7 @@
       </w:rPr>
     </w:lvl>
   </w:abstractNum>
-  <w:abstractNum w:abstractNumId="33" w15:restartNumberingAfterBreak="0">
+  <w:abstractNum w:abstractNumId="35" w15:restartNumberingAfterBreak="0">
     <w:nsid w:val="6B78304F"/>
     <w:multiLevelType w:val="hybridMultilevel"/>
     <w:tmpl w:val="083054EE"/>
@@ -6891,7 +10524,7 @@
       </w:rPr>
     </w:lvl>
   </w:abstractNum>
-  <w:abstractNum w:abstractNumId="34" w15:restartNumberingAfterBreak="0">
+  <w:abstractNum w:abstractNumId="36" w15:restartNumberingAfterBreak="0">
     <w:nsid w:val="715D5561"/>
     <w:multiLevelType w:val="hybridMultilevel"/>
     <w:tmpl w:val="427885C8"/>
@@ -7004,7 +10637,7 @@
       </w:rPr>
     </w:lvl>
   </w:abstractNum>
-  <w:abstractNum w:abstractNumId="35" w15:restartNumberingAfterBreak="0">
+  <w:abstractNum w:abstractNumId="37" w15:restartNumberingAfterBreak="0">
     <w:nsid w:val="71AF0D24"/>
     <w:multiLevelType w:val="hybridMultilevel"/>
     <w:tmpl w:val="C29201CE"/>
@@ -7146,7 +10779,7 @@
       </w:rPr>
     </w:lvl>
   </w:abstractNum>
-  <w:abstractNum w:abstractNumId="36" w15:restartNumberingAfterBreak="0">
+  <w:abstractNum w:abstractNumId="38" w15:restartNumberingAfterBreak="0">
     <w:nsid w:val="75FC0414"/>
     <w:multiLevelType w:val="multilevel"/>
     <w:tmpl w:val="505E9FAE"/>
@@ -7299,34 +10932,34 @@
     <w:abstractNumId w:val="12"/>
   </w:num>
   <w:num w:numId="2" w16cid:durableId="2074615347">
-    <w:abstractNumId w:val="31"/>
+    <w:abstractNumId w:val="33"/>
   </w:num>
   <w:num w:numId="3" w16cid:durableId="1009216674">
     <w:abstractNumId w:val="9"/>
   </w:num>
   <w:num w:numId="4" w16cid:durableId="873735337">
-    <w:abstractNumId w:val="28"/>
+    <w:abstractNumId w:val="30"/>
   </w:num>
   <w:num w:numId="5" w16cid:durableId="1661276372">
-    <w:abstractNumId w:val="33"/>
+    <w:abstractNumId w:val="35"/>
   </w:num>
   <w:num w:numId="6" w16cid:durableId="1104030831">
     <w:abstractNumId w:val="4"/>
   </w:num>
   <w:num w:numId="7" w16cid:durableId="52699356">
-    <w:abstractNumId w:val="27"/>
+    <w:abstractNumId w:val="28"/>
   </w:num>
   <w:num w:numId="8" w16cid:durableId="1799831082">
     <w:abstractNumId w:val="10"/>
   </w:num>
   <w:num w:numId="9" w16cid:durableId="1915236443">
-    <w:abstractNumId w:val="35"/>
+    <w:abstractNumId w:val="37"/>
   </w:num>
   <w:num w:numId="10" w16cid:durableId="1109549194">
-    <w:abstractNumId w:val="32"/>
+    <w:abstractNumId w:val="34"/>
   </w:num>
   <w:num w:numId="11" w16cid:durableId="2078237435">
-    <w:abstractNumId w:val="22"/>
+    <w:abstractNumId w:val="23"/>
   </w:num>
   <w:num w:numId="12" w16cid:durableId="455027999">
     <w:abstractNumId w:val="1"/>
@@ -7349,19 +10982,19 @@
     </w:lvlOverride>
   </w:num>
   <w:num w:numId="13" w16cid:durableId="360664100">
-    <w:abstractNumId w:val="19"/>
+    <w:abstractNumId w:val="20"/>
   </w:num>
   <w:num w:numId="14" w16cid:durableId="1013074991">
-    <w:abstractNumId w:val="29"/>
+    <w:abstractNumId w:val="31"/>
   </w:num>
   <w:num w:numId="15" w16cid:durableId="1296989178">
     <w:abstractNumId w:val="7"/>
   </w:num>
   <w:num w:numId="16" w16cid:durableId="1587033351">
-    <w:abstractNumId w:val="15"/>
+    <w:abstractNumId w:val="16"/>
   </w:num>
   <w:num w:numId="17" w16cid:durableId="2135174858">
-    <w:abstractNumId w:val="24"/>
+    <w:abstractNumId w:val="25"/>
   </w:num>
   <w:num w:numId="18" w16cid:durableId="1165173360">
     <w:abstractNumId w:val="6"/>
@@ -7370,34 +11003,34 @@
     <w:abstractNumId w:val="5"/>
   </w:num>
   <w:num w:numId="20" w16cid:durableId="958990894">
+    <w:abstractNumId w:val="22"/>
+  </w:num>
+  <w:num w:numId="21" w16cid:durableId="1634365658">
+    <w:abstractNumId w:val="19"/>
+  </w:num>
+  <w:num w:numId="22" w16cid:durableId="1035152998">
     <w:abstractNumId w:val="21"/>
   </w:num>
-  <w:num w:numId="21" w16cid:durableId="1634365658">
-    <w:abstractNumId w:val="18"/>
-  </w:num>
-  <w:num w:numId="22" w16cid:durableId="1035152998">
-    <w:abstractNumId w:val="20"/>
-  </w:num>
   <w:num w:numId="23" w16cid:durableId="1516729381">
-    <w:abstractNumId w:val="23"/>
+    <w:abstractNumId w:val="24"/>
   </w:num>
   <w:num w:numId="24" w16cid:durableId="1482580238">
-    <w:abstractNumId w:val="30"/>
+    <w:abstractNumId w:val="32"/>
   </w:num>
   <w:num w:numId="25" w16cid:durableId="140119686">
-    <w:abstractNumId w:val="16"/>
+    <w:abstractNumId w:val="17"/>
   </w:num>
   <w:num w:numId="26" w16cid:durableId="459618825">
     <w:abstractNumId w:val="3"/>
   </w:num>
   <w:num w:numId="27" w16cid:durableId="703293256">
-    <w:abstractNumId w:val="34"/>
+    <w:abstractNumId w:val="36"/>
   </w:num>
   <w:num w:numId="28" w16cid:durableId="76943864">
     <w:abstractNumId w:val="11"/>
   </w:num>
   <w:num w:numId="29" w16cid:durableId="1706831596">
-    <w:abstractNumId w:val="25"/>
+    <w:abstractNumId w:val="26"/>
   </w:num>
   <w:num w:numId="30" w16cid:durableId="1931311140">
     <w:abstractNumId w:val="8"/>
@@ -7409,7 +11042,7 @@
     <w:abstractNumId w:val="0"/>
   </w:num>
   <w:num w:numId="33" w16cid:durableId="1773746710">
-    <w:abstractNumId w:val="36"/>
+    <w:abstractNumId w:val="38"/>
   </w:num>
   <w:num w:numId="34" w16cid:durableId="1792433976">
     <w:abstractNumId w:val="2"/>
@@ -7418,10 +11051,16 @@
     <w:abstractNumId w:val="14"/>
   </w:num>
   <w:num w:numId="36" w16cid:durableId="2060811986">
-    <w:abstractNumId w:val="26"/>
+    <w:abstractNumId w:val="27"/>
   </w:num>
   <w:num w:numId="37" w16cid:durableId="1924757786">
-    <w:abstractNumId w:val="17"/>
+    <w:abstractNumId w:val="18"/>
+  </w:num>
+  <w:num w:numId="38" w16cid:durableId="1310137509">
+    <w:abstractNumId w:val="15"/>
+  </w:num>
+  <w:num w:numId="39" w16cid:durableId="1685744201">
+    <w:abstractNumId w:val="29"/>
   </w:num>
 </w:numbering>
 </file>
@@ -7448,6 +11087,8 @@
     <w:lsdException w:name="heading 7" w:semiHidden="1" w:unhideWhenUsed="1" w:qFormat="1"/>
     <w:lsdException w:name="heading 8" w:semiHidden="1" w:unhideWhenUsed="1" w:qFormat="1"/>
     <w:lsdException w:name="heading 9" w:semiHidden="1" w:unhideWhenUsed="1" w:qFormat="1"/>
+    <w:lsdException w:name="header" w:uiPriority="99"/>
+    <w:lsdException w:name="footer" w:uiPriority="99" w:qFormat="1"/>
     <w:lsdException w:name="caption" w:semiHidden="1" w:unhideWhenUsed="1" w:qFormat="1"/>
     <w:lsdException w:name="List Bullet" w:uiPriority="99"/>
     <w:lsdException w:name="Title" w:qFormat="1"/>
@@ -7823,9 +11464,10 @@
   </w:style>
   <w:style w:type="paragraph" w:styleId="Header">
     <w:name w:val="header"/>
-    <w:aliases w:val=" Car,APNSHEADER2,L1 Header,encabezado,En-tête 1.1,En-tÍte 1.1,En-tÕte 1.1,En-t’te 1.1,En-títe 1.1,*Header,h,Header1,Encabezado Car Car,logomai,even,Header/Footer,header odd,Hyphen,Chapter Name,base,body,En-tête SQ,ITT i,he,bases I,h Car Car1"/>
+    <w:aliases w:val=" Car,APNSHEADER2,L1 Header,encabezado,En-tête 1.1,En-tÍte 1.1,En-tÕte 1.1,En-t’te 1.1,En-títe 1.1,*Header,h,Header1,Encabezado Car Car,logomai,even,Header/Footer,header odd,Hyphen,Chapter Name,base,body,En-tête SQ,ITT i,he,bases I,h Car Car1,h Ca"/>
     <w:basedOn w:val="Normal"/>
     <w:link w:val="HeaderChar"/>
+    <w:uiPriority w:val="99"/>
     <w:pPr>
       <w:tabs>
         <w:tab w:val="center" w:pos="4419"/>
@@ -7835,7 +11477,11 @@
   </w:style>
   <w:style w:type="paragraph" w:styleId="Footer">
     <w:name w:val="footer"/>
+    <w:aliases w:val="Footer Text Stk"/>
     <w:basedOn w:val="Normal"/>
+    <w:link w:val="FooterChar"/>
+    <w:uiPriority w:val="99"/>
+    <w:qFormat/>
     <w:pPr>
       <w:tabs>
         <w:tab w:val="center" w:pos="4320"/>
@@ -7937,6 +11583,7 @@
     <w:name w:val="Header Char"/>
     <w:aliases w:val=" Car Char,APNSHEADER2 Char,L1 Header Char,encabezado Char,En-tête 1.1 Char,En-tÍte 1.1 Char,En-tÕte 1.1 Char,En-t’te 1.1 Char,En-títe 1.1 Char,*Header Char,h Char,Header1 Char,Encabezado Car Car Char,logomai Char,even Char,Header/Footer Char"/>
     <w:link w:val="Header"/>
+    <w:qFormat/>
     <w:rsid w:val="007F334B"/>
     <w:rPr>
       <w:sz w:val="24"/>
@@ -8037,6 +11684,14 @@
       <w:rFonts w:ascii="Arial" w:hAnsi="Arial"/>
       <w:szCs w:val="24"/>
     </w:rPr>
+  </w:style>
+  <w:style w:type="character" w:customStyle="1" w:styleId="FooterChar">
+    <w:name w:val="Footer Char"/>
+    <w:aliases w:val="Footer Text Stk Char"/>
+    <w:basedOn w:val="DefaultParagraphFont"/>
+    <w:link w:val="Footer"/>
+    <w:uiPriority w:val="99"/>
+    <w:rsid w:val="00C952BC"/>
   </w:style>
 </w:styles>
 </file>
@@ -8312,6 +11967,21 @@
 </file>
 
 <file path=customXml/item2.xml><?xml version="1.0" encoding="utf-8"?>
+<b:Sources xmlns:b="http://schemas.openxmlformats.org/officeDocument/2006/bibliography" xmlns="http://schemas.openxmlformats.org/officeDocument/2006/bibliography" SelectedStyle="\APASixthEditionOfficeOnline.xsl" StyleName="APA" Version="6"/>
+</file>
+
+<file path=customXml/item3.xml><?xml version="1.0" encoding="utf-8"?>
+<p:properties xmlns:p="http://schemas.microsoft.com/office/2006/metadata/properties" xmlns:xsi="http://www.w3.org/2001/XMLSchema-instance" xmlns:pc="http://schemas.microsoft.com/office/infopath/2007/PartnerControls">
+  <documentManagement>
+    <lcf76f155ced4ddcb4097134ff3c332f xmlns="458c8650-8b2e-4de5-be2b-3b5e20f9203e">
+      <Terms xmlns="http://schemas.microsoft.com/office/infopath/2007/PartnerControls"/>
+    </lcf76f155ced4ddcb4097134ff3c332f>
+    <TaxCatchAll xmlns="0ec1683b-1f09-407c-8792-a5a8bc579d9d"/>
+  </documentManagement>
+</p:properties>
+</file>
+
+<file path=customXml/item4.xml><?xml version="1.0" encoding="utf-8"?>
 <ct:contentTypeSchema xmlns:ct="http://schemas.microsoft.com/office/2006/metadata/contentType" xmlns:ma="http://schemas.microsoft.com/office/2006/metadata/properties/metaAttributes" ct:_="" ma:_="" ma:contentTypeName="Document" ma:contentTypeID="0x010100AA01E1029091DE488084A5A2D9C24E74" ma:contentTypeVersion="10" ma:contentTypeDescription="Create a new document." ma:contentTypeScope="" ma:versionID="fa224b1e2ea5aaa53b64c3b4b1d435b1">
   <xsd:schema xmlns:xsd="http://www.w3.org/2001/XMLSchema" xmlns:xs="http://www.w3.org/2001/XMLSchema" xmlns:p="http://schemas.microsoft.com/office/2006/metadata/properties" xmlns:ns2="458c8650-8b2e-4de5-be2b-3b5e20f9203e" xmlns:ns3="0ec1683b-1f09-407c-8792-a5a8bc579d9d" targetNamespace="http://schemas.microsoft.com/office/2006/metadata/properties" ma:root="true" ma:fieldsID="3f0568638764530331fbee8047bb9098" ns2:_="" ns3:_="">
     <xsd:import namespace="458c8650-8b2e-4de5-be2b-3b5e20f9203e"/>
@@ -8500,21 +12170,6 @@
 </ct:contentTypeSchema>
 </file>
 
-<file path=customXml/item3.xml><?xml version="1.0" encoding="utf-8"?>
-<p:properties xmlns:p="http://schemas.microsoft.com/office/2006/metadata/properties" xmlns:xsi="http://www.w3.org/2001/XMLSchema-instance" xmlns:pc="http://schemas.microsoft.com/office/infopath/2007/PartnerControls">
-  <documentManagement>
-    <lcf76f155ced4ddcb4097134ff3c332f xmlns="458c8650-8b2e-4de5-be2b-3b5e20f9203e">
-      <Terms xmlns="http://schemas.microsoft.com/office/infopath/2007/PartnerControls"/>
-    </lcf76f155ced4ddcb4097134ff3c332f>
-    <TaxCatchAll xmlns="0ec1683b-1f09-407c-8792-a5a8bc579d9d"/>
-  </documentManagement>
-</p:properties>
-</file>
-
-<file path=customXml/item4.xml><?xml version="1.0" encoding="utf-8"?>
-<b:Sources xmlns:b="http://schemas.openxmlformats.org/officeDocument/2006/bibliography" xmlns="http://schemas.openxmlformats.org/officeDocument/2006/bibliography" SelectedStyle="\APASixthEditionOfficeOnline.xsl" StyleName="APA" Version="6"/>
-</file>
-
 <file path=customXml/itemProps1.xml><?xml version="1.0" encoding="utf-8"?>
 <ds:datastoreItem xmlns:ds="http://schemas.openxmlformats.org/officeDocument/2006/customXml" ds:itemID="{51241304-2C43-44E6-B26F-77C42016271C}">
   <ds:schemaRefs>
@@ -8524,6 +12179,25 @@
 </file>
 
 <file path=customXml/itemProps2.xml><?xml version="1.0" encoding="utf-8"?>
+<ds:datastoreItem xmlns:ds="http://schemas.openxmlformats.org/officeDocument/2006/customXml" ds:itemID="{4BB9A27A-6211-48E6-B3D1-1ED5E2EAD372}">
+  <ds:schemaRefs>
+    <ds:schemaRef ds:uri="http://schemas.openxmlformats.org/officeDocument/2006/bibliography"/>
+  </ds:schemaRefs>
+</ds:datastoreItem>
+</file>
+
+<file path=customXml/itemProps3.xml><?xml version="1.0" encoding="utf-8"?>
+<ds:datastoreItem xmlns:ds="http://schemas.openxmlformats.org/officeDocument/2006/customXml" ds:itemID="{D3A3C24A-BB39-4937-B831-24AA124EAA87}">
+  <ds:schemaRefs>
+    <ds:schemaRef ds:uri="http://schemas.microsoft.com/office/2006/metadata/properties"/>
+    <ds:schemaRef ds:uri="http://schemas.microsoft.com/office/infopath/2007/PartnerControls"/>
+    <ds:schemaRef ds:uri="458c8650-8b2e-4de5-be2b-3b5e20f9203e"/>
+    <ds:schemaRef ds:uri="0ec1683b-1f09-407c-8792-a5a8bc579d9d"/>
+  </ds:schemaRefs>
+</ds:datastoreItem>
+</file>
+
+<file path=customXml/itemProps4.xml><?xml version="1.0" encoding="utf-8"?>
 <ds:datastoreItem xmlns:ds="http://schemas.openxmlformats.org/officeDocument/2006/customXml" ds:itemID="{6EE546D2-1DFA-4BBD-AF1C-4C842A1F8073}">
   <ds:schemaRefs>
     <ds:schemaRef ds:uri="http://schemas.microsoft.com/office/2006/metadata/contentType"/>
@@ -8540,23 +12214,4 @@
     <ds:schemaRef ds:uri="http://schemas.microsoft.com/internal/obd"/>
   </ds:schemaRefs>
 </ds:datastoreItem>
-</file>
-
-<file path=customXml/itemProps3.xml><?xml version="1.0" encoding="utf-8"?>
-<ds:datastoreItem xmlns:ds="http://schemas.openxmlformats.org/officeDocument/2006/customXml" ds:itemID="{D3A3C24A-BB39-4937-B831-24AA124EAA87}">
-  <ds:schemaRefs>
-    <ds:schemaRef ds:uri="http://schemas.microsoft.com/office/2006/metadata/properties"/>
-    <ds:schemaRef ds:uri="http://schemas.microsoft.com/office/infopath/2007/PartnerControls"/>
-    <ds:schemaRef ds:uri="458c8650-8b2e-4de5-be2b-3b5e20f9203e"/>
-    <ds:schemaRef ds:uri="0ec1683b-1f09-407c-8792-a5a8bc579d9d"/>
-  </ds:schemaRefs>
-</ds:datastoreItem>
-</file>
-
-<file path=customXml/itemProps4.xml><?xml version="1.0" encoding="utf-8"?>
-<ds:datastoreItem xmlns:ds="http://schemas.openxmlformats.org/officeDocument/2006/customXml" ds:itemID="{4BB9A27A-6211-48E6-B3D1-1ED5E2EAD372}">
-  <ds:schemaRefs>
-    <ds:schemaRef ds:uri="http://schemas.openxmlformats.org/officeDocument/2006/bibliography"/>
-  </ds:schemaRefs>
-</ds:datastoreItem>
 </file>